--- a/Modulo-2/UF1274-Administracion-Auditoria-servicos-mensajeria-electronica/UT1-Administracion-Sistema-de-Correo/Actividad-4/Actividad-4.docx
+++ b/Modulo-2/UF1274-Administracion-Auditoria-servicos-mensajeria-electronica/UT1-Administracion-Sistema-de-Correo/Actividad-4/Actividad-4.docx
@@ -5,7 +5,10 @@
     <w:sdt>
       <w:sdtPr>
         <w:rPr>
+          <w:rFonts w:eastAsiaTheme="minorHAnsi"/>
           <w:color w:val="5B9BD5" w:themeColor="accent1"/>
+          <w:sz w:val="24"/>
+          <w:lang w:eastAsia="en-US"/>
         </w:rPr>
         <w:id w:val="1194276102"/>
         <w:docPartObj>
@@ -15,10 +18,7 @@
       </w:sdtPr>
       <w:sdtEndPr>
         <w:rPr>
-          <w:rFonts w:eastAsiaTheme="minorHAnsi"/>
           <w:color w:val="auto"/>
-          <w:sz w:val="24"/>
-          <w:lang w:eastAsia="en-US"/>
         </w:rPr>
       </w:sdtEndPr>
       <w:sdtContent>
@@ -181,6 +181,7 @@
             <w:dataBinding w:prefixMappings="xmlns:ns0='http://purl.org/dc/elements/1.1/' xmlns:ns1='http://schemas.openxmlformats.org/package/2006/metadata/core-properties' " w:xpath="/ns1:coreProperties[1]/ns0:subject[1]" w:storeItemID="{6C3C8BC8-F283-45AE-878A-BAB7291924A1}"/>
             <w:text/>
           </w:sdtPr>
+          <w:sdtEndPr/>
           <w:sdtContent>
             <w:p>
               <w:pPr>
@@ -304,6 +305,7 @@
                                     <w:calendar w:val="gregorian"/>
                                   </w:date>
                                 </w:sdtPr>
+                                <w:sdtEndPr/>
                                 <w:sdtContent>
                                   <w:p>
                                     <w:pPr>
@@ -365,6 +367,7 @@
                                     <w:dataBinding w:prefixMappings="xmlns:ns0='http://schemas.openxmlformats.org/officeDocument/2006/extended-properties' " w:xpath="/ns0:Properties[1]/ns0:Company[1]" w:storeItemID="{6668398D-A668-4E3E-A5EB-62B293D839F1}"/>
                                     <w:text/>
                                   </w:sdtPr>
+                                  <w:sdtEndPr/>
                                   <w:sdtContent>
                                     <w:r>
                                       <w:rPr>
@@ -457,6 +460,7 @@
                               <w:calendar w:val="gregorian"/>
                             </w:date>
                           </w:sdtPr>
+                          <w:sdtEndPr/>
                           <w:sdtContent>
                             <w:p>
                               <w:pPr>
@@ -518,6 +522,7 @@
                               <w:dataBinding w:prefixMappings="xmlns:ns0='http://schemas.openxmlformats.org/officeDocument/2006/extended-properties' " w:xpath="/ns0:Properties[1]/ns0:Company[1]" w:storeItemID="{6668398D-A668-4E3E-A5EB-62B293D839F1}"/>
                               <w:text/>
                             </w:sdtPr>
+                            <w:sdtEndPr/>
                             <w:sdtContent>
                               <w:r>
                                 <w:rPr>
@@ -645,6 +650,13 @@
     </w:p>
     <w:sdt>
       <w:sdtPr>
+        <w:rPr>
+          <w:rFonts w:asciiTheme="minorHAnsi" w:eastAsiaTheme="minorHAnsi" w:hAnsiTheme="minorHAnsi" w:cstheme="minorBidi"/>
+          <w:color w:val="auto"/>
+          <w:sz w:val="24"/>
+          <w:szCs w:val="22"/>
+          <w:lang w:eastAsia="en-US"/>
+        </w:rPr>
         <w:id w:val="295188225"/>
         <w:docPartObj>
           <w:docPartGallery w:val="Table of Contents"/>
@@ -653,13 +665,8 @@
       </w:sdtPr>
       <w:sdtEndPr>
         <w:rPr>
-          <w:rFonts w:asciiTheme="minorHAnsi" w:eastAsiaTheme="minorHAnsi" w:hAnsiTheme="minorHAnsi" w:cstheme="minorBidi"/>
           <w:b/>
           <w:bCs/>
-          <w:color w:val="auto"/>
-          <w:sz w:val="24"/>
-          <w:szCs w:val="22"/>
-          <w:lang w:eastAsia="en-US"/>
         </w:rPr>
       </w:sdtEndPr>
       <w:sdtContent>
@@ -979,7 +986,31 @@
                 <w:sz w:val="28"/>
                 <w:szCs w:val="26"/>
               </w:rPr>
-              <w:t>Pregunta 2:</w:t>
+              <w:t>Pregun</w:t>
+            </w:r>
+            <w:r>
+              <w:rPr>
+                <w:rStyle w:val="Hipervnculo"/>
+                <w:rFonts w:cstheme="minorHAnsi"/>
+                <w:b/>
+                <w:i/>
+                <w:noProof/>
+                <w:sz w:val="28"/>
+                <w:szCs w:val="26"/>
+              </w:rPr>
+              <w:t>t</w:t>
+            </w:r>
+            <w:r>
+              <w:rPr>
+                <w:rStyle w:val="Hipervnculo"/>
+                <w:rFonts w:cstheme="minorHAnsi"/>
+                <w:b/>
+                <w:i/>
+                <w:noProof/>
+                <w:sz w:val="28"/>
+                <w:szCs w:val="26"/>
+              </w:rPr>
+              <w:t>a 2:</w:t>
             </w:r>
             <w:r>
               <w:rPr>
@@ -1050,7 +1081,7 @@
                 <w:sz w:val="28"/>
                 <w:szCs w:val="26"/>
               </w:rPr>
-              <w:t>3</w:t>
+              <w:t>8</w:t>
             </w:r>
             <w:r>
               <w:rPr>
@@ -1094,7 +1125,31 @@
                 <w:sz w:val="28"/>
                 <w:szCs w:val="26"/>
               </w:rPr>
-              <w:t>Pregunta 3:</w:t>
+              <w:t>Pregu</w:t>
+            </w:r>
+            <w:r>
+              <w:rPr>
+                <w:rStyle w:val="Hipervnculo"/>
+                <w:rFonts w:cstheme="minorHAnsi"/>
+                <w:b/>
+                <w:i/>
+                <w:noProof/>
+                <w:sz w:val="28"/>
+                <w:szCs w:val="26"/>
+              </w:rPr>
+              <w:t>n</w:t>
+            </w:r>
+            <w:r>
+              <w:rPr>
+                <w:rStyle w:val="Hipervnculo"/>
+                <w:rFonts w:cstheme="minorHAnsi"/>
+                <w:b/>
+                <w:i/>
+                <w:noProof/>
+                <w:sz w:val="28"/>
+                <w:szCs w:val="26"/>
+              </w:rPr>
+              <w:t>ta 3:</w:t>
             </w:r>
             <w:r>
               <w:rPr>
@@ -1165,7 +1220,7 @@
                 <w:sz w:val="28"/>
                 <w:szCs w:val="26"/>
               </w:rPr>
-              <w:t>3</w:t>
+              <w:t>12</w:t>
             </w:r>
             <w:r>
               <w:rPr>
@@ -1280,7 +1335,7 @@
                 <w:sz w:val="26"/>
                 <w:szCs w:val="26"/>
               </w:rPr>
-              <w:t>3</w:t>
+              <w:t>14</w:t>
             </w:r>
             <w:r>
               <w:rPr>
@@ -1332,30 +1387,31 @@
           <w:szCs w:val="26"/>
         </w:rPr>
       </w:pPr>
-      <w:r>
+    </w:p>
+    <w:p>
+      <w:pPr>
         <w:rPr>
           <w:i/>
           <w:sz w:val="26"/>
           <w:szCs w:val="26"/>
         </w:rPr>
-        <w:lastRenderedPageBreak/>
-        <w:t xml:space="preserve">Somos la empresa AngTech dedicada a dar servicios informáticos donde se engloban desde el desarrollo de proyecto hasta mantenimiento e instalaciones de sistemas informáticos. Nos han llamado de una empresa en la que empezaron la instalación de un servicio de correo simple </w:t>
-      </w:r>
+      </w:pPr>
       <w:r>
         <w:rPr>
           <w:i/>
           <w:sz w:val="26"/>
           <w:szCs w:val="26"/>
         </w:rPr>
-        <w:t>gratuito,</w:t>
-      </w:r>
-      <w:r>
-        <w:rPr>
+        <w:t xml:space="preserve">Somos la empresa </w:t>
+      </w:r>
+      <w:r>
+        <w:rPr>
+          <w:b/>
           <w:i/>
           <w:sz w:val="26"/>
           <w:szCs w:val="26"/>
         </w:rPr>
-        <w:t xml:space="preserve"> pero después de un tiempo se han dado cuenta que no cubre todas sus necesidades y han decidido acudir a nosotros para que le instalemos un servido</w:t>
+        <w:t>AngTech</w:t>
       </w:r>
       <w:r>
         <w:rPr>
@@ -1363,7 +1419,24 @@
           <w:sz w:val="26"/>
           <w:szCs w:val="26"/>
         </w:rPr>
-        <w:t>r de Exchange dentro de su red.</w:t>
+        <w:t xml:space="preserve"> dedicada a dar servicios informáticos donde se engloban desde el desarrollo de proyecto hasta mantenimiento e instalaciones de sistemas informáticos. </w:t>
+      </w:r>
+    </w:p>
+    <w:p>
+      <w:pPr>
+        <w:rPr>
+          <w:i/>
+          <w:sz w:val="26"/>
+          <w:szCs w:val="26"/>
+        </w:rPr>
+      </w:pPr>
+      <w:r>
+        <w:rPr>
+          <w:i/>
+          <w:sz w:val="26"/>
+          <w:szCs w:val="26"/>
+        </w:rPr>
+        <w:t>Nos han llamado de una empresa en la que empezaron la instalación de un servicio de correo simple gratuito, pero después de un tiempo se han dado cuenta que no cubre todas sus necesidades y han decidido acudir a nosotros para que le instalemos un servidor de Exchange dentro de su red.</w:t>
       </w:r>
     </w:p>
     <w:p>
@@ -1381,29 +1454,20 @@
           <w:i/>
           <w:sz w:val="44"/>
         </w:rPr>
-        <w:t>P</w:t>
-      </w:r>
-      <w:r>
-        <w:rPr>
-          <w:i/>
-          <w:sz w:val="44"/>
-        </w:rPr>
-        <w:t>REGUNTAS</w:t>
-      </w:r>
-      <w:bookmarkStart w:id="1" w:name="_GoBack"/>
+        <w:t>PREGUNTAS</w:t>
+      </w:r>
       <w:bookmarkEnd w:id="0"/>
-      <w:bookmarkEnd w:id="1"/>
     </w:p>
     <w:p>
       <w:pPr>
         <w:pStyle w:val="Ttulo2"/>
         <w:jc w:val="left"/>
       </w:pPr>
-      <w:bookmarkStart w:id="2" w:name="_Toc199591275"/>
+      <w:bookmarkStart w:id="1" w:name="_Toc199591275"/>
       <w:r>
         <w:t>Pregunta 1:</w:t>
       </w:r>
-      <w:bookmarkEnd w:id="2"/>
+      <w:bookmarkEnd w:id="1"/>
     </w:p>
     <w:p>
       <w:pPr>
@@ -1421,33 +1485,2392 @@
           <w:sz w:val="26"/>
           <w:szCs w:val="26"/>
         </w:rPr>
-        <w:t>Como vamos a integrar el Exchange con nuestro AD (Active Directory), la gestión de las cuentas será responsabilidad de AD. ¿Cuáles son las especificaciones estándar para la creación de claves con este sistema? ¿Qué programas podemos agr</w:t>
-      </w:r>
-      <w:r>
+        <w:t>Como vamos a integrar el Exchange con nuestro AD (Active Directory), la gestión de las cuentas será responsabilidad de AD. ¿Cuáles son las especificaciones estándar para la creación de claves con este sistema? ¿Qué programas podemos agregar para proteger el servicio?</w:t>
+      </w:r>
+    </w:p>
+    <w:p>
+      <w:r>
+        <w:rPr>
+          <w:i/>
+        </w:rPr>
+        <w:t>Active Directory</w:t>
+      </w:r>
+      <w:r>
+        <w:t xml:space="preserve"> permite establecer políticas de contraseñas que dictan cómo deben ser las claves de los usuarios para mejorar la seguridad. Las especificaciones estándar que se suelen configurar mediante una </w:t>
+      </w:r>
+      <w:r>
+        <w:rPr>
+          <w:i/>
+        </w:rPr>
+        <w:t>Directiva de Grupo (GPO)</w:t>
+      </w:r>
+      <w:r>
+        <w:t xml:space="preserve"> en </w:t>
+      </w:r>
+      <w:r>
+        <w:rPr>
+          <w:i/>
+        </w:rPr>
+        <w:t>Active Directory</w:t>
+      </w:r>
+      <w:r>
+        <w:t xml:space="preserve"> son:</w:t>
+      </w:r>
+    </w:p>
+    <w:p>
+      <w:pPr>
+        <w:pStyle w:val="Prrafodelista"/>
+        <w:numPr>
+          <w:ilvl w:val="0"/>
+          <w:numId w:val="2"/>
+        </w:numPr>
+        <w:rPr>
+          <w:i/>
+        </w:rPr>
+      </w:pPr>
+      <w:r>
+        <w:rPr>
+          <w:i/>
+        </w:rPr>
+        <w:t>Complejidad de la Contraseña:</w:t>
+      </w:r>
+    </w:p>
+    <w:p>
+      <w:pPr>
+        <w:pStyle w:val="Prrafodelista"/>
+        <w:ind w:left="502"/>
+        <w:rPr>
+          <w:i/>
+        </w:rPr>
+      </w:pPr>
+    </w:p>
+    <w:p>
+      <w:pPr>
+        <w:pStyle w:val="Prrafodelista"/>
+        <w:numPr>
+          <w:ilvl w:val="0"/>
+          <w:numId w:val="3"/>
+        </w:numPr>
+      </w:pPr>
+      <w:r>
+        <w:t>Requerir mayúsculas, minúsculas, números y símbolos.</w:t>
+      </w:r>
+    </w:p>
+    <w:p>
+      <w:pPr>
+        <w:pStyle w:val="Prrafodelista"/>
+        <w:numPr>
+          <w:ilvl w:val="0"/>
+          <w:numId w:val="3"/>
+        </w:numPr>
+      </w:pPr>
+      <w:r>
+        <w:t>No permitir el nombre de cuenta de usuario o partes del nombre completo.</w:t>
+      </w:r>
+    </w:p>
+    <w:p>
+      <w:pPr>
+        <w:pStyle w:val="Prrafodelista"/>
+        <w:ind w:left="1069"/>
+      </w:pPr>
+    </w:p>
+    <w:p>
+      <w:pPr>
+        <w:pStyle w:val="Prrafodelista"/>
+        <w:numPr>
+          <w:ilvl w:val="0"/>
+          <w:numId w:val="2"/>
+        </w:numPr>
+      </w:pPr>
+      <w:r>
+        <w:rPr>
+          <w:i/>
+        </w:rPr>
+        <w:t>Longitud Mínima de la Contraseña:</w:t>
+      </w:r>
+      <w:r>
+        <w:t xml:space="preserve"> Un número mínimo de caracteres (ej., 8, 12, 14 caracteres es lo recomendable hoy en día).</w:t>
+      </w:r>
+    </w:p>
+    <w:p>
+      <w:pPr>
+        <w:pStyle w:val="Prrafodelista"/>
+        <w:ind w:left="502"/>
+      </w:pPr>
+    </w:p>
+    <w:p>
+      <w:pPr>
+        <w:pStyle w:val="Prrafodelista"/>
+        <w:numPr>
+          <w:ilvl w:val="0"/>
+          <w:numId w:val="2"/>
+        </w:numPr>
+      </w:pPr>
+      <w:r>
+        <w:rPr>
+          <w:i/>
+        </w:rPr>
+        <w:t xml:space="preserve">Antigüedad Mínima de la Contraseña: </w:t>
+      </w:r>
+      <w:r>
+        <w:t>Un período de tiempo antes de que una contraseña pueda ser cambiada de nuevo (ej., 1 día), para evitar que los usuarios roten entre unas pocas contraseñas.</w:t>
+      </w:r>
+    </w:p>
+    <w:p>
+      <w:pPr>
+        <w:pStyle w:val="Prrafodelista"/>
+        <w:ind w:left="502"/>
+      </w:pPr>
+    </w:p>
+    <w:p>
+      <w:pPr>
+        <w:pStyle w:val="Prrafodelista"/>
+        <w:numPr>
+          <w:ilvl w:val="0"/>
+          <w:numId w:val="2"/>
+        </w:numPr>
+      </w:pPr>
+      <w:r>
+        <w:rPr>
+          <w:i/>
+        </w:rPr>
+        <w:t xml:space="preserve">Vigencia Máxima de la Contraseña: </w:t>
+      </w:r>
+      <w:r>
+        <w:t>Un período de tiempo después del cual la contraseña debe ser cambiada (ej., 90 días).</w:t>
+      </w:r>
+    </w:p>
+    <w:p>
+      <w:pPr>
+        <w:pStyle w:val="Prrafodelista"/>
+        <w:ind w:left="502"/>
+      </w:pPr>
+    </w:p>
+    <w:p>
+      <w:pPr>
+        <w:pStyle w:val="Prrafodelista"/>
+        <w:numPr>
+          <w:ilvl w:val="0"/>
+          <w:numId w:val="2"/>
+        </w:numPr>
+      </w:pPr>
+      <w:r>
+        <w:rPr>
+          <w:i/>
+        </w:rPr>
+        <w:t xml:space="preserve">Historial de Contraseñas: </w:t>
+      </w:r>
+      <w:r>
+        <w:t>El número de contraseñas únicas que deben usarse antes de poder reutilizar una anterior (ej., las últimas 10 contraseñas no pueden repetirse).</w:t>
+      </w:r>
+    </w:p>
+    <w:p>
+      <w:pPr>
+        <w:pStyle w:val="Prrafodelista"/>
+      </w:pPr>
+    </w:p>
+    <w:p>
+      <w:pPr>
+        <w:spacing w:before="0" w:after="160" w:line="259" w:lineRule="auto"/>
+        <w:jc w:val="left"/>
+      </w:pPr>
+      <w:r>
+        <w:br w:type="page"/>
+      </w:r>
+    </w:p>
+    <w:p>
+      <w:r>
+        <w:lastRenderedPageBreak/>
+        <w:t xml:space="preserve">Para </w:t>
+      </w:r>
+      <w:r>
+        <w:t>configurar estas políticas en nuestro</w:t>
+      </w:r>
+      <w:r>
+        <w:t xml:space="preserve"> servidor (que actúa como Controlador de Dominio), los pasos serían:</w:t>
+      </w:r>
+    </w:p>
+    <w:p>
+      <w:pPr>
+        <w:pStyle w:val="Prrafodelista"/>
+        <w:numPr>
+          <w:ilvl w:val="0"/>
+          <w:numId w:val="5"/>
+        </w:numPr>
+      </w:pPr>
+      <w:r>
+        <w:t>Abrir</w:t>
+      </w:r>
+      <w:r>
+        <w:t xml:space="preserve"> el Administrador del Servidor.</w:t>
+      </w:r>
+    </w:p>
+    <w:p>
+      <w:pPr>
+        <w:pStyle w:val="Prrafodelista"/>
+        <w:numPr>
+          <w:ilvl w:val="0"/>
+          <w:numId w:val="5"/>
+        </w:numPr>
+      </w:pPr>
+      <w:r>
+        <w:t>Hacer</w:t>
+      </w:r>
+      <w:r>
+        <w:t xml:space="preserve"> clic en </w:t>
+      </w:r>
+      <w:r>
+        <w:rPr>
+          <w:i/>
+        </w:rPr>
+        <w:t>Herramientas</w:t>
+      </w:r>
+      <w:r>
+        <w:t xml:space="preserve"> en la esquina superior derecha y selecciona </w:t>
+      </w:r>
+      <w:r>
+        <w:rPr>
+          <w:i/>
+        </w:rPr>
+        <w:t>Administración de directivas de grupo</w:t>
+      </w:r>
+      <w:r>
+        <w:t>.</w:t>
+      </w:r>
+    </w:p>
+    <w:p>
+      <w:pPr>
+        <w:pStyle w:val="Prrafodelista"/>
+        <w:numPr>
+          <w:ilvl w:val="0"/>
+          <w:numId w:val="5"/>
+        </w:numPr>
+      </w:pPr>
+      <w:r>
+        <w:t>En el árbol de la izquierda, navega</w:t>
+      </w:r>
+      <w:r>
+        <w:t>r</w:t>
+      </w:r>
+      <w:r>
+        <w:t xml:space="preserve"> hasta:</w:t>
+      </w:r>
+    </w:p>
+    <w:p>
+      <w:pPr>
+        <w:pStyle w:val="Prrafodelista"/>
+        <w:numPr>
+          <w:ilvl w:val="0"/>
+          <w:numId w:val="6"/>
+        </w:numPr>
+      </w:pPr>
+      <w:r>
+        <w:rPr>
+          <w:i/>
+        </w:rPr>
+        <w:t>Bosque &gt; Dominios &gt; [TuDominio.local] &gt; Default Domain Policy.</w:t>
+      </w:r>
+    </w:p>
+    <w:p>
+      <w:pPr>
+        <w:pStyle w:val="Prrafodelista"/>
+        <w:ind w:left="2190"/>
+      </w:pPr>
+    </w:p>
+    <w:p>
+      <w:pPr>
+        <w:pStyle w:val="Prrafodelista"/>
+        <w:numPr>
+          <w:ilvl w:val="0"/>
+          <w:numId w:val="5"/>
+        </w:numPr>
+      </w:pPr>
+      <w:r>
+        <w:t>Hacer</w:t>
+      </w:r>
+      <w:r>
+        <w:t xml:space="preserve"> clic derecho en </w:t>
+      </w:r>
+      <w:r>
+        <w:rPr>
+          <w:i/>
+        </w:rPr>
+        <w:t>Default Domain Policy</w:t>
+      </w:r>
+      <w:r>
+        <w:t xml:space="preserve"> y selecciona </w:t>
+      </w:r>
+      <w:r>
+        <w:rPr>
+          <w:i/>
+        </w:rPr>
+        <w:t>Editar</w:t>
+      </w:r>
+      <w:r>
+        <w:rPr>
+          <w:i/>
+        </w:rPr>
+        <w:t>.</w:t>
+      </w:r>
+    </w:p>
+    <w:p>
+      <w:pPr>
+        <w:pStyle w:val="Prrafodelista"/>
+        <w:numPr>
+          <w:ilvl w:val="0"/>
+          <w:numId w:val="5"/>
+        </w:numPr>
+      </w:pPr>
+      <w:r>
+        <w:t>En el Editor de Administración de directivas de grupo, navega a:</w:t>
+      </w:r>
+    </w:p>
+    <w:p>
+      <w:pPr>
+        <w:pStyle w:val="Prrafodelista"/>
+      </w:pPr>
+    </w:p>
+    <w:p>
+      <w:pPr>
+        <w:pStyle w:val="Prrafodelista"/>
+        <w:numPr>
+          <w:ilvl w:val="0"/>
+          <w:numId w:val="6"/>
+        </w:numPr>
+        <w:rPr>
+          <w:i/>
+        </w:rPr>
+      </w:pPr>
+      <w:r>
+        <w:rPr>
+          <w:i/>
+        </w:rPr>
+        <w:t xml:space="preserve">Configuración del equipo &gt; Directivas &gt; Configuración de Windows &gt; </w:t>
+      </w:r>
+      <w:r>
+        <w:rPr>
+          <w:i/>
+        </w:rPr>
+        <w:tab/>
+        <w:t xml:space="preserve">Configuración de seguridad &gt; Directivas de cuenta &gt; Directiva de </w:t>
+      </w:r>
+      <w:r>
+        <w:rPr>
+          <w:i/>
+        </w:rPr>
+        <w:tab/>
+        <w:t>contraseña.</w:t>
+      </w:r>
+    </w:p>
+    <w:p>
+      <w:pPr>
+        <w:jc w:val="center"/>
+      </w:pPr>
+      <w:r>
+        <w:rPr>
+          <w:noProof/>
+          <w:lang w:eastAsia="es-ES"/>
+        </w:rPr>
+        <w:drawing>
+          <wp:inline distT="0" distB="0" distL="0" distR="0" wp14:anchorId="64F2D14A" wp14:editId="0BCD49B6">
+            <wp:extent cx="4800600" cy="2334816"/>
+            <wp:effectExtent l="0" t="0" r="0" b="8890"/>
+            <wp:docPr id="1" name="Imagen 1"/>
+            <wp:cNvGraphicFramePr>
+              <a:graphicFrameLocks xmlns:a="http://schemas.openxmlformats.org/drawingml/2006/main" noChangeAspect="1"/>
+            </wp:cNvGraphicFramePr>
+            <a:graphic xmlns:a="http://schemas.openxmlformats.org/drawingml/2006/main">
+              <a:graphicData uri="http://schemas.openxmlformats.org/drawingml/2006/picture">
+                <pic:pic xmlns:pic="http://schemas.openxmlformats.org/drawingml/2006/picture">
+                  <pic:nvPicPr>
+                    <pic:cNvPr id="1" name=""/>
+                    <pic:cNvPicPr/>
+                  </pic:nvPicPr>
+                  <pic:blipFill>
+                    <a:blip r:embed="rId11"/>
+                    <a:stretch>
+                      <a:fillRect/>
+                    </a:stretch>
+                  </pic:blipFill>
+                  <pic:spPr>
+                    <a:xfrm>
+                      <a:off x="0" y="0"/>
+                      <a:ext cx="4806973" cy="2337916"/>
+                    </a:xfrm>
+                    <a:prstGeom prst="rect">
+                      <a:avLst/>
+                    </a:prstGeom>
+                  </pic:spPr>
+                </pic:pic>
+              </a:graphicData>
+            </a:graphic>
+          </wp:inline>
+        </w:drawing>
+      </w:r>
+    </w:p>
+    <w:p>
+      <w:r>
+        <w:t>Aquí es donde se configuran las especificaciones estándar:</w:t>
+      </w:r>
+    </w:p>
+    <w:p>
+      <w:pPr>
+        <w:pStyle w:val="Prrafodelista"/>
+        <w:numPr>
+          <w:ilvl w:val="0"/>
+          <w:numId w:val="7"/>
+        </w:numPr>
+      </w:pPr>
+      <w:r>
+        <w:rPr>
+          <w:b/>
+          <w:i/>
+        </w:rPr>
+        <w:t>Complejidad de la Contraseña:</w:t>
+      </w:r>
+      <w:r>
+        <w:t xml:space="preserve"> Requiere combinaciones de mayúsculas, minúsculas, números y símbolos.</w:t>
+      </w:r>
+    </w:p>
+    <w:p>
+      <w:pPr>
+        <w:jc w:val="center"/>
+        <w:rPr>
+          <w:b/>
+          <w:i/>
+        </w:rPr>
+      </w:pPr>
+      <w:r>
+        <w:rPr>
+          <w:b/>
+          <w:i/>
+          <w:noProof/>
+          <w:lang w:eastAsia="es-ES"/>
+        </w:rPr>
+        <w:drawing>
+          <wp:inline distT="0" distB="0" distL="0" distR="0" wp14:anchorId="3B9AEB17" wp14:editId="03A34E98">
+            <wp:extent cx="3982090" cy="2009775"/>
+            <wp:effectExtent l="0" t="0" r="0" b="0"/>
+            <wp:docPr id="2" name="Imagen 2"/>
+            <wp:cNvGraphicFramePr>
+              <a:graphicFrameLocks xmlns:a="http://schemas.openxmlformats.org/drawingml/2006/main" noChangeAspect="1"/>
+            </wp:cNvGraphicFramePr>
+            <a:graphic xmlns:a="http://schemas.openxmlformats.org/drawingml/2006/main">
+              <a:graphicData uri="http://schemas.openxmlformats.org/drawingml/2006/picture">
+                <pic:pic xmlns:pic="http://schemas.openxmlformats.org/drawingml/2006/picture">
+                  <pic:nvPicPr>
+                    <pic:cNvPr id="1" name=""/>
+                    <pic:cNvPicPr/>
+                  </pic:nvPicPr>
+                  <pic:blipFill>
+                    <a:blip r:embed="rId12"/>
+                    <a:stretch>
+                      <a:fillRect/>
+                    </a:stretch>
+                  </pic:blipFill>
+                  <pic:spPr>
+                    <a:xfrm>
+                      <a:off x="0" y="0"/>
+                      <a:ext cx="3993386" cy="2015476"/>
+                    </a:xfrm>
+                    <a:prstGeom prst="rect">
+                      <a:avLst/>
+                    </a:prstGeom>
+                  </pic:spPr>
+                </pic:pic>
+              </a:graphicData>
+            </a:graphic>
+          </wp:inline>
+        </w:drawing>
+      </w:r>
+    </w:p>
+    <w:p>
+      <w:pPr>
+        <w:rPr>
+          <w:i/>
+        </w:rPr>
+      </w:pPr>
+      <w:r>
+        <w:rPr>
+          <w:i/>
+        </w:rPr>
+        <w:t xml:space="preserve">Configuración de la directiva </w:t>
+      </w:r>
+      <w:r>
+        <w:rPr>
+          <w:i/>
+        </w:rPr>
+        <w:t>La contraseña debe cumpli</w:t>
+      </w:r>
+      <w:r>
+        <w:rPr>
+          <w:i/>
+        </w:rPr>
+        <w:t>r los requisitos de complejidad</w:t>
+      </w:r>
+      <w:r>
+        <w:rPr>
+          <w:i/>
+        </w:rPr>
+        <w:t xml:space="preserve"> para</w:t>
+      </w:r>
+      <w:r>
+        <w:rPr>
+          <w:i/>
+        </w:rPr>
+        <w:t xml:space="preserve"> asegurar contraseñas robustas.</w:t>
+      </w:r>
+    </w:p>
+    <w:p/>
+    <w:p>
+      <w:pPr>
+        <w:pStyle w:val="Prrafodelista"/>
+        <w:numPr>
+          <w:ilvl w:val="0"/>
+          <w:numId w:val="8"/>
+        </w:numPr>
+        <w:spacing w:before="0"/>
+        <w:ind w:left="714" w:hanging="357"/>
+      </w:pPr>
+      <w:r>
+        <w:rPr>
+          <w:i/>
+        </w:rPr>
+        <w:t>Longitud Mínima de la Contraseña:</w:t>
+      </w:r>
+      <w:r>
+        <w:t xml:space="preserve"> Define el número mínimo de caracteres que debe tener la contraseña (ej., se recomienda 12-14).</w:t>
+      </w:r>
+    </w:p>
+    <w:p>
+      <w:pPr>
+        <w:jc w:val="center"/>
+      </w:pPr>
+      <w:r>
+        <w:rPr>
+          <w:noProof/>
+          <w:lang w:eastAsia="es-ES"/>
+        </w:rPr>
+        <w:drawing>
+          <wp:inline distT="0" distB="0" distL="0" distR="0" wp14:anchorId="0FB9B0DE" wp14:editId="4AD8329D">
+            <wp:extent cx="4640157" cy="2295525"/>
+            <wp:effectExtent l="0" t="0" r="8255" b="0"/>
+            <wp:docPr id="3" name="Imagen 3"/>
+            <wp:cNvGraphicFramePr>
+              <a:graphicFrameLocks xmlns:a="http://schemas.openxmlformats.org/drawingml/2006/main" noChangeAspect="1"/>
+            </wp:cNvGraphicFramePr>
+            <a:graphic xmlns:a="http://schemas.openxmlformats.org/drawingml/2006/main">
+              <a:graphicData uri="http://schemas.openxmlformats.org/drawingml/2006/picture">
+                <pic:pic xmlns:pic="http://schemas.openxmlformats.org/drawingml/2006/picture">
+                  <pic:nvPicPr>
+                    <pic:cNvPr id="1" name=""/>
+                    <pic:cNvPicPr/>
+                  </pic:nvPicPr>
+                  <pic:blipFill>
+                    <a:blip r:embed="rId13"/>
+                    <a:stretch>
+                      <a:fillRect/>
+                    </a:stretch>
+                  </pic:blipFill>
+                  <pic:spPr>
+                    <a:xfrm>
+                      <a:off x="0" y="0"/>
+                      <a:ext cx="4651326" cy="2301050"/>
+                    </a:xfrm>
+                    <a:prstGeom prst="rect">
+                      <a:avLst/>
+                    </a:prstGeom>
+                  </pic:spPr>
+                </pic:pic>
+              </a:graphicData>
+            </a:graphic>
+          </wp:inline>
+        </w:drawing>
+      </w:r>
+    </w:p>
+    <w:p>
+      <w:pPr>
+        <w:rPr>
+          <w:i/>
+        </w:rPr>
+      </w:pPr>
+      <w:r>
+        <w:rPr>
+          <w:i/>
+        </w:rPr>
+        <w:t xml:space="preserve">Estableciendo la </w:t>
+      </w:r>
+      <w:r>
+        <w:rPr>
+          <w:i/>
+        </w:rPr>
+        <w:t>Longitud mínima de la contra</w:t>
+      </w:r>
+      <w:r>
+        <w:rPr>
+          <w:i/>
+        </w:rPr>
+        <w:t>seña en la directiva de grupo.</w:t>
+      </w:r>
+    </w:p>
+    <w:p>
+      <w:pPr>
+        <w:pStyle w:val="Prrafodelista"/>
+        <w:numPr>
+          <w:ilvl w:val="0"/>
+          <w:numId w:val="8"/>
+        </w:numPr>
+      </w:pPr>
+      <w:r>
+        <w:rPr>
+          <w:i/>
+        </w:rPr>
+        <w:t>Antigüedad Mínima de la Contraseña:</w:t>
+      </w:r>
+      <w:r>
+        <w:t xml:space="preserve"> Periodo de tiempo antes de poder cambiar la contraseña de nuevo.</w:t>
+      </w:r>
+    </w:p>
+    <w:p>
+      <w:pPr>
+        <w:pStyle w:val="Prrafodelista"/>
+        <w:numPr>
+          <w:ilvl w:val="0"/>
+          <w:numId w:val="8"/>
+        </w:numPr>
+      </w:pPr>
+      <w:r>
+        <w:rPr>
+          <w:i/>
+        </w:rPr>
+        <w:t>Vigencia Máxima de la Contraseña:</w:t>
+      </w:r>
+      <w:r>
+        <w:t xml:space="preserve"> Periodo después del cual la contraseña debe ser cambiada (ej., 90 días).</w:t>
+      </w:r>
+    </w:p>
+    <w:p>
+      <w:pPr>
+        <w:pStyle w:val="Prrafodelista"/>
+        <w:numPr>
+          <w:ilvl w:val="0"/>
+          <w:numId w:val="8"/>
+        </w:numPr>
+      </w:pPr>
+      <w:r>
+        <w:rPr>
+          <w:i/>
+        </w:rPr>
+        <w:t>Historial de Contraseñas:</w:t>
+      </w:r>
+      <w:r>
+        <w:t xml:space="preserve"> Cuántas contraseñas anteriores no se pueden reutilizar (ej., las últimas 10).</w:t>
+      </w:r>
+    </w:p>
+    <w:p>
+      <w:pPr>
+        <w:pStyle w:val="Prrafodelista"/>
+      </w:pPr>
+    </w:p>
+    <w:p>
+      <w:pPr>
+        <w:jc w:val="center"/>
+      </w:pPr>
+      <w:r>
+        <w:rPr>
+          <w:noProof/>
+          <w:lang w:eastAsia="es-ES"/>
+        </w:rPr>
+        <w:drawing>
+          <wp:inline distT="0" distB="0" distL="0" distR="0" wp14:anchorId="1EF90BEE" wp14:editId="1B00ABE5">
+            <wp:extent cx="5063974" cy="2095500"/>
+            <wp:effectExtent l="0" t="0" r="3810" b="0"/>
+            <wp:docPr id="4" name="Imagen 4"/>
+            <wp:cNvGraphicFramePr>
+              <a:graphicFrameLocks xmlns:a="http://schemas.openxmlformats.org/drawingml/2006/main" noChangeAspect="1"/>
+            </wp:cNvGraphicFramePr>
+            <a:graphic xmlns:a="http://schemas.openxmlformats.org/drawingml/2006/main">
+              <a:graphicData uri="http://schemas.openxmlformats.org/drawingml/2006/picture">
+                <pic:pic xmlns:pic="http://schemas.openxmlformats.org/drawingml/2006/picture">
+                  <pic:nvPicPr>
+                    <pic:cNvPr id="1" name=""/>
+                    <pic:cNvPicPr/>
+                  </pic:nvPicPr>
+                  <pic:blipFill>
+                    <a:blip r:embed="rId14"/>
+                    <a:stretch>
+                      <a:fillRect/>
+                    </a:stretch>
+                  </pic:blipFill>
+                  <pic:spPr>
+                    <a:xfrm>
+                      <a:off x="0" y="0"/>
+                      <a:ext cx="5089939" cy="2106245"/>
+                    </a:xfrm>
+                    <a:prstGeom prst="rect">
+                      <a:avLst/>
+                    </a:prstGeom>
+                  </pic:spPr>
+                </pic:pic>
+              </a:graphicData>
+            </a:graphic>
+          </wp:inline>
+        </w:drawing>
+      </w:r>
+    </w:p>
+    <w:p>
+      <w:pPr>
+        <w:jc w:val="center"/>
+      </w:pPr>
+    </w:p>
+    <w:p>
+      <w:pPr>
+        <w:rPr>
+          <w:i/>
+        </w:rPr>
+      </w:pPr>
+      <w:r>
+        <w:rPr>
+          <w:i/>
+        </w:rPr>
+        <w:t xml:space="preserve">Vista general de las principales configuraciones disponibles en </w:t>
+      </w:r>
+      <w:r>
+        <w:rPr>
+          <w:i/>
+        </w:rPr>
+        <w:t>la 'Directiva de contraseña de Active Directory.</w:t>
+      </w:r>
+    </w:p>
+    <w:p>
+      <w:pPr>
+        <w:spacing w:before="0" w:after="160" w:line="259" w:lineRule="auto"/>
+        <w:jc w:val="left"/>
+        <w:rPr>
+          <w:i/>
+        </w:rPr>
+      </w:pPr>
+      <w:r>
+        <w:rPr>
+          <w:i/>
+        </w:rPr>
+        <w:br w:type="page"/>
+      </w:r>
+    </w:p>
+    <w:p>
+      <w:pPr>
+        <w:rPr>
+          <w:i/>
+        </w:rPr>
+      </w:pPr>
+    </w:p>
+    <w:p>
+      <w:pPr>
+        <w:spacing w:before="0"/>
+        <w:rPr>
+          <w:b/>
+          <w:i/>
+        </w:rPr>
+      </w:pPr>
+      <w:r>
+        <w:rPr>
+          <w:b/>
+          <w:i/>
+        </w:rPr>
+        <w:t>Programas/Medidas que podemos agregar para proteger el servicio (Exchange y AD):</w:t>
+      </w:r>
+    </w:p>
+    <w:p>
+      <w:r>
+        <w:t>Para proteger tanto el servidor Exchange como su integración con Active Directory, se pueden implementar varias medidas:</w:t>
+      </w:r>
+    </w:p>
+    <w:p>
+      <w:pPr>
+        <w:pStyle w:val="Prrafodelista"/>
+        <w:numPr>
+          <w:ilvl w:val="0"/>
+          <w:numId w:val="10"/>
+        </w:numPr>
+        <w:rPr>
+          <w:b/>
+          <w:i/>
+        </w:rPr>
+      </w:pPr>
+      <w:r>
+        <w:rPr>
+          <w:b/>
+          <w:i/>
+        </w:rPr>
+        <w:t>Antivirus/Antimalware:</w:t>
+      </w:r>
+    </w:p>
+    <w:p>
+      <w:pPr>
+        <w:pStyle w:val="Prrafodelista"/>
+        <w:rPr>
+          <w:b/>
+          <w:i/>
+        </w:rPr>
+      </w:pPr>
+    </w:p>
+    <w:p>
+      <w:pPr>
+        <w:pStyle w:val="Prrafodelista"/>
+        <w:numPr>
+          <w:ilvl w:val="0"/>
+          <w:numId w:val="11"/>
+        </w:numPr>
+      </w:pPr>
+      <w:r>
+        <w:rPr>
+          <w:b/>
+          <w:i/>
+        </w:rPr>
+        <w:t>Para el Servidor:</w:t>
+      </w:r>
+      <w:r>
+        <w:t xml:space="preserve"> Software antivirus/antimalware en el propio servidor Exchange y en los Controladores de Dominio, configurado con las exclusiones recomendadas por Microsoft para Exchange y AD (para evitar conflictos de rendimiento y corrupción de bases de datos).</w:t>
+      </w:r>
+    </w:p>
+    <w:p>
+      <w:pPr>
+        <w:pStyle w:val="Prrafodelista"/>
+        <w:ind w:left="1069"/>
+      </w:pPr>
+    </w:p>
+    <w:p>
+      <w:pPr>
+        <w:pStyle w:val="Prrafodelista"/>
+        <w:numPr>
+          <w:ilvl w:val="0"/>
+          <w:numId w:val="11"/>
+        </w:numPr>
+      </w:pPr>
+      <w:r>
+        <w:rPr>
+          <w:b/>
+          <w:i/>
+        </w:rPr>
+        <w:t>Para el Correo:</w:t>
+      </w:r>
+      <w:r>
+        <w:t xml:space="preserve"> Soluciones de seguridad de correo a nivel de Exchange o de la puerta de enlace (ej., Microsoft Defender para Office 365, Barracuda, Proofpoint) para filtrar spam, phishing, malware y virus antes de que lleguen a los buzones.</w:t>
+      </w:r>
+    </w:p>
+    <w:p>
+      <w:pPr>
+        <w:pStyle w:val="Prrafodelista"/>
+      </w:pPr>
+    </w:p>
+    <w:p>
+      <w:pPr>
+        <w:pStyle w:val="Prrafodelista"/>
+        <w:ind w:left="1069"/>
+      </w:pPr>
+    </w:p>
+    <w:p>
+      <w:pPr>
+        <w:pStyle w:val="Prrafodelista"/>
+        <w:numPr>
+          <w:ilvl w:val="0"/>
+          <w:numId w:val="10"/>
+        </w:numPr>
+        <w:rPr>
+          <w:b/>
+          <w:i/>
+        </w:rPr>
+      </w:pPr>
+      <w:r>
+        <w:rPr>
+          <w:b/>
+          <w:i/>
+        </w:rPr>
+        <w:t>Firewalls:</w:t>
+      </w:r>
+    </w:p>
+    <w:p>
+      <w:pPr>
+        <w:pStyle w:val="Prrafodelista"/>
+        <w:rPr>
+          <w:b/>
+          <w:i/>
+        </w:rPr>
+      </w:pPr>
+    </w:p>
+    <w:p>
+      <w:pPr>
+        <w:pStyle w:val="Prrafodelista"/>
+        <w:numPr>
+          <w:ilvl w:val="0"/>
+          <w:numId w:val="11"/>
+        </w:numPr>
+      </w:pPr>
+      <w:r>
+        <w:rPr>
+          <w:b/>
+          <w:i/>
+        </w:rPr>
+        <w:t xml:space="preserve">Firewall de Red: </w:t>
+      </w:r>
+      <w:r>
+        <w:t>Configuración de reglas en el firewall perimetral de la empresa para permitir solo el tráfico de correo necesario (SMTP, SMTPS, HTTPS para OWA/ActiveSync) y bloquear puertos no utilizados.</w:t>
+      </w:r>
+    </w:p>
+    <w:p>
+      <w:pPr>
+        <w:pStyle w:val="Prrafodelista"/>
+        <w:ind w:left="1069"/>
+        <w:rPr>
+          <w:b/>
+          <w:i/>
+        </w:rPr>
+      </w:pPr>
+    </w:p>
+    <w:p>
+      <w:pPr>
+        <w:pStyle w:val="Prrafodelista"/>
+        <w:numPr>
+          <w:ilvl w:val="0"/>
+          <w:numId w:val="11"/>
+        </w:numPr>
+      </w:pPr>
+      <w:r>
+        <w:rPr>
+          <w:b/>
+          <w:i/>
+        </w:rPr>
+        <w:t xml:space="preserve">Firewall de Windows: </w:t>
+      </w:r>
+      <w:r>
+        <w:t>Habilitar el Firewall de Windows en el servidor Exchange y el DC, configurando reglas específicas.</w:t>
+      </w:r>
+    </w:p>
+    <w:p>
+      <w:pPr>
+        <w:jc w:val="center"/>
+      </w:pPr>
+      <w:r>
+        <w:rPr>
+          <w:noProof/>
+          <w:lang w:eastAsia="es-ES"/>
+        </w:rPr>
+        <w:drawing>
+          <wp:inline distT="0" distB="0" distL="0" distR="0" wp14:anchorId="07EFDDB9" wp14:editId="3D14BC52">
+            <wp:extent cx="4524375" cy="2285065"/>
+            <wp:effectExtent l="0" t="0" r="0" b="1270"/>
+            <wp:docPr id="5" name="Imagen 5"/>
+            <wp:cNvGraphicFramePr>
+              <a:graphicFrameLocks xmlns:a="http://schemas.openxmlformats.org/drawingml/2006/main" noChangeAspect="1"/>
+            </wp:cNvGraphicFramePr>
+            <a:graphic xmlns:a="http://schemas.openxmlformats.org/drawingml/2006/main">
+              <a:graphicData uri="http://schemas.openxmlformats.org/drawingml/2006/picture">
+                <pic:pic xmlns:pic="http://schemas.openxmlformats.org/drawingml/2006/picture">
+                  <pic:nvPicPr>
+                    <pic:cNvPr id="1" name=""/>
+                    <pic:cNvPicPr/>
+                  </pic:nvPicPr>
+                  <pic:blipFill>
+                    <a:blip r:embed="rId15"/>
+                    <a:stretch>
+                      <a:fillRect/>
+                    </a:stretch>
+                  </pic:blipFill>
+                  <pic:spPr>
+                    <a:xfrm>
+                      <a:off x="0" y="0"/>
+                      <a:ext cx="4533866" cy="2289859"/>
+                    </a:xfrm>
+                    <a:prstGeom prst="rect">
+                      <a:avLst/>
+                    </a:prstGeom>
+                  </pic:spPr>
+                </pic:pic>
+              </a:graphicData>
+            </a:graphic>
+          </wp:inline>
+        </w:drawing>
+      </w:r>
+    </w:p>
+    <w:p>
+      <w:r>
+        <w:t xml:space="preserve">Acceso a la consola del </w:t>
+      </w:r>
+      <w:r>
+        <w:t>Firewall de</w:t>
+      </w:r>
+      <w:r>
+        <w:t xml:space="preserve"> Windows con seguridad avanzada</w:t>
+      </w:r>
+      <w:r>
+        <w:t xml:space="preserve"> par</w:t>
+      </w:r>
+      <w:r>
+        <w:t>a configurar reglas de tráfico.</w:t>
+      </w:r>
+    </w:p>
+    <w:p>
+      <w:pPr>
+        <w:spacing w:before="0" w:after="160" w:line="259" w:lineRule="auto"/>
+        <w:jc w:val="left"/>
+      </w:pPr>
+      <w:r>
+        <w:br w:type="page"/>
+      </w:r>
+    </w:p>
+    <w:p/>
+    <w:p>
+      <w:pPr>
+        <w:pStyle w:val="Prrafodelista"/>
+        <w:numPr>
+          <w:ilvl w:val="0"/>
+          <w:numId w:val="10"/>
+        </w:numPr>
+        <w:rPr>
+          <w:b/>
+          <w:i/>
+        </w:rPr>
+      </w:pPr>
+      <w:r>
+        <w:rPr>
+          <w:b/>
+          <w:i/>
+        </w:rPr>
+        <w:t>Cifrado:</w:t>
+      </w:r>
+    </w:p>
+    <w:p>
+      <w:pPr>
+        <w:pStyle w:val="Prrafodelista"/>
+        <w:rPr>
+          <w:b/>
+          <w:i/>
+        </w:rPr>
+      </w:pPr>
+    </w:p>
+    <w:p>
+      <w:pPr>
+        <w:pStyle w:val="Prrafodelista"/>
+        <w:numPr>
+          <w:ilvl w:val="0"/>
+          <w:numId w:val="11"/>
+        </w:numPr>
+      </w:pPr>
+      <w:r>
+        <w:rPr>
+          <w:b/>
+          <w:i/>
+        </w:rPr>
+        <w:t xml:space="preserve">TLS (Transport Layer Security): </w:t>
+      </w:r>
+      <w:r>
+        <w:t xml:space="preserve">Asegurar que las comunicaciones </w:t>
+      </w:r>
+      <w:r>
+        <w:rPr>
+          <w:b/>
+          <w:i/>
+        </w:rPr>
+        <w:t>SMTP, HTTPS (OWA, ActiveSync) y MAPI/HTTP</w:t>
+      </w:r>
+      <w:r>
+        <w:t xml:space="preserve"> estén cifradas usando </w:t>
+      </w:r>
+      <w:r>
+        <w:rPr>
+          <w:b/>
+          <w:i/>
+        </w:rPr>
+        <w:t>TLS.</w:t>
+      </w:r>
+      <w:r>
+        <w:t xml:space="preserve"> Esto requiere certificados </w:t>
+      </w:r>
+      <w:r>
+        <w:rPr>
+          <w:b/>
+          <w:i/>
+        </w:rPr>
+        <w:t>SSL/TLS.</w:t>
+      </w:r>
+    </w:p>
+    <w:p>
+      <w:pPr>
+        <w:jc w:val="center"/>
+      </w:pPr>
+      <w:r>
+        <w:rPr>
+          <w:noProof/>
+          <w:lang w:eastAsia="es-ES"/>
+        </w:rPr>
+        <w:drawing>
+          <wp:inline distT="0" distB="0" distL="0" distR="0" wp14:anchorId="00A25116" wp14:editId="22A49177">
+            <wp:extent cx="4210050" cy="2130273"/>
+            <wp:effectExtent l="0" t="0" r="0" b="3810"/>
+            <wp:docPr id="6" name="Imagen 6"/>
+            <wp:cNvGraphicFramePr>
+              <a:graphicFrameLocks xmlns:a="http://schemas.openxmlformats.org/drawingml/2006/main" noChangeAspect="1"/>
+            </wp:cNvGraphicFramePr>
+            <a:graphic xmlns:a="http://schemas.openxmlformats.org/drawingml/2006/main">
+              <a:graphicData uri="http://schemas.openxmlformats.org/drawingml/2006/picture">
+                <pic:pic xmlns:pic="http://schemas.openxmlformats.org/drawingml/2006/picture">
+                  <pic:nvPicPr>
+                    <pic:cNvPr id="1" name=""/>
+                    <pic:cNvPicPr/>
+                  </pic:nvPicPr>
+                  <pic:blipFill>
+                    <a:blip r:embed="rId16"/>
+                    <a:stretch>
+                      <a:fillRect/>
+                    </a:stretch>
+                  </pic:blipFill>
+                  <pic:spPr>
+                    <a:xfrm>
+                      <a:off x="0" y="0"/>
+                      <a:ext cx="4213861" cy="2132201"/>
+                    </a:xfrm>
+                    <a:prstGeom prst="rect">
+                      <a:avLst/>
+                    </a:prstGeom>
+                  </pic:spPr>
+                </pic:pic>
+              </a:graphicData>
+            </a:graphic>
+          </wp:inline>
+        </w:drawing>
+      </w:r>
+    </w:p>
+    <w:p>
+      <w:r>
+        <w:t xml:space="preserve">Visualización de </w:t>
+      </w:r>
+      <w:r>
+        <w:rPr>
+          <w:b/>
+          <w:i/>
+        </w:rPr>
+        <w:t>certificados SSL/TLS</w:t>
+      </w:r>
+      <w:r>
+        <w:t xml:space="preserve"> en el </w:t>
+      </w:r>
+      <w:r>
+        <w:rPr>
+          <w:b/>
+          <w:i/>
+        </w:rPr>
+        <w:t>Centro de Administración de Exchange (EAC),</w:t>
+      </w:r>
+      <w:r>
+        <w:t xml:space="preserve"> esenciales </w:t>
+      </w:r>
+      <w:r>
+        <w:t>para cifrar las comunicaciones.</w:t>
+      </w:r>
+    </w:p>
+    <w:p>
+      <w:pPr>
+        <w:pStyle w:val="Prrafodelista"/>
+        <w:numPr>
+          <w:ilvl w:val="0"/>
+          <w:numId w:val="11"/>
+        </w:numPr>
+      </w:pPr>
+      <w:r>
+        <w:rPr>
+          <w:b/>
+          <w:i/>
+        </w:rPr>
+        <w:t xml:space="preserve">BitLocker: </w:t>
+      </w:r>
+      <w:r>
+        <w:t>Cifrado del disco duro completo del servidor para proteger los datos en reposo contra acceso no autorizado físico.</w:t>
+      </w:r>
+    </w:p>
+    <w:p>
+      <w:pPr>
+        <w:pStyle w:val="Prrafodelista"/>
+        <w:ind w:left="1069"/>
+      </w:pPr>
+    </w:p>
+    <w:p>
+      <w:pPr>
+        <w:pStyle w:val="Prrafodelista"/>
+        <w:numPr>
+          <w:ilvl w:val="0"/>
+          <w:numId w:val="10"/>
+        </w:numPr>
+        <w:rPr>
+          <w:b/>
+          <w:i/>
+        </w:rPr>
+      </w:pPr>
+      <w:r>
+        <w:rPr>
+          <w:b/>
+          <w:i/>
+        </w:rPr>
+        <w:t>Autenticación Fuerte:</w:t>
+      </w:r>
+    </w:p>
+    <w:p>
+      <w:pPr>
+        <w:pStyle w:val="Prrafodelista"/>
+        <w:rPr>
+          <w:b/>
+          <w:i/>
+        </w:rPr>
+      </w:pPr>
+    </w:p>
+    <w:p>
+      <w:pPr>
+        <w:pStyle w:val="Prrafodelista"/>
+        <w:numPr>
+          <w:ilvl w:val="0"/>
+          <w:numId w:val="11"/>
+        </w:numPr>
+      </w:pPr>
+      <w:r>
+        <w:rPr>
+          <w:b/>
+          <w:i/>
+        </w:rPr>
+        <w:t xml:space="preserve">Autenticación Multifactor (MFA/2FA): </w:t>
+      </w:r>
+      <w:r>
+        <w:t>Implementar MFA para el acceso a las cuentas de correo (especialmente para Outlook en la web y ActiveSync) y para las cuentas de administrador.</w:t>
+      </w:r>
+    </w:p>
+    <w:p>
+      <w:pPr>
+        <w:pStyle w:val="Prrafodelista"/>
+        <w:numPr>
+          <w:ilvl w:val="0"/>
+          <w:numId w:val="11"/>
+        </w:numPr>
+      </w:pPr>
+      <w:r>
+        <w:rPr>
+          <w:b/>
+          <w:i/>
+        </w:rPr>
+        <w:t xml:space="preserve">Bloqueo de Cuentas: </w:t>
+      </w:r>
+      <w:r>
+        <w:t>Configurar políticas de bloqueo de cuentas en Active Directory (junto a las políticas de contraseña) para mitigar ataques de fuerza bruta.</w:t>
+      </w:r>
+    </w:p>
+    <w:p>
+      <w:pPr>
+        <w:jc w:val="center"/>
+      </w:pPr>
+      <w:r>
+        <w:rPr>
+          <w:noProof/>
+          <w:lang w:eastAsia="es-ES"/>
+        </w:rPr>
+        <w:drawing>
+          <wp:inline distT="0" distB="0" distL="0" distR="0" wp14:anchorId="2F12DEC2" wp14:editId="17CBD1A2">
+            <wp:extent cx="3676650" cy="1787309"/>
+            <wp:effectExtent l="0" t="0" r="0" b="3810"/>
+            <wp:docPr id="7" name="Imagen 7"/>
+            <wp:cNvGraphicFramePr>
+              <a:graphicFrameLocks xmlns:a="http://schemas.openxmlformats.org/drawingml/2006/main" noChangeAspect="1"/>
+            </wp:cNvGraphicFramePr>
+            <a:graphic xmlns:a="http://schemas.openxmlformats.org/drawingml/2006/main">
+              <a:graphicData uri="http://schemas.openxmlformats.org/drawingml/2006/picture">
+                <pic:pic xmlns:pic="http://schemas.openxmlformats.org/drawingml/2006/picture">
+                  <pic:nvPicPr>
+                    <pic:cNvPr id="1" name=""/>
+                    <pic:cNvPicPr/>
+                  </pic:nvPicPr>
+                  <pic:blipFill>
+                    <a:blip r:embed="rId17"/>
+                    <a:stretch>
+                      <a:fillRect/>
+                    </a:stretch>
+                  </pic:blipFill>
+                  <pic:spPr>
+                    <a:xfrm>
+                      <a:off x="0" y="0"/>
+                      <a:ext cx="3689646" cy="1793626"/>
+                    </a:xfrm>
+                    <a:prstGeom prst="rect">
+                      <a:avLst/>
+                    </a:prstGeom>
+                  </pic:spPr>
+                </pic:pic>
+              </a:graphicData>
+            </a:graphic>
+          </wp:inline>
+        </w:drawing>
+      </w:r>
+    </w:p>
+    <w:p>
+      <w:r>
+        <w:t xml:space="preserve">Configuración de la </w:t>
+      </w:r>
+      <w:r>
+        <w:t>Directiva de bloqueo de cuenta</w:t>
+      </w:r>
+      <w:r>
+        <w:t xml:space="preserve"> en Active Directory para proteger </w:t>
+      </w:r>
+      <w:r>
+        <w:t>contra ataques de fuerza bruta.</w:t>
+      </w:r>
+    </w:p>
+    <w:p>
+      <w:pPr>
+        <w:pStyle w:val="Prrafodelista"/>
+        <w:numPr>
+          <w:ilvl w:val="0"/>
+          <w:numId w:val="10"/>
+        </w:numPr>
+      </w:pPr>
+      <w:r>
+        <w:rPr>
+          <w:b/>
+          <w:i/>
+        </w:rPr>
+        <w:lastRenderedPageBreak/>
+        <w:t>Actualizaciones y Parches:</w:t>
+      </w:r>
+      <w:r>
+        <w:t xml:space="preserve"> Mantener el sistema operativo (Windows Server) y Exchange Server actualizados con los últimos parches de seguridad.</w:t>
+      </w:r>
+    </w:p>
+    <w:p>
+      <w:pPr>
+        <w:pStyle w:val="Prrafodelista"/>
+      </w:pPr>
+    </w:p>
+    <w:p>
+      <w:pPr>
+        <w:pStyle w:val="Prrafodelista"/>
+        <w:numPr>
+          <w:ilvl w:val="0"/>
+          <w:numId w:val="10"/>
+        </w:numPr>
+      </w:pPr>
+      <w:r>
+        <w:rPr>
+          <w:b/>
+          <w:i/>
+        </w:rPr>
+        <w:t>Auditoría y Registro (Logging):</w:t>
+      </w:r>
+      <w:r>
+        <w:t xml:space="preserve"> Configurar y revisar regularmente los logs de seguridad y de aplicaciones en Exchange y Active Directory para detectar actividad sospechosa.</w:t>
+      </w:r>
+    </w:p>
+    <w:p>
+      <w:pPr>
+        <w:pStyle w:val="Prrafodelista"/>
+      </w:pPr>
+    </w:p>
+    <w:p>
+      <w:pPr>
+        <w:pStyle w:val="Prrafodelista"/>
+        <w:numPr>
+          <w:ilvl w:val="0"/>
+          <w:numId w:val="10"/>
+        </w:numPr>
+      </w:pPr>
+      <w:r>
+        <w:rPr>
+          <w:b/>
+          <w:i/>
+        </w:rPr>
+        <w:t>Acceso Basado en Roles (RBAC):</w:t>
+      </w:r>
+      <w:r>
+        <w:t xml:space="preserve"> Utilizar el modelo RBAC de Exchange para conceder solo los permisos mínimos necesarios a los administradores.</w:t>
+      </w:r>
+    </w:p>
+    <w:p>
+      <w:pPr>
+        <w:pStyle w:val="Prrafodelista"/>
+      </w:pPr>
+    </w:p>
+    <w:p>
+      <w:pPr>
+        <w:jc w:val="center"/>
+      </w:pPr>
+      <w:r>
+        <w:rPr>
+          <w:noProof/>
+          <w:lang w:eastAsia="es-ES"/>
+        </w:rPr>
+        <w:drawing>
+          <wp:inline distT="0" distB="0" distL="0" distR="0" wp14:anchorId="65CC61F1" wp14:editId="4BDA32B3">
+            <wp:extent cx="4635358" cy="2428875"/>
+            <wp:effectExtent l="0" t="0" r="0" b="0"/>
+            <wp:docPr id="8" name="Imagen 8"/>
+            <wp:cNvGraphicFramePr>
+              <a:graphicFrameLocks xmlns:a="http://schemas.openxmlformats.org/drawingml/2006/main" noChangeAspect="1"/>
+            </wp:cNvGraphicFramePr>
+            <a:graphic xmlns:a="http://schemas.openxmlformats.org/drawingml/2006/main">
+              <a:graphicData uri="http://schemas.openxmlformats.org/drawingml/2006/picture">
+                <pic:pic xmlns:pic="http://schemas.openxmlformats.org/drawingml/2006/picture">
+                  <pic:nvPicPr>
+                    <pic:cNvPr id="1" name=""/>
+                    <pic:cNvPicPr/>
+                  </pic:nvPicPr>
+                  <pic:blipFill>
+                    <a:blip r:embed="rId18"/>
+                    <a:stretch>
+                      <a:fillRect/>
+                    </a:stretch>
+                  </pic:blipFill>
+                  <pic:spPr>
+                    <a:xfrm>
+                      <a:off x="0" y="0"/>
+                      <a:ext cx="4652419" cy="2437815"/>
+                    </a:xfrm>
+                    <a:prstGeom prst="rect">
+                      <a:avLst/>
+                    </a:prstGeom>
+                  </pic:spPr>
+                </pic:pic>
+              </a:graphicData>
+            </a:graphic>
+          </wp:inline>
+        </w:drawing>
+      </w:r>
+    </w:p>
+    <w:p>
+      <w:pPr>
+        <w:rPr>
+          <w:i/>
+        </w:rPr>
+      </w:pPr>
+      <w:r>
+        <w:rPr>
+          <w:i/>
+        </w:rPr>
+        <w:t>Acceso a la gestión de Roles de administrador</w:t>
+      </w:r>
+      <w:r>
+        <w:rPr>
+          <w:i/>
+        </w:rPr>
+        <w:t xml:space="preserve"> en el EAC, para implementar el control de acceso basado en roles </w:t>
+      </w:r>
+      <w:r>
+        <w:rPr>
+          <w:i/>
+        </w:rPr>
+        <w:t>(RBAC).</w:t>
+      </w:r>
+    </w:p>
+    <w:p>
+      <w:pPr>
+        <w:pStyle w:val="Ttulo2"/>
+        <w:jc w:val="left"/>
+      </w:pPr>
+      <w:bookmarkStart w:id="2" w:name="_Toc199591276"/>
+      <w:r>
+        <w:t>Pregunta 2:</w:t>
+      </w:r>
+      <w:bookmarkEnd w:id="2"/>
+    </w:p>
+    <w:p>
+      <w:pPr>
         <w:rPr>
           <w:b/>
           <w:i/>
           <w:sz w:val="26"/>
           <w:szCs w:val="26"/>
         </w:rPr>
-        <w:t>egar para proteger el servicio?</w:t>
-      </w:r>
-    </w:p>
-    <w:p/>
+      </w:pPr>
+      <w:r>
+        <w:rPr>
+          <w:b/>
+          <w:i/>
+          <w:sz w:val="26"/>
+          <w:szCs w:val="26"/>
+        </w:rPr>
+        <w:t>Después de un estudio vemos que hay ciertos buzones que deben tener un mayor tamaño de cuota y en general hay que limitar el uso de las cuotas de cuentas para no saturar el sistema. ¿Desde qué apartado podemos realizar estas acciones? ¿Cómo se amplía la cuota de recepción de mensajes? ¿Cómo podemos poner límites de mensajes en los buzones?</w:t>
+      </w:r>
+    </w:p>
+    <w:p>
+      <w:r>
+        <w:t>Para gestionar las cuotas de almacenamiento y los límites de mensajes en Exchange, utilizamos el Centro de Administración de Exchange (EAC).</w:t>
+      </w:r>
+    </w:p>
+    <w:p>
+      <w:r>
+        <w:t>Las cuotas de almacenamiento se gestionan principalmente desde el Centro de Administración de Exchange (EAC), específicamente en:</w:t>
+      </w:r>
+    </w:p>
+    <w:p>
+      <w:r>
+        <w:rPr>
+          <w:b/>
+          <w:i/>
+        </w:rPr>
+        <w:t>A nivel de Base de Datos de Buzones:</w:t>
+      </w:r>
+      <w:r>
+        <w:t xml:space="preserve"> Esto establece un valor predeterminado para todos los buzones que residen en esa base de datos.</w:t>
+      </w:r>
+    </w:p>
+    <w:p>
+      <w:pPr>
+        <w:spacing w:before="0" w:after="160" w:line="259" w:lineRule="auto"/>
+        <w:jc w:val="left"/>
+      </w:pPr>
+      <w:r>
+        <w:br w:type="page"/>
+      </w:r>
+    </w:p>
+    <w:p>
+      <w:r>
+        <w:lastRenderedPageBreak/>
+        <w:t>Para ello seguiremos los siguientes pasos</w:t>
+      </w:r>
+      <w:r>
+        <w:t>:</w:t>
+      </w:r>
+    </w:p>
+    <w:p>
+      <w:pPr>
+        <w:pStyle w:val="Prrafodelista"/>
+        <w:numPr>
+          <w:ilvl w:val="0"/>
+          <w:numId w:val="12"/>
+        </w:numPr>
+      </w:pPr>
+      <w:r>
+        <w:t>Abrir</w:t>
+      </w:r>
+      <w:r>
+        <w:t xml:space="preserve"> el navegador </w:t>
+      </w:r>
+      <w:r>
+        <w:t>dirigirnos a la URL de nuestro</w:t>
+      </w:r>
+      <w:r>
+        <w:t xml:space="preserve"> </w:t>
+      </w:r>
+      <w:r>
+        <w:rPr>
+          <w:b/>
+          <w:i/>
+        </w:rPr>
+        <w:t>EAC</w:t>
+      </w:r>
+      <w:r>
+        <w:t xml:space="preserve"> (https://localhost/ecp). Inicia</w:t>
+      </w:r>
+      <w:r>
+        <w:t>r sesión con la</w:t>
+      </w:r>
+      <w:r>
+        <w:t xml:space="preserve"> cuenta de</w:t>
+      </w:r>
+      <w:r>
+        <w:t>l</w:t>
+      </w:r>
+      <w:r>
+        <w:t xml:space="preserve"> administrador de dominio.</w:t>
+      </w:r>
+    </w:p>
+    <w:p>
+      <w:pPr>
+        <w:pStyle w:val="Prrafodelista"/>
+      </w:pPr>
+    </w:p>
+    <w:p>
+      <w:pPr>
+        <w:pStyle w:val="Prrafodelista"/>
+        <w:numPr>
+          <w:ilvl w:val="0"/>
+          <w:numId w:val="12"/>
+        </w:numPr>
+      </w:pPr>
+      <w:r>
+        <w:t>En el panel de navegación de la izquierda, haz clic en "servidores".</w:t>
+      </w:r>
+    </w:p>
+    <w:p>
+      <w:pPr>
+        <w:pStyle w:val="Prrafodelista"/>
+      </w:pPr>
+    </w:p>
+    <w:p>
+      <w:pPr>
+        <w:pStyle w:val="Prrafodelista"/>
+        <w:numPr>
+          <w:ilvl w:val="0"/>
+          <w:numId w:val="12"/>
+        </w:numPr>
+      </w:pPr>
+      <w:r>
+        <w:t>Luego haz clic en la pestaña "bases de datos".</w:t>
+      </w:r>
+    </w:p>
+    <w:p>
+      <w:pPr>
+        <w:pStyle w:val="Prrafodelista"/>
+      </w:pPr>
+    </w:p>
+    <w:p>
+      <w:pPr>
+        <w:pStyle w:val="Prrafodelista"/>
+        <w:numPr>
+          <w:ilvl w:val="0"/>
+          <w:numId w:val="12"/>
+        </w:numPr>
+      </w:pPr>
+      <w:r>
+        <w:t>Selecciona la base de datos de buzones que quieres configurar (por defecto, habrá una llamada Mailbox Database XXXXXXXXXX).</w:t>
+      </w:r>
+    </w:p>
+    <w:p>
+      <w:pPr>
+        <w:pStyle w:val="Prrafodelista"/>
+      </w:pPr>
+    </w:p>
+    <w:p>
+      <w:pPr>
+        <w:pStyle w:val="Prrafodelista"/>
+        <w:numPr>
+          <w:ilvl w:val="0"/>
+          <w:numId w:val="12"/>
+        </w:numPr>
+      </w:pPr>
+      <w:r>
+        <w:t>Haz clic en el icono del lápiz (Editar).</w:t>
+      </w:r>
+    </w:p>
+    <w:p>
+      <w:pPr>
+        <w:pStyle w:val="Prrafodelista"/>
+      </w:pPr>
+    </w:p>
+    <w:p>
+      <w:pPr>
+        <w:pStyle w:val="Prrafodelista"/>
+        <w:numPr>
+          <w:ilvl w:val="0"/>
+          <w:numId w:val="12"/>
+        </w:numPr>
+      </w:pPr>
+      <w:r>
+        <w:t>En la ventana de propiedades de la base de datos, haz clic en la pestaña "límites".</w:t>
+      </w:r>
+    </w:p>
+    <w:p>
+      <w:pPr>
+        <w:pStyle w:val="Prrafodelista"/>
+      </w:pPr>
+    </w:p>
+    <w:p>
+      <w:pPr>
+        <w:pStyle w:val="Prrafodelista"/>
+        <w:numPr>
+          <w:ilvl w:val="0"/>
+          <w:numId w:val="12"/>
+        </w:numPr>
+      </w:pPr>
+      <w:r>
+        <w:t>Aquí verás tres opciones para configurar las cuotas de almacenamiento (en MB):</w:t>
+      </w:r>
+    </w:p>
+    <w:p>
+      <w:pPr>
+        <w:pStyle w:val="Prrafodelista"/>
+      </w:pPr>
+    </w:p>
+    <w:p>
+      <w:pPr>
+        <w:pStyle w:val="Prrafodelista"/>
+        <w:numPr>
+          <w:ilvl w:val="0"/>
+          <w:numId w:val="13"/>
+        </w:numPr>
+      </w:pPr>
+      <w:r>
+        <w:rPr>
+          <w:b/>
+          <w:i/>
+        </w:rPr>
+        <w:t>Emitir advertencia a (MB):</w:t>
+      </w:r>
+      <w:r>
+        <w:t xml:space="preserve"> El usuario recibe una advertencia.</w:t>
+      </w:r>
+    </w:p>
+    <w:p>
+      <w:pPr>
+        <w:pStyle w:val="Prrafodelista"/>
+        <w:numPr>
+          <w:ilvl w:val="0"/>
+          <w:numId w:val="13"/>
+        </w:numPr>
+      </w:pPr>
+      <w:r>
+        <w:rPr>
+          <w:b/>
+          <w:i/>
+        </w:rPr>
+        <w:t>Prohibir envío a (MB):</w:t>
+      </w:r>
+      <w:r>
+        <w:t xml:space="preserve"> El usuario no puede enviar nuevos correos.</w:t>
+      </w:r>
+    </w:p>
+    <w:p>
+      <w:pPr>
+        <w:pStyle w:val="Prrafodelista"/>
+        <w:numPr>
+          <w:ilvl w:val="0"/>
+          <w:numId w:val="13"/>
+        </w:numPr>
+      </w:pPr>
+      <w:r>
+        <w:rPr>
+          <w:b/>
+          <w:i/>
+        </w:rPr>
+        <w:t>Prohibir envío y recepción a (MB):</w:t>
+      </w:r>
+      <w:r>
+        <w:t xml:space="preserve"> El usuario no puede enviar ni recibir.</w:t>
+      </w:r>
+    </w:p>
+    <w:p>
+      <w:pPr>
+        <w:pStyle w:val="Prrafodelista"/>
+        <w:numPr>
+          <w:ilvl w:val="0"/>
+          <w:numId w:val="13"/>
+        </w:numPr>
+      </w:pPr>
+      <w:r>
+        <w:t>Ajusta los valores según las cuotas generales deseadas para esa base de datos y haz clic en "guardar".</w:t>
+      </w:r>
+    </w:p>
+    <w:p>
+      <w:pPr>
+        <w:jc w:val="center"/>
+      </w:pPr>
+      <w:r>
+        <w:rPr>
+          <w:noProof/>
+          <w:lang w:eastAsia="es-ES"/>
+        </w:rPr>
+        <w:drawing>
+          <wp:inline distT="0" distB="0" distL="0" distR="0" wp14:anchorId="1DDBF142" wp14:editId="70FCFB57">
+            <wp:extent cx="5312400" cy="2809875"/>
+            <wp:effectExtent l="0" t="0" r="3175" b="0"/>
+            <wp:docPr id="9" name="Imagen 9"/>
+            <wp:cNvGraphicFramePr>
+              <a:graphicFrameLocks xmlns:a="http://schemas.openxmlformats.org/drawingml/2006/main" noChangeAspect="1"/>
+            </wp:cNvGraphicFramePr>
+            <a:graphic xmlns:a="http://schemas.openxmlformats.org/drawingml/2006/main">
+              <a:graphicData uri="http://schemas.openxmlformats.org/drawingml/2006/picture">
+                <pic:pic xmlns:pic="http://schemas.openxmlformats.org/drawingml/2006/picture">
+                  <pic:nvPicPr>
+                    <pic:cNvPr id="1" name=""/>
+                    <pic:cNvPicPr/>
+                  </pic:nvPicPr>
+                  <pic:blipFill>
+                    <a:blip r:embed="rId19"/>
+                    <a:stretch>
+                      <a:fillRect/>
+                    </a:stretch>
+                  </pic:blipFill>
+                  <pic:spPr>
+                    <a:xfrm>
+                      <a:off x="0" y="0"/>
+                      <a:ext cx="5322665" cy="2815305"/>
+                    </a:xfrm>
+                    <a:prstGeom prst="rect">
+                      <a:avLst/>
+                    </a:prstGeom>
+                  </pic:spPr>
+                </pic:pic>
+              </a:graphicData>
+            </a:graphic>
+          </wp:inline>
+        </w:drawing>
+      </w:r>
+    </w:p>
+    <w:p>
+      <w:pPr>
+        <w:spacing w:before="0" w:after="160" w:line="259" w:lineRule="auto"/>
+        <w:jc w:val="left"/>
+      </w:pPr>
+      <w:r>
+        <w:br w:type="page"/>
+      </w:r>
+    </w:p>
+    <w:p>
+      <w:r>
+        <w:rPr>
+          <w:b/>
+          <w:i/>
+        </w:rPr>
+        <w:lastRenderedPageBreak/>
+        <w:t>A nivel de Buzón Individual:</w:t>
+      </w:r>
+      <w:r>
+        <w:t xml:space="preserve"> Para buzones que necesitan un mayor tamaño de cuota, puedes personalizar la configuración de cuota para ese buzón específico. Esto anulará la configuración de la base de datos.</w:t>
+      </w:r>
+    </w:p>
+    <w:p>
+      <w:r>
+        <w:t>Para ello seguiremos los siguientes pasos:</w:t>
+      </w:r>
+    </w:p>
+    <w:p>
+      <w:pPr>
+        <w:pStyle w:val="Prrafodelista"/>
+        <w:numPr>
+          <w:ilvl w:val="0"/>
+          <w:numId w:val="14"/>
+        </w:numPr>
+      </w:pPr>
+      <w:r>
+        <w:t>En el EAC, en el panel de navegación de la izquierda, haz clic en "destinatarios".</w:t>
+      </w:r>
+    </w:p>
+    <w:p>
+      <w:pPr>
+        <w:pStyle w:val="Prrafodelista"/>
+      </w:pPr>
+    </w:p>
+    <w:p>
+      <w:pPr>
+        <w:pStyle w:val="Prrafodelista"/>
+        <w:numPr>
+          <w:ilvl w:val="0"/>
+          <w:numId w:val="14"/>
+        </w:numPr>
+      </w:pPr>
+      <w:r>
+        <w:t>Luego haz clic en la pestaña "buzones".</w:t>
+      </w:r>
+    </w:p>
+    <w:p>
+      <w:pPr>
+        <w:pStyle w:val="Prrafodelista"/>
+      </w:pPr>
+    </w:p>
+    <w:p>
+      <w:pPr>
+        <w:pStyle w:val="Prrafodelista"/>
+        <w:numPr>
+          <w:ilvl w:val="0"/>
+          <w:numId w:val="14"/>
+        </w:numPr>
+      </w:pPr>
+      <w:r>
+        <w:t>Selecciona el buzón del usuario cuya cuota deseas ampliar.</w:t>
+      </w:r>
+    </w:p>
+    <w:p>
+      <w:pPr>
+        <w:pStyle w:val="Prrafodelista"/>
+      </w:pPr>
+    </w:p>
+    <w:p>
+      <w:pPr>
+        <w:pStyle w:val="Prrafodelista"/>
+        <w:numPr>
+          <w:ilvl w:val="0"/>
+          <w:numId w:val="14"/>
+        </w:numPr>
+      </w:pPr>
+      <w:r>
+        <w:t>Haz clic en el icono del lápiz (Editar).</w:t>
+      </w:r>
+    </w:p>
+    <w:p>
+      <w:pPr>
+        <w:pStyle w:val="Prrafodelista"/>
+      </w:pPr>
+    </w:p>
+    <w:p>
+      <w:pPr>
+        <w:pStyle w:val="Prrafodelista"/>
+        <w:numPr>
+          <w:ilvl w:val="0"/>
+          <w:numId w:val="14"/>
+        </w:numPr>
+      </w:pPr>
+      <w:r>
+        <w:t>En la ventana de propiedades del buzón, haz clic en "uso del buzón" (en el panel de la izquierda).</w:t>
+      </w:r>
+    </w:p>
+    <w:p>
+      <w:pPr>
+        <w:pStyle w:val="Prrafodelista"/>
+      </w:pPr>
+    </w:p>
+    <w:p>
+      <w:pPr>
+        <w:pStyle w:val="Prrafodelista"/>
+        <w:numPr>
+          <w:ilvl w:val="0"/>
+          <w:numId w:val="14"/>
+        </w:numPr>
+      </w:pPr>
+      <w:r>
+        <w:t>Desmarca la opción "Usar la configuración de la base de datos de buzones".</w:t>
+      </w:r>
+    </w:p>
+    <w:p>
+      <w:pPr>
+        <w:pStyle w:val="Prrafodelista"/>
+      </w:pPr>
+    </w:p>
+    <w:p>
+      <w:pPr>
+        <w:pStyle w:val="Prrafodelista"/>
+        <w:numPr>
+          <w:ilvl w:val="0"/>
+          <w:numId w:val="14"/>
+        </w:numPr>
+      </w:pPr>
+      <w:r>
+        <w:t>Ahora puedes especificar valores personalizados para "Emitir advertencia", "Prohibir envío" y "Prohibir envío y recepción" para este buzón.</w:t>
+      </w:r>
+    </w:p>
+    <w:p>
+      <w:pPr>
+        <w:pStyle w:val="Prrafodelista"/>
+      </w:pPr>
+    </w:p>
+    <w:p>
+      <w:pPr>
+        <w:pStyle w:val="Prrafodelista"/>
+        <w:numPr>
+          <w:ilvl w:val="0"/>
+          <w:numId w:val="14"/>
+        </w:numPr>
+      </w:pPr>
+      <w:r>
+        <w:t>Haz clic en "guardar".</w:t>
+      </w:r>
+    </w:p>
+    <w:p>
+      <w:pPr>
+        <w:jc w:val="center"/>
+      </w:pPr>
+      <w:r>
+        <w:rPr>
+          <w:noProof/>
+          <w:lang w:eastAsia="es-ES"/>
+        </w:rPr>
+        <w:drawing>
+          <wp:inline distT="0" distB="0" distL="0" distR="0" wp14:anchorId="634EC50D" wp14:editId="0761DFBD">
+            <wp:extent cx="4805522" cy="2905125"/>
+            <wp:effectExtent l="0" t="0" r="0" b="0"/>
+            <wp:docPr id="10" name="Imagen 10"/>
+            <wp:cNvGraphicFramePr>
+              <a:graphicFrameLocks xmlns:a="http://schemas.openxmlformats.org/drawingml/2006/main" noChangeAspect="1"/>
+            </wp:cNvGraphicFramePr>
+            <a:graphic xmlns:a="http://schemas.openxmlformats.org/drawingml/2006/main">
+              <a:graphicData uri="http://schemas.openxmlformats.org/drawingml/2006/picture">
+                <pic:pic xmlns:pic="http://schemas.openxmlformats.org/drawingml/2006/picture">
+                  <pic:nvPicPr>
+                    <pic:cNvPr id="1" name=""/>
+                    <pic:cNvPicPr/>
+                  </pic:nvPicPr>
+                  <pic:blipFill>
+                    <a:blip r:embed="rId20"/>
+                    <a:stretch>
+                      <a:fillRect/>
+                    </a:stretch>
+                  </pic:blipFill>
+                  <pic:spPr>
+                    <a:xfrm>
+                      <a:off x="0" y="0"/>
+                      <a:ext cx="4810781" cy="2908304"/>
+                    </a:xfrm>
+                    <a:prstGeom prst="rect">
+                      <a:avLst/>
+                    </a:prstGeom>
+                  </pic:spPr>
+                </pic:pic>
+              </a:graphicData>
+            </a:graphic>
+          </wp:inline>
+        </w:drawing>
+      </w:r>
+    </w:p>
+    <w:p>
+      <w:pPr>
+        <w:spacing w:before="0" w:after="160" w:line="259" w:lineRule="auto"/>
+        <w:jc w:val="left"/>
+      </w:pPr>
+      <w:r>
+        <w:br w:type="page"/>
+      </w:r>
+    </w:p>
+    <w:p>
+      <w:pPr>
+        <w:rPr>
+          <w:b/>
+          <w:i/>
+        </w:rPr>
+      </w:pPr>
+      <w:r>
+        <w:rPr>
+          <w:b/>
+          <w:i/>
+        </w:rPr>
+        <w:lastRenderedPageBreak/>
+        <w:t>Ampliar</w:t>
+      </w:r>
+      <w:r>
+        <w:rPr>
+          <w:b/>
+          <w:i/>
+        </w:rPr>
+        <w:t xml:space="preserve"> la cuota de recepción de mensajes</w:t>
+      </w:r>
+      <w:r>
+        <w:rPr>
+          <w:b/>
+          <w:i/>
+        </w:rPr>
+        <w:t>:</w:t>
+      </w:r>
+    </w:p>
+    <w:p>
+      <w:r>
+        <w:t xml:space="preserve">La </w:t>
+      </w:r>
+      <w:r>
+        <w:rPr>
+          <w:i/>
+        </w:rPr>
+        <w:t>cuota de recepción de mensajes</w:t>
+      </w:r>
+      <w:r>
+        <w:t xml:space="preserve"> se refiere generalmente al tamaño máximo permitido para un solo mensaje (con sus adjuntos) que puede recibir o enviar un buzón. Esto es diferente de la cuota de almacenamiento total del buzón.</w:t>
+      </w:r>
+    </w:p>
+    <w:p>
+      <w:r>
+        <w:t>Esto se configura en el EAC para cada buzón individualmente, o para el servidor en general:</w:t>
+      </w:r>
+    </w:p>
+    <w:p>
+      <w:pPr>
+        <w:rPr>
+          <w:b/>
+          <w:i/>
+        </w:rPr>
+      </w:pPr>
+      <w:r>
+        <w:rPr>
+          <w:b/>
+          <w:i/>
+        </w:rPr>
+        <w:t>A nivel de Buzón Individual (para cuotas mayores):</w:t>
+      </w:r>
+    </w:p>
+    <w:p>
+      <w:r>
+        <w:t>Pasos a seguir:</w:t>
+      </w:r>
+    </w:p>
+    <w:p>
+      <w:pPr>
+        <w:pStyle w:val="Prrafodelista"/>
+        <w:numPr>
+          <w:ilvl w:val="0"/>
+          <w:numId w:val="15"/>
+        </w:numPr>
+      </w:pPr>
+      <w:r>
+        <w:t>En el EAC, ve a destinatarios &gt; buzones.</w:t>
+      </w:r>
+    </w:p>
+    <w:p>
+      <w:pPr>
+        <w:pStyle w:val="Prrafodelista"/>
+      </w:pPr>
+    </w:p>
+    <w:p>
+      <w:pPr>
+        <w:pStyle w:val="Prrafodelista"/>
+        <w:numPr>
+          <w:ilvl w:val="0"/>
+          <w:numId w:val="15"/>
+        </w:numPr>
+      </w:pPr>
+      <w:r>
+        <w:t>Selecciona el buzón y haz clic en el icono del lápiz (Editar).</w:t>
+      </w:r>
+    </w:p>
+    <w:p>
+      <w:pPr>
+        <w:pStyle w:val="Prrafodelista"/>
+      </w:pPr>
+    </w:p>
+    <w:p>
+      <w:pPr>
+        <w:pStyle w:val="Prrafodelista"/>
+        <w:numPr>
+          <w:ilvl w:val="0"/>
+          <w:numId w:val="15"/>
+        </w:numPr>
+      </w:pPr>
+      <w:r>
+        <w:t>En la ventana de propiedades del buzón, haz clic en características del buzón (en el panel de la izquierda).</w:t>
+      </w:r>
+    </w:p>
+    <w:p>
+      <w:pPr>
+        <w:pStyle w:val="Prrafodelista"/>
+      </w:pPr>
+    </w:p>
+    <w:p>
+      <w:pPr>
+        <w:pStyle w:val="Prrafodelista"/>
+        <w:numPr>
+          <w:ilvl w:val="0"/>
+          <w:numId w:val="15"/>
+        </w:numPr>
+      </w:pPr>
+      <w:r>
+        <w:t>Desplázate hacia abajo hasta la sección Flujo de mensajes.</w:t>
+      </w:r>
+    </w:p>
+    <w:p>
+      <w:pPr>
+        <w:pStyle w:val="Prrafodelista"/>
+      </w:pPr>
+    </w:p>
+    <w:p>
+      <w:pPr>
+        <w:pStyle w:val="Prrafodelista"/>
+        <w:numPr>
+          <w:ilvl w:val="0"/>
+          <w:numId w:val="15"/>
+        </w:numPr>
+      </w:pPr>
+      <w:r>
+        <w:t>Haz clic en "Ver detalles" junto a Límites de tamaño de mensajes.</w:t>
+      </w:r>
+    </w:p>
+    <w:p>
+      <w:pPr>
+        <w:pStyle w:val="Prrafodelista"/>
+      </w:pPr>
+    </w:p>
+    <w:p>
+      <w:pPr>
+        <w:pStyle w:val="Prrafodelista"/>
+        <w:numPr>
+          <w:ilvl w:val="0"/>
+          <w:numId w:val="15"/>
+        </w:numPr>
+      </w:pPr>
+      <w:r>
+        <w:t>Aquí puedes modificar:</w:t>
+      </w:r>
+    </w:p>
+    <w:p>
+      <w:pPr>
+        <w:pStyle w:val="Prrafodelista"/>
+      </w:pPr>
+    </w:p>
+    <w:p>
+      <w:pPr>
+        <w:pStyle w:val="Prrafodelista"/>
+        <w:numPr>
+          <w:ilvl w:val="0"/>
+          <w:numId w:val="16"/>
+        </w:numPr>
+      </w:pPr>
+      <w:r>
+        <w:rPr>
+          <w:b/>
+          <w:i/>
+        </w:rPr>
+        <w:t>Tamaño máximo de los mensajes enviados (KB):</w:t>
+      </w:r>
+      <w:r>
+        <w:t xml:space="preserve"> Limita el tamaño de los correos que el usuario puede enviar.</w:t>
+      </w:r>
+    </w:p>
+    <w:p>
+      <w:pPr>
+        <w:pStyle w:val="Prrafodelista"/>
+        <w:numPr>
+          <w:ilvl w:val="0"/>
+          <w:numId w:val="16"/>
+        </w:numPr>
+      </w:pPr>
+      <w:r>
+        <w:rPr>
+          <w:b/>
+          <w:i/>
+        </w:rPr>
+        <w:t>Tamaño máximo de los mensajes recibidos (KB):</w:t>
+      </w:r>
+      <w:r>
+        <w:t xml:space="preserve"> Limita el tamaño de los correos que el usuario puede recibir.</w:t>
+      </w:r>
+    </w:p>
+    <w:p>
+      <w:pPr>
+        <w:pStyle w:val="Prrafodelista"/>
+        <w:numPr>
+          <w:ilvl w:val="0"/>
+          <w:numId w:val="16"/>
+        </w:numPr>
+      </w:pPr>
+      <w:r>
+        <w:t>Ajusta los valores seg</w:t>
+      </w:r>
+      <w:r>
+        <w:t xml:space="preserve">ún sea necesario y haz clic en </w:t>
+      </w:r>
+      <w:r>
+        <w:rPr>
+          <w:b/>
+          <w:i/>
+        </w:rPr>
+        <w:t>guardar</w:t>
+      </w:r>
+      <w:r>
+        <w:t>.</w:t>
+      </w:r>
+    </w:p>
+    <w:p>
+      <w:pPr>
+        <w:jc w:val="center"/>
+      </w:pPr>
+      <w:r>
+        <w:rPr>
+          <w:noProof/>
+          <w:lang w:eastAsia="es-ES"/>
+        </w:rPr>
+        <w:drawing>
+          <wp:inline distT="0" distB="0" distL="0" distR="0" wp14:anchorId="60D7EE5C" wp14:editId="3F448B6B">
+            <wp:extent cx="4743450" cy="2430293"/>
+            <wp:effectExtent l="0" t="0" r="0" b="8255"/>
+            <wp:docPr id="11" name="Imagen 11"/>
+            <wp:cNvGraphicFramePr>
+              <a:graphicFrameLocks xmlns:a="http://schemas.openxmlformats.org/drawingml/2006/main" noChangeAspect="1"/>
+            </wp:cNvGraphicFramePr>
+            <a:graphic xmlns:a="http://schemas.openxmlformats.org/drawingml/2006/main">
+              <a:graphicData uri="http://schemas.openxmlformats.org/drawingml/2006/picture">
+                <pic:pic xmlns:pic="http://schemas.openxmlformats.org/drawingml/2006/picture">
+                  <pic:nvPicPr>
+                    <pic:cNvPr id="1" name=""/>
+                    <pic:cNvPicPr/>
+                  </pic:nvPicPr>
+                  <pic:blipFill>
+                    <a:blip r:embed="rId21"/>
+                    <a:stretch>
+                      <a:fillRect/>
+                    </a:stretch>
+                  </pic:blipFill>
+                  <pic:spPr>
+                    <a:xfrm>
+                      <a:off x="0" y="0"/>
+                      <a:ext cx="4748496" cy="2432878"/>
+                    </a:xfrm>
+                    <a:prstGeom prst="rect">
+                      <a:avLst/>
+                    </a:prstGeom>
+                  </pic:spPr>
+                </pic:pic>
+              </a:graphicData>
+            </a:graphic>
+          </wp:inline>
+        </w:drawing>
+      </w:r>
+    </w:p>
+    <w:p>
+      <w:r>
+        <w:rPr>
+          <w:b/>
+          <w:i/>
+        </w:rPr>
+        <w:lastRenderedPageBreak/>
+        <w:t>A nivel Global del Servidor o Conectores de Transporte (para límites generales):</w:t>
+      </w:r>
+      <w:r>
+        <w:t xml:space="preserve"> Exchange también tiene límites de tamaño de mensajes configurados en los conectores de envío y recepción, y a nivel global de la organización. </w:t>
+      </w:r>
+    </w:p>
+    <w:p>
+      <w:r>
+        <w:t xml:space="preserve">El valor más restrictivo de estos límites (buzón, conector, global) es el que prevalecerá. </w:t>
+      </w:r>
+    </w:p>
+    <w:p>
+      <w:r>
+        <w:t>Si necesitamos</w:t>
+      </w:r>
+      <w:r>
+        <w:t xml:space="preserve"> ampliar la cuota de recepción para toda la orga</w:t>
+      </w:r>
+      <w:r>
+        <w:t>nización, se tendrían</w:t>
+      </w:r>
+      <w:r>
+        <w:t xml:space="preserve"> que ajustar estos límites globales también.</w:t>
+      </w:r>
+    </w:p>
+    <w:p>
+      <w:pPr>
+        <w:rPr>
+          <w:b/>
+          <w:i/>
+        </w:rPr>
+      </w:pPr>
+      <w:r>
+        <w:rPr>
+          <w:b/>
+          <w:i/>
+        </w:rPr>
+        <w:t>P</w:t>
+      </w:r>
+      <w:r>
+        <w:rPr>
+          <w:b/>
+          <w:i/>
+        </w:rPr>
+        <w:t>oner límites de mensajes en los buzones</w:t>
+      </w:r>
+    </w:p>
+    <w:p>
+      <w:r>
+        <w:t xml:space="preserve">Si por "límites de mensajes" nos referimos al tamaño máximo de un solo mensaje (como en el punto anterior), se hace como se describió anteriormente. </w:t>
+      </w:r>
+    </w:p>
+    <w:p>
+      <w:r>
+        <w:t xml:space="preserve">Si nos referimos a la cantidad de mensajes (número de ítems) que puede contener un buzón, Exchange no tiene una configuración directa para limitar el "número" de mensajes, sino que se basa en el "tamaño total" que ocupan (la cuota de almacenamiento). </w:t>
+      </w:r>
+    </w:p>
+    <w:p>
+      <w:r>
+        <w:t>Un buzón puede tener muchos mensajes pequeños o pocos mensajes muy grandes, lo que importa es el espacio total ocupado.</w:t>
+      </w:r>
+    </w:p>
     <w:p>
       <w:pPr>
         <w:pStyle w:val="Ttulo2"/>
         <w:jc w:val="left"/>
       </w:pPr>
-      <w:bookmarkStart w:id="3" w:name="_Toc199591276"/>
-      <w:r>
-        <w:t xml:space="preserve">Pregunta </w:t>
-      </w:r>
-      <w:r>
-        <w:t>2</w:t>
-      </w:r>
-      <w:r>
-        <w:t>:</w:t>
+      <w:bookmarkStart w:id="3" w:name="_Toc199591277"/>
+      <w:bookmarkStart w:id="4" w:name="_GoBack"/>
+      <w:bookmarkEnd w:id="4"/>
+      <w:r>
+        <w:t>Pregunta 3:</w:t>
       </w:r>
       <w:bookmarkEnd w:id="3"/>
     </w:p>
@@ -1467,26 +3890,541 @@
           <w:sz w:val="26"/>
           <w:szCs w:val="26"/>
         </w:rPr>
-        <w:t>Después de un estudio vemos que hay ciertos buzones que deben tener un mayor tamaño de cuota y en general hay que limitar el uso de las cuotas de cuentas para no saturar el sistema. ¿Desde qué apartado podemos realizar estas acciones? ¿Cómo se amplía la cuota de recepción de mensajes? ¿Cómo podemos poner límites de mensajes en los buzones?</w:t>
-      </w:r>
-    </w:p>
-    <w:p/>
+        <w:t>Los usuarios de la empresa van a utilizar Outlook para conectar con el servidor y enviar o recibir sus correos. ¿Explicar los pasos a seguir para agregar la cuenta en Outlook?</w:t>
+      </w:r>
+    </w:p>
+    <w:p>
+      <w:r>
+        <w:rPr>
+          <w:b/>
+          <w:i/>
+        </w:rPr>
+        <w:t>Outlook</w:t>
+      </w:r>
+      <w:r>
+        <w:t xml:space="preserve"> moderno utiliza el servicio </w:t>
+      </w:r>
+      <w:r>
+        <w:rPr>
+          <w:b/>
+          <w:i/>
+        </w:rPr>
+        <w:t>Autodiscover de Exchange</w:t>
+      </w:r>
+      <w:r>
+        <w:t xml:space="preserve"> para configurar automáticamente las cuentas. Esto es lo más común y sencillo. Pasos a seguir para agregar la cuenta en Outlook (Configuración Automática con Autodiscover):</w:t>
+      </w:r>
+    </w:p>
+    <w:p>
+      <w:pPr>
+        <w:pStyle w:val="Prrafodelista"/>
+        <w:numPr>
+          <w:ilvl w:val="0"/>
+          <w:numId w:val="17"/>
+        </w:numPr>
+        <w:rPr>
+          <w:b/>
+          <w:i/>
+        </w:rPr>
+      </w:pPr>
+      <w:r>
+        <w:rPr>
+          <w:b/>
+          <w:i/>
+        </w:rPr>
+        <w:t>Pre-requisitos en el Servidor (ya deberían estar configurados por Exchange):</w:t>
+      </w:r>
+    </w:p>
+    <w:p>
+      <w:pPr>
+        <w:pStyle w:val="Prrafodelista"/>
+        <w:rPr>
+          <w:b/>
+          <w:i/>
+        </w:rPr>
+      </w:pPr>
+    </w:p>
+    <w:p>
+      <w:pPr>
+        <w:pStyle w:val="Prrafodelista"/>
+        <w:numPr>
+          <w:ilvl w:val="0"/>
+          <w:numId w:val="18"/>
+        </w:numPr>
+      </w:pPr>
+      <w:r>
+        <w:t xml:space="preserve">El servidor Exchange debe tener un certificado </w:t>
+      </w:r>
+      <w:r>
+        <w:rPr>
+          <w:b/>
+          <w:i/>
+        </w:rPr>
+        <w:t>SSL/TLS</w:t>
+      </w:r>
+      <w:r>
+        <w:t xml:space="preserve"> válido para sus servicios web </w:t>
+      </w:r>
+      <w:r>
+        <w:rPr>
+          <w:b/>
+          <w:i/>
+        </w:rPr>
+        <w:t>(OWA, Autodiscover).</w:t>
+      </w:r>
+    </w:p>
+    <w:p>
+      <w:pPr>
+        <w:pStyle w:val="Prrafodelista"/>
+        <w:ind w:left="1494"/>
+      </w:pPr>
+    </w:p>
+    <w:p>
+      <w:pPr>
+        <w:pStyle w:val="Prrafodelista"/>
+        <w:numPr>
+          <w:ilvl w:val="0"/>
+          <w:numId w:val="18"/>
+        </w:numPr>
+      </w:pPr>
+      <w:r>
+        <w:t xml:space="preserve">Los registros </w:t>
+      </w:r>
+      <w:r>
+        <w:rPr>
+          <w:b/>
+          <w:i/>
+        </w:rPr>
+        <w:t>DNS</w:t>
+      </w:r>
+      <w:r>
+        <w:t xml:space="preserve"> internos </w:t>
+      </w:r>
+      <w:r>
+        <w:rPr>
+          <w:b/>
+          <w:i/>
+        </w:rPr>
+        <w:t>(A y SRV)</w:t>
+      </w:r>
+      <w:r>
+        <w:t xml:space="preserve"> para Autodiscover deben ser correctos y apuntar al servidor Exchange. </w:t>
+      </w:r>
+    </w:p>
+    <w:p>
+      <w:pPr>
+        <w:pStyle w:val="Prrafodelista"/>
+        <w:ind w:left="1494"/>
+      </w:pPr>
+    </w:p>
+    <w:p>
+      <w:pPr>
+        <w:pStyle w:val="Prrafodelista"/>
+        <w:numPr>
+          <w:ilvl w:val="0"/>
+          <w:numId w:val="18"/>
+        </w:numPr>
+      </w:pPr>
+      <w:r>
+        <w:t xml:space="preserve">El usuario debe existir en </w:t>
+      </w:r>
+      <w:r>
+        <w:rPr>
+          <w:b/>
+          <w:i/>
+        </w:rPr>
+        <w:t>Active Directory</w:t>
+      </w:r>
+      <w:r>
+        <w:t xml:space="preserve"> y tener un buzón de </w:t>
+      </w:r>
+      <w:r>
+        <w:rPr>
+          <w:b/>
+          <w:i/>
+        </w:rPr>
+        <w:t>Exchange asociado.</w:t>
+      </w:r>
+    </w:p>
+    <w:p>
+      <w:pPr>
+        <w:pStyle w:val="Prrafodelista"/>
+      </w:pPr>
+    </w:p>
+    <w:p>
+      <w:pPr>
+        <w:spacing w:before="0" w:after="160" w:line="259" w:lineRule="auto"/>
+        <w:jc w:val="left"/>
+      </w:pPr>
+      <w:r>
+        <w:br w:type="page"/>
+      </w:r>
+    </w:p>
+    <w:p>
+      <w:pPr>
+        <w:pStyle w:val="Prrafodelista"/>
+        <w:numPr>
+          <w:ilvl w:val="0"/>
+          <w:numId w:val="19"/>
+        </w:numPr>
+        <w:rPr>
+          <w:b/>
+          <w:i/>
+        </w:rPr>
+      </w:pPr>
+      <w:r>
+        <w:rPr>
+          <w:b/>
+          <w:i/>
+        </w:rPr>
+        <w:lastRenderedPageBreak/>
+        <w:t>Pasos en el Cliente (Outlook):</w:t>
+      </w:r>
+    </w:p>
+    <w:p>
+      <w:pPr>
+        <w:pStyle w:val="Prrafodelista"/>
+        <w:ind w:left="360"/>
+        <w:rPr>
+          <w:b/>
+          <w:i/>
+        </w:rPr>
+      </w:pPr>
+    </w:p>
+    <w:p>
+      <w:pPr>
+        <w:pStyle w:val="Prrafodelista"/>
+        <w:numPr>
+          <w:ilvl w:val="0"/>
+          <w:numId w:val="26"/>
+        </w:numPr>
+      </w:pPr>
+      <w:r>
+        <w:rPr>
+          <w:b/>
+          <w:i/>
+        </w:rPr>
+        <w:t xml:space="preserve">Abrir Outlook: </w:t>
+      </w:r>
+      <w:r>
+        <w:t>Abre la aplicación Microsoft Outlook en el equipo del usuario.</w:t>
+      </w:r>
+    </w:p>
+    <w:p>
+      <w:pPr>
+        <w:pStyle w:val="Prrafodelista"/>
+      </w:pPr>
+    </w:p>
+    <w:p>
+      <w:pPr>
+        <w:pStyle w:val="Prrafodelista"/>
+        <w:numPr>
+          <w:ilvl w:val="0"/>
+          <w:numId w:val="26"/>
+        </w:numPr>
+        <w:rPr>
+          <w:b/>
+          <w:i/>
+        </w:rPr>
+      </w:pPr>
+      <w:r>
+        <w:rPr>
+          <w:b/>
+          <w:i/>
+        </w:rPr>
+        <w:t>Inicio de Configuración de Cuenta:</w:t>
+      </w:r>
+    </w:p>
+    <w:p>
+      <w:pPr>
+        <w:pStyle w:val="Prrafodelista"/>
+      </w:pPr>
+    </w:p>
+    <w:p>
+      <w:pPr>
+        <w:pStyle w:val="Prrafodelista"/>
+        <w:numPr>
+          <w:ilvl w:val="0"/>
+          <w:numId w:val="27"/>
+        </w:numPr>
+      </w:pPr>
+      <w:r>
+        <w:t>Si es la primera vez que se abre Outlook, se iniciará automáticamente el Asistente de Configuración de Cuenta.</w:t>
+      </w:r>
+    </w:p>
+    <w:p>
+      <w:pPr>
+        <w:pStyle w:val="Prrafodelista"/>
+        <w:numPr>
+          <w:ilvl w:val="0"/>
+          <w:numId w:val="27"/>
+        </w:numPr>
+      </w:pPr>
+      <w:r>
+        <w:t xml:space="preserve">Si ya hay cuentas configuradas, ve a Archivo &gt; Información &gt; Configuración de la </w:t>
+      </w:r>
+      <w:r>
+        <w:t>cuenta &gt; Configuración</w:t>
+      </w:r>
+      <w:r>
+        <w:t xml:space="preserve"> de la</w:t>
+      </w:r>
+      <w:r>
+        <w:t xml:space="preserve"> cuenta... y luego haz clic en Nuevo... o Agregar cuenta</w:t>
+      </w:r>
+      <w:r>
+        <w:t>.</w:t>
+      </w:r>
+    </w:p>
+    <w:p>
+      <w:pPr>
+        <w:pStyle w:val="Prrafodelista"/>
+        <w:ind w:left="1778"/>
+      </w:pPr>
+    </w:p>
+    <w:p>
+      <w:pPr>
+        <w:pStyle w:val="Prrafodelista"/>
+        <w:numPr>
+          <w:ilvl w:val="0"/>
+          <w:numId w:val="26"/>
+        </w:numPr>
+        <w:rPr>
+          <w:b/>
+          <w:i/>
+        </w:rPr>
+      </w:pPr>
+      <w:r>
+        <w:rPr>
+          <w:b/>
+          <w:i/>
+        </w:rPr>
+        <w:t>Introducir Dirección de Correo:</w:t>
+      </w:r>
+    </w:p>
+    <w:p>
+      <w:pPr>
+        <w:pStyle w:val="Prrafodelista"/>
+      </w:pPr>
+    </w:p>
+    <w:p>
+      <w:pPr>
+        <w:pStyle w:val="Prrafodelista"/>
+        <w:numPr>
+          <w:ilvl w:val="0"/>
+          <w:numId w:val="27"/>
+        </w:numPr>
+      </w:pPr>
+      <w:r>
+        <w:t>En la ventana de Configuración de la cuenta</w:t>
+      </w:r>
+      <w:r>
+        <w:t>, introduce la dirección de correo electrónico completa del usuario</w:t>
+      </w:r>
+      <w:r>
+        <w:t>.</w:t>
+      </w:r>
+    </w:p>
+    <w:p>
+      <w:pPr>
+        <w:pStyle w:val="Prrafodelista"/>
+        <w:numPr>
+          <w:ilvl w:val="0"/>
+          <w:numId w:val="27"/>
+        </w:numPr>
+      </w:pPr>
+      <w:r>
+        <w:t xml:space="preserve"> Haz </w:t>
+      </w:r>
+      <w:r>
+        <w:t>clic en Conectar o Siguiente</w:t>
+      </w:r>
+      <w:r>
+        <w:t>.</w:t>
+      </w:r>
+    </w:p>
+    <w:p>
+      <w:pPr>
+        <w:pStyle w:val="Prrafodelista"/>
+        <w:ind w:left="1778"/>
+      </w:pPr>
+    </w:p>
+    <w:p>
+      <w:pPr>
+        <w:pStyle w:val="Prrafodelista"/>
+        <w:numPr>
+          <w:ilvl w:val="0"/>
+          <w:numId w:val="26"/>
+        </w:numPr>
+        <w:rPr>
+          <w:b/>
+          <w:i/>
+        </w:rPr>
+      </w:pPr>
+      <w:r>
+        <w:rPr>
+          <w:b/>
+          <w:i/>
+        </w:rPr>
+        <w:t>Autenticación:</w:t>
+      </w:r>
+    </w:p>
+    <w:p>
+      <w:pPr>
+        <w:pStyle w:val="Prrafodelista"/>
+      </w:pPr>
+    </w:p>
+    <w:p>
+      <w:pPr>
+        <w:pStyle w:val="Prrafodelista"/>
+        <w:numPr>
+          <w:ilvl w:val="0"/>
+          <w:numId w:val="27"/>
+        </w:numPr>
+      </w:pPr>
+      <w:r>
+        <w:t>Outlook intentará detectar la configuración automáticamente a través del servicio Autodiscover.</w:t>
+      </w:r>
+    </w:p>
+    <w:p>
+      <w:pPr>
+        <w:pStyle w:val="Prrafodelista"/>
+        <w:numPr>
+          <w:ilvl w:val="0"/>
+          <w:numId w:val="27"/>
+        </w:numPr>
+      </w:pPr>
+      <w:r>
+        <w:t>Se te pedirá que inicies sesión. Introduce la contraseña del usuario de Active Directory. Si el equipo ya está unido al dominio y el usuario inició sesión con la cuenta de dominio, puede que no se pida explícitamente la contraseña o que utilice el inicio de sesión único (SSO).</w:t>
+      </w:r>
+    </w:p>
+    <w:p>
+      <w:pPr>
+        <w:pStyle w:val="Prrafodelista"/>
+        <w:numPr>
+          <w:ilvl w:val="0"/>
+          <w:numId w:val="27"/>
+        </w:numPr>
+      </w:pPr>
+      <w:r>
+        <w:t>Es posible que veas un aviso de seguridad sobre el ce</w:t>
+      </w:r>
+      <w:r>
+        <w:t>rtificado del servidor. Si estamos</w:t>
+      </w:r>
+      <w:r>
+        <w:t xml:space="preserve"> en un</w:t>
+      </w:r>
+      <w:r>
+        <w:t>a</w:t>
+      </w:r>
+      <w:r>
+        <w:t xml:space="preserve"> </w:t>
+      </w:r>
+      <w:r>
+        <w:t>práctica en máquina virtual, y sabemos</w:t>
+      </w:r>
+      <w:r>
+        <w:t xml:space="preserve"> que el certificado es auto-firmado, puedes aceptarlo. En un entorno de producción, debería ser un certificado de una </w:t>
+      </w:r>
+      <w:r>
+        <w:rPr>
+          <w:b/>
+          <w:i/>
+        </w:rPr>
+        <w:t>CA</w:t>
+      </w:r>
+      <w:r>
+        <w:t xml:space="preserve"> de confianza.</w:t>
+      </w:r>
+    </w:p>
+    <w:p>
+      <w:pPr>
+        <w:pStyle w:val="Prrafodelista"/>
+        <w:ind w:left="1778"/>
+      </w:pPr>
+    </w:p>
+    <w:p>
+      <w:pPr>
+        <w:pStyle w:val="Prrafodelista"/>
+        <w:numPr>
+          <w:ilvl w:val="0"/>
+          <w:numId w:val="26"/>
+        </w:numPr>
+        <w:rPr>
+          <w:b/>
+          <w:i/>
+        </w:rPr>
+      </w:pPr>
+      <w:r>
+        <w:rPr>
+          <w:b/>
+          <w:i/>
+        </w:rPr>
+        <w:t>Finalizar:</w:t>
+      </w:r>
+    </w:p>
+    <w:p>
+      <w:pPr>
+        <w:pStyle w:val="Prrafodelista"/>
+      </w:pPr>
+    </w:p>
+    <w:p>
+      <w:pPr>
+        <w:pStyle w:val="Prrafodelista"/>
+        <w:numPr>
+          <w:ilvl w:val="0"/>
+          <w:numId w:val="27"/>
+        </w:numPr>
+      </w:pPr>
+      <w:r>
+        <w:t>Una vez que Outlook verifica las credenciales y la configuración, mostrará un mensaje de que la cuenta se agregó correctamente.</w:t>
+      </w:r>
+    </w:p>
+    <w:p>
+      <w:pPr>
+        <w:pStyle w:val="Prrafodelista"/>
+        <w:numPr>
+          <w:ilvl w:val="0"/>
+          <w:numId w:val="27"/>
+        </w:numPr>
+      </w:pPr>
+      <w:r>
+        <w:t>Haz clic en "Hecho" o "Finalizar".</w:t>
+      </w:r>
+    </w:p>
+    <w:p>
+      <w:pPr>
+        <w:pStyle w:val="Prrafodelista"/>
+        <w:numPr>
+          <w:ilvl w:val="0"/>
+          <w:numId w:val="27"/>
+        </w:numPr>
+      </w:pPr>
+      <w:r>
+        <w:t>Outlook se iniciará y comenzará a sincronizar el buzón del usuario.</w:t>
+      </w:r>
+    </w:p>
+    <w:p>
+      <w:pPr>
+        <w:spacing w:before="0" w:after="160" w:line="259" w:lineRule="auto"/>
+        <w:jc w:val="left"/>
+      </w:pPr>
+      <w:r>
+        <w:br w:type="page"/>
+      </w:r>
+    </w:p>
     <w:p>
       <w:pPr>
         <w:pStyle w:val="Ttulo2"/>
         <w:jc w:val="left"/>
       </w:pPr>
-      <w:bookmarkStart w:id="4" w:name="_Toc199591277"/>
-      <w:r>
-        <w:t xml:space="preserve">Pregunta </w:t>
-      </w:r>
-      <w:r>
-        <w:t>3</w:t>
-      </w:r>
-      <w:r>
-        <w:t>:</w:t>
-      </w:r>
-      <w:bookmarkEnd w:id="4"/>
+      <w:bookmarkStart w:id="5" w:name="_Toc199591278"/>
+      <w:r>
+        <w:lastRenderedPageBreak/>
+        <w:t>Pregunta 4:</w:t>
+      </w:r>
+      <w:bookmarkEnd w:id="5"/>
     </w:p>
     <w:p>
       <w:pPr>
@@ -1504,28 +4442,17 @@
           <w:sz w:val="26"/>
           <w:szCs w:val="26"/>
         </w:rPr>
-        <w:t>Los usuarios de la empresa van a utilizar Outlook para conectar con el servidor y enviar o recibir sus correos. ¿Explicar los pasos a seguir para agregar la cuenta en Outlook?</w:t>
-      </w:r>
-    </w:p>
-    <w:p/>
-    <w:p>
-      <w:pPr>
-        <w:pStyle w:val="Ttulo2"/>
-        <w:jc w:val="left"/>
-      </w:pPr>
-      <w:bookmarkStart w:id="5" w:name="_Toc199591278"/>
-      <w:r>
-        <w:t xml:space="preserve">Pregunta </w:t>
-      </w:r>
-      <w:r>
-        <w:t>4</w:t>
-      </w:r>
-      <w:r>
-        <w:t>:</w:t>
-      </w:r>
-      <w:bookmarkEnd w:id="5"/>
-    </w:p>
-    <w:p/>
+        <w:t>¿Qué se debe tener en cuenta para conseguir el óptimo funcionamiento de nuestro servidor? Y ¿qué parámetros hay que considerar si nuestras expectativas se quedan pequeñas en poco tiempo?</w:t>
+      </w:r>
+    </w:p>
+    <w:p>
+      <w:r>
+        <w:t>Para conseguir el óptimo funcionamiento de un servidor Exchange y gestionar el crecimi</w:t>
+      </w:r>
+      <w:r>
+        <w:t>ento, se deben tener en cuenta:</w:t>
+      </w:r>
+    </w:p>
     <w:p>
       <w:pPr>
         <w:rPr>
@@ -1542,13 +4469,708 @@
           <w:sz w:val="26"/>
           <w:szCs w:val="26"/>
         </w:rPr>
-        <w:t>¿Qué se debe tener en cuenta para conseguir el óptimo funcionamiento de nuestro servidor? Y ¿qué parámetros hay que considerar si nuestras expectativas se quedan pequeñas en poco tiempo?</w:t>
-      </w:r>
-    </w:p>
-    <w:p/>
+        <w:t>Para un Óptimo Funcionamiento (Man</w:t>
+      </w:r>
+      <w:r>
+        <w:rPr>
+          <w:b/>
+          <w:i/>
+          <w:sz w:val="26"/>
+          <w:szCs w:val="26"/>
+        </w:rPr>
+        <w:t>tenimiento y Buenas Prácticas):</w:t>
+      </w:r>
+    </w:p>
+    <w:p>
+      <w:pPr>
+        <w:pStyle w:val="Prrafodelista"/>
+        <w:numPr>
+          <w:ilvl w:val="0"/>
+          <w:numId w:val="20"/>
+        </w:numPr>
+        <w:spacing w:after="240"/>
+        <w:ind w:left="357" w:hanging="357"/>
+      </w:pPr>
+      <w:r>
+        <w:rPr>
+          <w:b/>
+          <w:i/>
+        </w:rPr>
+        <w:t>Recursos Adecuados:</w:t>
+      </w:r>
+      <w:r>
+        <w:t xml:space="preserve"> Asegurarse de que el servidor tenga suficiente </w:t>
+      </w:r>
+      <w:r>
+        <w:rPr>
+          <w:b/>
+          <w:i/>
+        </w:rPr>
+        <w:t>RAM, CPU</w:t>
+      </w:r>
+      <w:r>
+        <w:t xml:space="preserve"> y, sobre todo, un subsistema de disco rápido </w:t>
+      </w:r>
+      <w:r>
+        <w:rPr>
+          <w:b/>
+          <w:i/>
+        </w:rPr>
+        <w:t>(SSD/NVMe, RAID 10 para bases de datos)</w:t>
+      </w:r>
+      <w:r>
+        <w:t xml:space="preserve"> con suficiente </w:t>
+      </w:r>
+      <w:r>
+        <w:rPr>
+          <w:b/>
+          <w:i/>
+        </w:rPr>
+        <w:t>IOPS</w:t>
+      </w:r>
+      <w:r>
+        <w:t xml:space="preserve"> y baja latencia. Este es el factor más crítico.</w:t>
+      </w:r>
+    </w:p>
+    <w:p>
+      <w:pPr>
+        <w:pStyle w:val="Prrafodelista"/>
+        <w:spacing w:after="240"/>
+        <w:ind w:left="357"/>
+      </w:pPr>
+    </w:p>
+    <w:p>
+      <w:pPr>
+        <w:pStyle w:val="Prrafodelista"/>
+        <w:numPr>
+          <w:ilvl w:val="0"/>
+          <w:numId w:val="20"/>
+        </w:numPr>
+        <w:spacing w:after="240"/>
+        <w:ind w:left="357" w:hanging="357"/>
+      </w:pPr>
+      <w:r>
+        <w:rPr>
+          <w:b/>
+          <w:i/>
+        </w:rPr>
+        <w:t>Actualizaciones y Parches:</w:t>
+      </w:r>
+      <w:r>
+        <w:t xml:space="preserve"> Mantener Windows Server y Exchange Server actualizados con las últimas actualizaciones acumulativas (CU) y parches de seguridad para garantizar estabilidad, rendimiento y protección.</w:t>
+      </w:r>
+    </w:p>
+    <w:p>
+      <w:pPr>
+        <w:pStyle w:val="Prrafodelista"/>
+        <w:spacing w:after="240"/>
+        <w:ind w:left="357"/>
+      </w:pPr>
+    </w:p>
+    <w:p>
+      <w:pPr>
+        <w:pStyle w:val="Prrafodelista"/>
+        <w:numPr>
+          <w:ilvl w:val="0"/>
+          <w:numId w:val="20"/>
+        </w:numPr>
+        <w:spacing w:after="240"/>
+        <w:ind w:left="357" w:hanging="357"/>
+      </w:pPr>
+      <w:r>
+        <w:rPr>
+          <w:b/>
+          <w:i/>
+        </w:rPr>
+        <w:t>Monitoreo Proactivo:</w:t>
+      </w:r>
+      <w:r>
+        <w:t xml:space="preserve"> Implementar un sistema de monitoreo que vigile constantemente el rendimiento del servidor </w:t>
+      </w:r>
+      <w:r>
+        <w:rPr>
+          <w:i/>
+        </w:rPr>
+        <w:t>(CPU, RAM, E/S de disco, colas de transporte, latencia de bases de datos),</w:t>
+      </w:r>
+      <w:r>
+        <w:t xml:space="preserve"> el espacio en disco, la salud de los servicios de Exchange y los eventos de seguridad.</w:t>
+      </w:r>
+    </w:p>
+    <w:p>
+      <w:pPr>
+        <w:pStyle w:val="Prrafodelista"/>
+        <w:spacing w:after="240"/>
+        <w:ind w:left="357"/>
+      </w:pPr>
+    </w:p>
+    <w:p>
+      <w:pPr>
+        <w:pStyle w:val="Prrafodelista"/>
+        <w:numPr>
+          <w:ilvl w:val="0"/>
+          <w:numId w:val="20"/>
+        </w:numPr>
+        <w:spacing w:after="240"/>
+        <w:ind w:left="357" w:hanging="357"/>
+        <w:rPr>
+          <w:i/>
+        </w:rPr>
+      </w:pPr>
+      <w:r>
+        <w:rPr>
+          <w:b/>
+          <w:i/>
+        </w:rPr>
+        <w:t>Gestión</w:t>
+      </w:r>
+      <w:r>
+        <w:rPr>
+          <w:i/>
+        </w:rPr>
+        <w:t xml:space="preserve"> </w:t>
+      </w:r>
+      <w:r>
+        <w:rPr>
+          <w:b/>
+          <w:i/>
+        </w:rPr>
+        <w:t>de</w:t>
+      </w:r>
+      <w:r>
+        <w:rPr>
+          <w:i/>
+        </w:rPr>
+        <w:t xml:space="preserve"> </w:t>
+      </w:r>
+      <w:r>
+        <w:rPr>
+          <w:b/>
+          <w:i/>
+        </w:rPr>
+        <w:t>Bases de Datos:</w:t>
+      </w:r>
+    </w:p>
+    <w:p>
+      <w:pPr>
+        <w:pStyle w:val="Prrafodelista"/>
+        <w:numPr>
+          <w:ilvl w:val="0"/>
+          <w:numId w:val="21"/>
+        </w:numPr>
+      </w:pPr>
+      <w:r>
+        <w:t>Distribuir los buzones entre varias bases de datos para equilibrar la carga de E/S.</w:t>
+      </w:r>
+    </w:p>
+    <w:p>
+      <w:pPr>
+        <w:pStyle w:val="Prrafodelista"/>
+        <w:numPr>
+          <w:ilvl w:val="0"/>
+          <w:numId w:val="21"/>
+        </w:numPr>
+      </w:pPr>
+      <w:r>
+        <w:t>Mantener el tamaño de las bases de datos dentro de límites manejables.</w:t>
+      </w:r>
+    </w:p>
+    <w:p>
+      <w:pPr>
+        <w:pStyle w:val="Prrafodelista"/>
+        <w:numPr>
+          <w:ilvl w:val="0"/>
+          <w:numId w:val="21"/>
+        </w:numPr>
+      </w:pPr>
+      <w:r>
+        <w:t>Configurar cuotas de buzón para controlar el crecimiento individual.</w:t>
+      </w:r>
+    </w:p>
+    <w:p>
+      <w:pPr>
+        <w:pStyle w:val="Prrafodelista"/>
+        <w:numPr>
+          <w:ilvl w:val="0"/>
+          <w:numId w:val="21"/>
+        </w:numPr>
+      </w:pPr>
+      <w:r>
+        <w:t>Asegurar que las copias de seguridad se completan correctamente para purgar los logs de transacciones y evitar que los discos se llenen.</w:t>
+      </w:r>
+    </w:p>
+    <w:p>
+      <w:pPr>
+        <w:pStyle w:val="Prrafodelista"/>
+        <w:ind w:left="1353"/>
+      </w:pPr>
+    </w:p>
+    <w:p>
+      <w:pPr>
+        <w:pStyle w:val="Prrafodelista"/>
+        <w:numPr>
+          <w:ilvl w:val="0"/>
+          <w:numId w:val="20"/>
+        </w:numPr>
+        <w:spacing w:after="240"/>
+        <w:ind w:left="357" w:hanging="357"/>
+      </w:pPr>
+      <w:r>
+        <w:rPr>
+          <w:b/>
+          <w:i/>
+        </w:rPr>
+        <w:t>Seguridad</w:t>
+      </w:r>
+      <w:r>
+        <w:t xml:space="preserve"> </w:t>
+      </w:r>
+      <w:r>
+        <w:rPr>
+          <w:b/>
+          <w:i/>
+        </w:rPr>
+        <w:t>Robusta:</w:t>
+      </w:r>
+    </w:p>
+    <w:p>
+      <w:pPr>
+        <w:pStyle w:val="Prrafodelista"/>
+        <w:numPr>
+          <w:ilvl w:val="0"/>
+          <w:numId w:val="21"/>
+        </w:numPr>
+      </w:pPr>
+      <w:r>
+        <w:t>Firewall perimetral y de host bien configurados.</w:t>
+      </w:r>
+    </w:p>
+    <w:p>
+      <w:pPr>
+        <w:pStyle w:val="Prrafodelista"/>
+        <w:numPr>
+          <w:ilvl w:val="0"/>
+          <w:numId w:val="21"/>
+        </w:numPr>
+      </w:pPr>
+      <w:r>
+        <w:t>Soluciones antivirus/antimalware en el servidor con exclusiones adecuadas.</w:t>
+      </w:r>
+    </w:p>
+    <w:p>
+      <w:pPr>
+        <w:pStyle w:val="Prrafodelista"/>
+        <w:numPr>
+          <w:ilvl w:val="0"/>
+          <w:numId w:val="21"/>
+        </w:numPr>
+      </w:pPr>
+      <w:r>
+        <w:t>Filtrado de spam y protección contra phishing/malware.</w:t>
+      </w:r>
+    </w:p>
+    <w:p>
+      <w:pPr>
+        <w:pStyle w:val="Prrafodelista"/>
+        <w:numPr>
+          <w:ilvl w:val="0"/>
+          <w:numId w:val="21"/>
+        </w:numPr>
+      </w:pPr>
+      <w:r>
+        <w:t>Uso de certificados SSL/TLS válidos.</w:t>
+      </w:r>
+    </w:p>
+    <w:p>
+      <w:pPr>
+        <w:pStyle w:val="Prrafodelista"/>
+        <w:ind w:left="1353"/>
+      </w:pPr>
+    </w:p>
+    <w:p>
+      <w:pPr>
+        <w:pStyle w:val="Prrafodelista"/>
+        <w:numPr>
+          <w:ilvl w:val="0"/>
+          <w:numId w:val="20"/>
+        </w:numPr>
+        <w:spacing w:after="240"/>
+        <w:ind w:left="357" w:hanging="357"/>
+      </w:pPr>
+      <w:r>
+        <w:rPr>
+          <w:b/>
+          <w:i/>
+        </w:rPr>
+        <w:t>Copia</w:t>
+      </w:r>
+      <w:r>
+        <w:t xml:space="preserve"> </w:t>
+      </w:r>
+      <w:r>
+        <w:rPr>
+          <w:b/>
+          <w:i/>
+        </w:rPr>
+        <w:t>de Seguridad</w:t>
+      </w:r>
+      <w:r>
+        <w:t xml:space="preserve"> </w:t>
+      </w:r>
+      <w:r>
+        <w:rPr>
+          <w:b/>
+          <w:i/>
+        </w:rPr>
+        <w:t>y Recuperación:</w:t>
+      </w:r>
+      <w:r>
+        <w:t xml:space="preserve"> Implementar y probar regularmente un plan de copia de seguridad y recuperación de desastres para las bases de datos de Exchange y la configuración del servidor.</w:t>
+      </w:r>
+    </w:p>
+    <w:p>
+      <w:pPr>
+        <w:spacing w:before="0" w:after="160" w:line="259" w:lineRule="auto"/>
+        <w:jc w:val="left"/>
+      </w:pPr>
+      <w:r>
+        <w:br w:type="page"/>
+      </w:r>
+    </w:p>
+    <w:p>
+      <w:pPr>
+        <w:rPr>
+          <w:b/>
+          <w:i/>
+          <w:sz w:val="26"/>
+          <w:szCs w:val="26"/>
+        </w:rPr>
+      </w:pPr>
+      <w:r>
+        <w:rPr>
+          <w:b/>
+          <w:i/>
+          <w:sz w:val="26"/>
+          <w:szCs w:val="26"/>
+        </w:rPr>
+        <w:lastRenderedPageBreak/>
+        <w:t>Parámetros a Considerar si las Expectativas se quedan Pequeñ</w:t>
+      </w:r>
+      <w:r>
+        <w:rPr>
+          <w:b/>
+          <w:i/>
+          <w:sz w:val="26"/>
+          <w:szCs w:val="26"/>
+        </w:rPr>
+        <w:t>as (Crecimiento/Escalabilidad):</w:t>
+      </w:r>
+    </w:p>
+    <w:p>
+      <w:r>
+        <w:t>Si el rendimiento no satisface las necesidades a medida que la empresa crece, se deben considerar los siguientes parámet</w:t>
+      </w:r>
+      <w:r>
+        <w:t>ros para la expansión o mejora:</w:t>
+      </w:r>
+    </w:p>
+    <w:p>
+      <w:pPr>
+        <w:pStyle w:val="Prrafodelista"/>
+        <w:numPr>
+          <w:ilvl w:val="0"/>
+          <w:numId w:val="22"/>
+        </w:numPr>
+      </w:pPr>
+      <w:r>
+        <w:rPr>
+          <w:b/>
+          <w:i/>
+        </w:rPr>
+        <w:t>Escalado de</w:t>
+      </w:r>
+      <w:r>
+        <w:t xml:space="preserve"> </w:t>
+      </w:r>
+      <w:r>
+        <w:rPr>
+          <w:b/>
+          <w:i/>
+        </w:rPr>
+        <w:t>Recursos</w:t>
+      </w:r>
+      <w:r>
+        <w:t xml:space="preserve"> </w:t>
+      </w:r>
+      <w:r>
+        <w:rPr>
+          <w:b/>
+          <w:i/>
+        </w:rPr>
+        <w:t>Actuales (Vertical Scaling):</w:t>
+      </w:r>
+    </w:p>
+    <w:p>
+      <w:pPr>
+        <w:pStyle w:val="Prrafodelista"/>
+      </w:pPr>
+    </w:p>
+    <w:p>
+      <w:pPr>
+        <w:pStyle w:val="Prrafodelista"/>
+        <w:numPr>
+          <w:ilvl w:val="0"/>
+          <w:numId w:val="23"/>
+        </w:numPr>
+      </w:pPr>
+      <w:r>
+        <w:rPr>
+          <w:b/>
+          <w:i/>
+        </w:rPr>
+        <w:t>Aumento de RAM:</w:t>
+      </w:r>
+      <w:r>
+        <w:t xml:space="preserve"> Añadir más memoria al servidor existente (si el hardware lo permite) para mejorar el almacenamiento en caché de la base de datos y la ejecución de servicios.</w:t>
+      </w:r>
+    </w:p>
+    <w:p>
+      <w:pPr>
+        <w:pStyle w:val="Prrafodelista"/>
+        <w:numPr>
+          <w:ilvl w:val="0"/>
+          <w:numId w:val="23"/>
+        </w:numPr>
+      </w:pPr>
+      <w:r>
+        <w:rPr>
+          <w:b/>
+          <w:i/>
+        </w:rPr>
+        <w:t>Mejora de CPU:</w:t>
+      </w:r>
+      <w:r>
+        <w:t xml:space="preserve"> Si la CPU es un cuello de botella, considerar procesadores con más núcleos o mayor velocidad.</w:t>
+      </w:r>
+    </w:p>
+    <w:p>
+      <w:pPr>
+        <w:pStyle w:val="Prrafodelista"/>
+        <w:numPr>
+          <w:ilvl w:val="0"/>
+          <w:numId w:val="23"/>
+        </w:numPr>
+      </w:pPr>
+      <w:r>
+        <w:rPr>
+          <w:b/>
+          <w:i/>
+        </w:rPr>
+        <w:t>Actualización de Almacenamiento:</w:t>
+      </w:r>
+      <w:r>
+        <w:t xml:space="preserve"> Migrar a discos más rápidos (NVMe) o a una configuración RAID más optimizada para IOPS.</w:t>
+      </w:r>
+    </w:p>
+    <w:p>
+      <w:pPr>
+        <w:pStyle w:val="Prrafodelista"/>
+        <w:ind w:left="1211"/>
+      </w:pPr>
+    </w:p>
+    <w:p>
+      <w:pPr>
+        <w:pStyle w:val="Prrafodelista"/>
+        <w:numPr>
+          <w:ilvl w:val="0"/>
+          <w:numId w:val="22"/>
+        </w:numPr>
+      </w:pPr>
+      <w:r>
+        <w:rPr>
+          <w:b/>
+          <w:i/>
+        </w:rPr>
+        <w:t>Escalado</w:t>
+      </w:r>
+      <w:r>
+        <w:t xml:space="preserve"> </w:t>
+      </w:r>
+      <w:r>
+        <w:rPr>
+          <w:b/>
+          <w:i/>
+        </w:rPr>
+        <w:t>Horizontal (Añadir Servidores):</w:t>
+      </w:r>
+    </w:p>
+    <w:p>
+      <w:pPr>
+        <w:pStyle w:val="Prrafodelista"/>
+      </w:pPr>
+    </w:p>
+    <w:p>
+      <w:pPr>
+        <w:pStyle w:val="Prrafodelista"/>
+        <w:numPr>
+          <w:ilvl w:val="0"/>
+          <w:numId w:val="24"/>
+        </w:numPr>
+      </w:pPr>
+      <w:r>
+        <w:rPr>
+          <w:b/>
+          <w:i/>
+        </w:rPr>
+        <w:t>Roles Separados (recomendado para producción):</w:t>
+      </w:r>
+      <w:r>
+        <w:t xml:space="preserve"> En lugar de tener Exchan</w:t>
+      </w:r>
+      <w:r>
+        <w:t xml:space="preserve">ge y el DC en el mismo servidor, </w:t>
+      </w:r>
+      <w:r>
+        <w:t>se instalaría un servidor Exchange dedicado. Para empresas más grandes, se pueden separar aún más los roles (ej., servidores de Acceso de Cliente y servidores de Buzones).</w:t>
+      </w:r>
+    </w:p>
+    <w:p>
+      <w:pPr>
+        <w:pStyle w:val="Prrafodelista"/>
+        <w:numPr>
+          <w:ilvl w:val="0"/>
+          <w:numId w:val="24"/>
+        </w:numPr>
+      </w:pPr>
+      <w:r>
+        <w:rPr>
+          <w:b/>
+          <w:i/>
+        </w:rPr>
+        <w:t>Grupo de Disponibilidad de Bases de Datos (DAG):</w:t>
+      </w:r>
+      <w:r>
+        <w:t xml:space="preserve"> Para alta disponibilidad y redundancia, se pueden añadir servidores Exchange adicionales y configurarlos en un DAG. Esto permite tener copias de las bases de datos en varios servidores y conmutar por error automáticamente en caso de fallo.</w:t>
+      </w:r>
+    </w:p>
+    <w:p>
+      <w:pPr>
+        <w:pStyle w:val="Prrafodelista"/>
+        <w:numPr>
+          <w:ilvl w:val="0"/>
+          <w:numId w:val="24"/>
+        </w:numPr>
+      </w:pPr>
+      <w:r>
+        <w:rPr>
+          <w:b/>
+          <w:i/>
+        </w:rPr>
+        <w:t>Equilibrio de Carga (Load Balancing):</w:t>
+      </w:r>
+      <w:r>
+        <w:t xml:space="preserve"> Utilizar balanceadores de carga de hardware o software para distribuir el tráfico de cliente entre múltiples servidores de Acceso de Cliente.</w:t>
+      </w:r>
+    </w:p>
+    <w:p>
+      <w:pPr>
+        <w:pStyle w:val="Prrafodelista"/>
+        <w:ind w:left="1352"/>
+      </w:pPr>
+    </w:p>
+    <w:p>
+      <w:pPr>
+        <w:pStyle w:val="Prrafodelista"/>
+        <w:numPr>
+          <w:ilvl w:val="0"/>
+          <w:numId w:val="22"/>
+        </w:numPr>
+      </w:pPr>
+      <w:r>
+        <w:rPr>
+          <w:b/>
+          <w:i/>
+        </w:rPr>
+        <w:t>Actualización</w:t>
+      </w:r>
+      <w:r>
+        <w:t xml:space="preserve"> </w:t>
+      </w:r>
+      <w:r>
+        <w:rPr>
+          <w:b/>
+          <w:i/>
+        </w:rPr>
+        <w:t>de Versión de Exchange:</w:t>
+      </w:r>
+      <w:r>
+        <w:t xml:space="preserve"> Si se está en una versión muy antigua, una actualización a una versión más reciente de Exchange puede ofrecer mejoras de rendimiento y nuevas características.</w:t>
+      </w:r>
+    </w:p>
+    <w:p>
+      <w:pPr>
+        <w:pStyle w:val="Prrafodelista"/>
+      </w:pPr>
+    </w:p>
+    <w:p>
+      <w:pPr>
+        <w:pStyle w:val="Prrafodelista"/>
+        <w:numPr>
+          <w:ilvl w:val="0"/>
+          <w:numId w:val="22"/>
+        </w:numPr>
+      </w:pPr>
+      <w:r>
+        <w:rPr>
+          <w:b/>
+          <w:i/>
+        </w:rPr>
+        <w:t>Migración</w:t>
+      </w:r>
+      <w:r>
+        <w:t xml:space="preserve"> </w:t>
+      </w:r>
+      <w:r>
+        <w:rPr>
+          <w:b/>
+          <w:i/>
+        </w:rPr>
+        <w:t>a la Nube (Exchange Online/Microsoft 365):</w:t>
+      </w:r>
+    </w:p>
+    <w:p>
+      <w:pPr>
+        <w:pStyle w:val="Prrafodelista"/>
+      </w:pPr>
+    </w:p>
+    <w:p>
+      <w:pPr>
+        <w:pStyle w:val="Prrafodelista"/>
+        <w:numPr>
+          <w:ilvl w:val="0"/>
+          <w:numId w:val="25"/>
+        </w:numPr>
+      </w:pPr>
+      <w:r>
+        <w:t>Considerar la migración a Exchange Online (parte de Microsoft 365) para delegar la gestión del hardware, las actualizaciones, el rendimiento y la alta disponibilidad a Microsoft. Esto es una opción cada vez más popular para las empresas que no quieren gestionar infraestructura de correo local.</w:t>
+      </w:r>
+    </w:p>
+    <w:p>
+      <w:pPr>
+        <w:rPr>
+          <w:i/>
+        </w:rPr>
+      </w:pPr>
+      <w:r>
+        <w:rPr>
+          <w:i/>
+        </w:rPr>
+        <w:t>Estos parámetros ayudan a planificar el crecimiento y asegurar que el servicio de correo pueda adaptarse a las necesidades cambiantes de la empresa.</w:t>
+      </w:r>
+    </w:p>
     <w:sectPr>
-      <w:headerReference w:type="default" r:id="rId11"/>
-      <w:footerReference w:type="default" r:id="rId12"/>
+      <w:headerReference w:type="default" r:id="rId22"/>
+      <w:footerReference w:type="default" r:id="rId23"/>
       <w:pgSz w:w="11906" w:h="16838" w:code="9"/>
       <w:pgMar w:top="1418" w:right="1701" w:bottom="1418" w:left="1701" w:header="680" w:footer="680" w:gutter="0"/>
       <w:pgNumType w:start="0"/>
@@ -1604,7 +5226,7 @@
       <w:rPr>
         <w:noProof/>
       </w:rPr>
-      <w:t>3</w:t>
+      <w:t>15</w:t>
     </w:r>
     <w:r>
       <w:fldChar w:fldCharType="end"/>
@@ -1746,6 +5368,7 @@
                                 <w:dataBinding w:prefixMappings="xmlns:ns0='http://purl.org/dc/elements/1.1/' xmlns:ns1='http://schemas.openxmlformats.org/package/2006/metadata/core-properties' " w:xpath="/ns1:coreProperties[1]/ns0:creator[1]" w:storeItemID="{6C3C8BC8-F283-45AE-878A-BAB7291924A1}"/>
                                 <w:text/>
                               </w:sdtPr>
+                              <w:sdtEndPr/>
                               <w:sdtContent>
                                 <w:r>
                                   <w:rPr>
@@ -1864,6 +5487,7 @@
                           <w:dataBinding w:prefixMappings="xmlns:ns0='http://purl.org/dc/elements/1.1/' xmlns:ns1='http://schemas.openxmlformats.org/package/2006/metadata/core-properties' " w:xpath="/ns1:coreProperties[1]/ns0:creator[1]" w:storeItemID="{6C3C8BC8-F283-45AE-878A-BAB7291924A1}"/>
                           <w:text/>
                         </w:sdtPr>
+                        <w:sdtEndPr/>
                         <w:sdtContent>
                           <w:r>
                             <w:rPr>
@@ -2162,6 +5786,1620 @@
 <file path=word/numbering.xml><?xml version="1.0" encoding="utf-8"?>
 <w:numbering xmlns:wpc="http://schemas.microsoft.com/office/word/2010/wordprocessingCanvas" xmlns:cx="http://schemas.microsoft.com/office/drawing/2014/chartex" xmlns:mc="http://schemas.openxmlformats.org/markup-compatibility/2006" xmlns:o="urn:schemas-microsoft-com:office:office" xmlns:r="http://schemas.openxmlformats.org/officeDocument/2006/relationships" xmlns:m="http://schemas.openxmlformats.org/officeDocument/2006/math" xmlns:v="urn:schemas-microsoft-com:vml" xmlns:wp14="http://schemas.microsoft.com/office/word/2010/wordprocessingDrawing" xmlns:wp="http://schemas.openxmlformats.org/drawingml/2006/wordprocessingDrawing" xmlns:w10="urn:schemas-microsoft-com:office:word" xmlns:w="http://schemas.openxmlformats.org/wordprocessingml/2006/main" xmlns:w14="http://schemas.microsoft.com/office/word/2010/wordml" xmlns:w15="http://schemas.microsoft.com/office/word/2012/wordml" xmlns:w16se="http://schemas.microsoft.com/office/word/2015/wordml/symex" xmlns:wpg="http://schemas.microsoft.com/office/word/2010/wordprocessingGroup" xmlns:wpi="http://schemas.microsoft.com/office/word/2010/wordprocessingInk" xmlns:wne="http://schemas.microsoft.com/office/word/2006/wordml" xmlns:wps="http://schemas.microsoft.com/office/word/2010/wordprocessingShape" mc:Ignorable="w14 w15 w16se wp14">
   <w:abstractNum w:abstractNumId="0" w15:restartNumberingAfterBreak="0">
+    <w:nsid w:val="0CCA62AA"/>
+    <w:multiLevelType w:val="hybridMultilevel"/>
+    <w:tmpl w:val="CCA8F5F0"/>
+    <w:lvl w:ilvl="0" w:tplc="8A1E00FE">
+      <w:start w:val="1"/>
+      <w:numFmt w:val="bullet"/>
+      <w:lvlText w:val=""/>
+      <w:lvlJc w:val="left"/>
+      <w:pPr>
+        <w:ind w:left="720" w:hanging="360"/>
+      </w:pPr>
+      <w:rPr>
+        <w:rFonts w:ascii="Symbol" w:hAnsi="Symbol" w:hint="default"/>
+      </w:rPr>
+    </w:lvl>
+    <w:lvl w:ilvl="1" w:tplc="0C0A0003" w:tentative="1">
+      <w:start w:val="1"/>
+      <w:numFmt w:val="bullet"/>
+      <w:lvlText w:val="o"/>
+      <w:lvlJc w:val="left"/>
+      <w:pPr>
+        <w:ind w:left="1440" w:hanging="360"/>
+      </w:pPr>
+      <w:rPr>
+        <w:rFonts w:ascii="Courier New" w:hAnsi="Courier New" w:cs="Courier New" w:hint="default"/>
+      </w:rPr>
+    </w:lvl>
+    <w:lvl w:ilvl="2" w:tplc="0C0A0005" w:tentative="1">
+      <w:start w:val="1"/>
+      <w:numFmt w:val="bullet"/>
+      <w:lvlText w:val=""/>
+      <w:lvlJc w:val="left"/>
+      <w:pPr>
+        <w:ind w:left="2160" w:hanging="360"/>
+      </w:pPr>
+      <w:rPr>
+        <w:rFonts w:ascii="Wingdings" w:hAnsi="Wingdings" w:hint="default"/>
+      </w:rPr>
+    </w:lvl>
+    <w:lvl w:ilvl="3" w:tplc="0C0A0001" w:tentative="1">
+      <w:start w:val="1"/>
+      <w:numFmt w:val="bullet"/>
+      <w:lvlText w:val=""/>
+      <w:lvlJc w:val="left"/>
+      <w:pPr>
+        <w:ind w:left="2880" w:hanging="360"/>
+      </w:pPr>
+      <w:rPr>
+        <w:rFonts w:ascii="Symbol" w:hAnsi="Symbol" w:hint="default"/>
+      </w:rPr>
+    </w:lvl>
+    <w:lvl w:ilvl="4" w:tplc="0C0A0003" w:tentative="1">
+      <w:start w:val="1"/>
+      <w:numFmt w:val="bullet"/>
+      <w:lvlText w:val="o"/>
+      <w:lvlJc w:val="left"/>
+      <w:pPr>
+        <w:ind w:left="3600" w:hanging="360"/>
+      </w:pPr>
+      <w:rPr>
+        <w:rFonts w:ascii="Courier New" w:hAnsi="Courier New" w:cs="Courier New" w:hint="default"/>
+      </w:rPr>
+    </w:lvl>
+    <w:lvl w:ilvl="5" w:tplc="0C0A0005" w:tentative="1">
+      <w:start w:val="1"/>
+      <w:numFmt w:val="bullet"/>
+      <w:lvlText w:val=""/>
+      <w:lvlJc w:val="left"/>
+      <w:pPr>
+        <w:ind w:left="4320" w:hanging="360"/>
+      </w:pPr>
+      <w:rPr>
+        <w:rFonts w:ascii="Wingdings" w:hAnsi="Wingdings" w:hint="default"/>
+      </w:rPr>
+    </w:lvl>
+    <w:lvl w:ilvl="6" w:tplc="0C0A0001" w:tentative="1">
+      <w:start w:val="1"/>
+      <w:numFmt w:val="bullet"/>
+      <w:lvlText w:val=""/>
+      <w:lvlJc w:val="left"/>
+      <w:pPr>
+        <w:ind w:left="5040" w:hanging="360"/>
+      </w:pPr>
+      <w:rPr>
+        <w:rFonts w:ascii="Symbol" w:hAnsi="Symbol" w:hint="default"/>
+      </w:rPr>
+    </w:lvl>
+    <w:lvl w:ilvl="7" w:tplc="0C0A0003" w:tentative="1">
+      <w:start w:val="1"/>
+      <w:numFmt w:val="bullet"/>
+      <w:lvlText w:val="o"/>
+      <w:lvlJc w:val="left"/>
+      <w:pPr>
+        <w:ind w:left="5760" w:hanging="360"/>
+      </w:pPr>
+      <w:rPr>
+        <w:rFonts w:ascii="Courier New" w:hAnsi="Courier New" w:cs="Courier New" w:hint="default"/>
+      </w:rPr>
+    </w:lvl>
+    <w:lvl w:ilvl="8" w:tplc="0C0A0005" w:tentative="1">
+      <w:start w:val="1"/>
+      <w:numFmt w:val="bullet"/>
+      <w:lvlText w:val=""/>
+      <w:lvlJc w:val="left"/>
+      <w:pPr>
+        <w:ind w:left="6480" w:hanging="360"/>
+      </w:pPr>
+      <w:rPr>
+        <w:rFonts w:ascii="Wingdings" w:hAnsi="Wingdings" w:hint="default"/>
+      </w:rPr>
+    </w:lvl>
+  </w:abstractNum>
+  <w:abstractNum w:abstractNumId="1" w15:restartNumberingAfterBreak="0">
+    <w:nsid w:val="0EC007F8"/>
+    <w:multiLevelType w:val="hybridMultilevel"/>
+    <w:tmpl w:val="E3FE0770"/>
+    <w:lvl w:ilvl="0" w:tplc="0C0A0001">
+      <w:start w:val="1"/>
+      <w:numFmt w:val="bullet"/>
+      <w:lvlText w:val=""/>
+      <w:lvlJc w:val="left"/>
+      <w:pPr>
+        <w:ind w:left="1211" w:hanging="360"/>
+      </w:pPr>
+      <w:rPr>
+        <w:rFonts w:ascii="Symbol" w:hAnsi="Symbol" w:hint="default"/>
+      </w:rPr>
+    </w:lvl>
+    <w:lvl w:ilvl="1" w:tplc="0C0A0003" w:tentative="1">
+      <w:start w:val="1"/>
+      <w:numFmt w:val="bullet"/>
+      <w:lvlText w:val="o"/>
+      <w:lvlJc w:val="left"/>
+      <w:pPr>
+        <w:ind w:left="1931" w:hanging="360"/>
+      </w:pPr>
+      <w:rPr>
+        <w:rFonts w:ascii="Courier New" w:hAnsi="Courier New" w:cs="Courier New" w:hint="default"/>
+      </w:rPr>
+    </w:lvl>
+    <w:lvl w:ilvl="2" w:tplc="0C0A0005" w:tentative="1">
+      <w:start w:val="1"/>
+      <w:numFmt w:val="bullet"/>
+      <w:lvlText w:val=""/>
+      <w:lvlJc w:val="left"/>
+      <w:pPr>
+        <w:ind w:left="2651" w:hanging="360"/>
+      </w:pPr>
+      <w:rPr>
+        <w:rFonts w:ascii="Wingdings" w:hAnsi="Wingdings" w:hint="default"/>
+      </w:rPr>
+    </w:lvl>
+    <w:lvl w:ilvl="3" w:tplc="0C0A0001" w:tentative="1">
+      <w:start w:val="1"/>
+      <w:numFmt w:val="bullet"/>
+      <w:lvlText w:val=""/>
+      <w:lvlJc w:val="left"/>
+      <w:pPr>
+        <w:ind w:left="3371" w:hanging="360"/>
+      </w:pPr>
+      <w:rPr>
+        <w:rFonts w:ascii="Symbol" w:hAnsi="Symbol" w:hint="default"/>
+      </w:rPr>
+    </w:lvl>
+    <w:lvl w:ilvl="4" w:tplc="0C0A0003" w:tentative="1">
+      <w:start w:val="1"/>
+      <w:numFmt w:val="bullet"/>
+      <w:lvlText w:val="o"/>
+      <w:lvlJc w:val="left"/>
+      <w:pPr>
+        <w:ind w:left="4091" w:hanging="360"/>
+      </w:pPr>
+      <w:rPr>
+        <w:rFonts w:ascii="Courier New" w:hAnsi="Courier New" w:cs="Courier New" w:hint="default"/>
+      </w:rPr>
+    </w:lvl>
+    <w:lvl w:ilvl="5" w:tplc="0C0A0005" w:tentative="1">
+      <w:start w:val="1"/>
+      <w:numFmt w:val="bullet"/>
+      <w:lvlText w:val=""/>
+      <w:lvlJc w:val="left"/>
+      <w:pPr>
+        <w:ind w:left="4811" w:hanging="360"/>
+      </w:pPr>
+      <w:rPr>
+        <w:rFonts w:ascii="Wingdings" w:hAnsi="Wingdings" w:hint="default"/>
+      </w:rPr>
+    </w:lvl>
+    <w:lvl w:ilvl="6" w:tplc="0C0A0001" w:tentative="1">
+      <w:start w:val="1"/>
+      <w:numFmt w:val="bullet"/>
+      <w:lvlText w:val=""/>
+      <w:lvlJc w:val="left"/>
+      <w:pPr>
+        <w:ind w:left="5531" w:hanging="360"/>
+      </w:pPr>
+      <w:rPr>
+        <w:rFonts w:ascii="Symbol" w:hAnsi="Symbol" w:hint="default"/>
+      </w:rPr>
+    </w:lvl>
+    <w:lvl w:ilvl="7" w:tplc="0C0A0003" w:tentative="1">
+      <w:start w:val="1"/>
+      <w:numFmt w:val="bullet"/>
+      <w:lvlText w:val="o"/>
+      <w:lvlJc w:val="left"/>
+      <w:pPr>
+        <w:ind w:left="6251" w:hanging="360"/>
+      </w:pPr>
+      <w:rPr>
+        <w:rFonts w:ascii="Courier New" w:hAnsi="Courier New" w:cs="Courier New" w:hint="default"/>
+      </w:rPr>
+    </w:lvl>
+    <w:lvl w:ilvl="8" w:tplc="0C0A0005" w:tentative="1">
+      <w:start w:val="1"/>
+      <w:numFmt w:val="bullet"/>
+      <w:lvlText w:val=""/>
+      <w:lvlJc w:val="left"/>
+      <w:pPr>
+        <w:ind w:left="6971" w:hanging="360"/>
+      </w:pPr>
+      <w:rPr>
+        <w:rFonts w:ascii="Wingdings" w:hAnsi="Wingdings" w:hint="default"/>
+      </w:rPr>
+    </w:lvl>
+  </w:abstractNum>
+  <w:abstractNum w:abstractNumId="2" w15:restartNumberingAfterBreak="0">
+    <w:nsid w:val="1A3B0D31"/>
+    <w:multiLevelType w:val="hybridMultilevel"/>
+    <w:tmpl w:val="7AF0E6B2"/>
+    <w:lvl w:ilvl="0" w:tplc="0C0A000D">
+      <w:start w:val="1"/>
+      <w:numFmt w:val="bullet"/>
+      <w:lvlText w:val=""/>
+      <w:lvlJc w:val="left"/>
+      <w:pPr>
+        <w:ind w:left="720" w:hanging="360"/>
+      </w:pPr>
+      <w:rPr>
+        <w:rFonts w:ascii="Wingdings" w:hAnsi="Wingdings" w:hint="default"/>
+      </w:rPr>
+    </w:lvl>
+    <w:lvl w:ilvl="1" w:tplc="0C0A0003" w:tentative="1">
+      <w:start w:val="1"/>
+      <w:numFmt w:val="bullet"/>
+      <w:lvlText w:val="o"/>
+      <w:lvlJc w:val="left"/>
+      <w:pPr>
+        <w:ind w:left="1440" w:hanging="360"/>
+      </w:pPr>
+      <w:rPr>
+        <w:rFonts w:ascii="Courier New" w:hAnsi="Courier New" w:cs="Courier New" w:hint="default"/>
+      </w:rPr>
+    </w:lvl>
+    <w:lvl w:ilvl="2" w:tplc="0C0A0005" w:tentative="1">
+      <w:start w:val="1"/>
+      <w:numFmt w:val="bullet"/>
+      <w:lvlText w:val=""/>
+      <w:lvlJc w:val="left"/>
+      <w:pPr>
+        <w:ind w:left="2160" w:hanging="360"/>
+      </w:pPr>
+      <w:rPr>
+        <w:rFonts w:ascii="Wingdings" w:hAnsi="Wingdings" w:hint="default"/>
+      </w:rPr>
+    </w:lvl>
+    <w:lvl w:ilvl="3" w:tplc="0C0A0001" w:tentative="1">
+      <w:start w:val="1"/>
+      <w:numFmt w:val="bullet"/>
+      <w:lvlText w:val=""/>
+      <w:lvlJc w:val="left"/>
+      <w:pPr>
+        <w:ind w:left="2880" w:hanging="360"/>
+      </w:pPr>
+      <w:rPr>
+        <w:rFonts w:ascii="Symbol" w:hAnsi="Symbol" w:hint="default"/>
+      </w:rPr>
+    </w:lvl>
+    <w:lvl w:ilvl="4" w:tplc="0C0A0003" w:tentative="1">
+      <w:start w:val="1"/>
+      <w:numFmt w:val="bullet"/>
+      <w:lvlText w:val="o"/>
+      <w:lvlJc w:val="left"/>
+      <w:pPr>
+        <w:ind w:left="3600" w:hanging="360"/>
+      </w:pPr>
+      <w:rPr>
+        <w:rFonts w:ascii="Courier New" w:hAnsi="Courier New" w:cs="Courier New" w:hint="default"/>
+      </w:rPr>
+    </w:lvl>
+    <w:lvl w:ilvl="5" w:tplc="0C0A0005" w:tentative="1">
+      <w:start w:val="1"/>
+      <w:numFmt w:val="bullet"/>
+      <w:lvlText w:val=""/>
+      <w:lvlJc w:val="left"/>
+      <w:pPr>
+        <w:ind w:left="4320" w:hanging="360"/>
+      </w:pPr>
+      <w:rPr>
+        <w:rFonts w:ascii="Wingdings" w:hAnsi="Wingdings" w:hint="default"/>
+      </w:rPr>
+    </w:lvl>
+    <w:lvl w:ilvl="6" w:tplc="0C0A0001" w:tentative="1">
+      <w:start w:val="1"/>
+      <w:numFmt w:val="bullet"/>
+      <w:lvlText w:val=""/>
+      <w:lvlJc w:val="left"/>
+      <w:pPr>
+        <w:ind w:left="5040" w:hanging="360"/>
+      </w:pPr>
+      <w:rPr>
+        <w:rFonts w:ascii="Symbol" w:hAnsi="Symbol" w:hint="default"/>
+      </w:rPr>
+    </w:lvl>
+    <w:lvl w:ilvl="7" w:tplc="0C0A0003" w:tentative="1">
+      <w:start w:val="1"/>
+      <w:numFmt w:val="bullet"/>
+      <w:lvlText w:val="o"/>
+      <w:lvlJc w:val="left"/>
+      <w:pPr>
+        <w:ind w:left="5760" w:hanging="360"/>
+      </w:pPr>
+      <w:rPr>
+        <w:rFonts w:ascii="Courier New" w:hAnsi="Courier New" w:cs="Courier New" w:hint="default"/>
+      </w:rPr>
+    </w:lvl>
+    <w:lvl w:ilvl="8" w:tplc="0C0A0005" w:tentative="1">
+      <w:start w:val="1"/>
+      <w:numFmt w:val="bullet"/>
+      <w:lvlText w:val=""/>
+      <w:lvlJc w:val="left"/>
+      <w:pPr>
+        <w:ind w:left="6480" w:hanging="360"/>
+      </w:pPr>
+      <w:rPr>
+        <w:rFonts w:ascii="Wingdings" w:hAnsi="Wingdings" w:hint="default"/>
+      </w:rPr>
+    </w:lvl>
+  </w:abstractNum>
+  <w:abstractNum w:abstractNumId="3" w15:restartNumberingAfterBreak="0">
+    <w:nsid w:val="1ACF2A76"/>
+    <w:multiLevelType w:val="hybridMultilevel"/>
+    <w:tmpl w:val="ED2EBD50"/>
+    <w:lvl w:ilvl="0" w:tplc="0C0A000D">
+      <w:start w:val="1"/>
+      <w:numFmt w:val="bullet"/>
+      <w:lvlText w:val=""/>
+      <w:lvlJc w:val="left"/>
+      <w:pPr>
+        <w:ind w:left="502" w:hanging="360"/>
+      </w:pPr>
+      <w:rPr>
+        <w:rFonts w:ascii="Wingdings" w:hAnsi="Wingdings" w:hint="default"/>
+      </w:rPr>
+    </w:lvl>
+    <w:lvl w:ilvl="1" w:tplc="0C0A0003" w:tentative="1">
+      <w:start w:val="1"/>
+      <w:numFmt w:val="bullet"/>
+      <w:lvlText w:val="o"/>
+      <w:lvlJc w:val="left"/>
+      <w:pPr>
+        <w:ind w:left="1222" w:hanging="360"/>
+      </w:pPr>
+      <w:rPr>
+        <w:rFonts w:ascii="Courier New" w:hAnsi="Courier New" w:cs="Courier New" w:hint="default"/>
+      </w:rPr>
+    </w:lvl>
+    <w:lvl w:ilvl="2" w:tplc="0C0A0005" w:tentative="1">
+      <w:start w:val="1"/>
+      <w:numFmt w:val="bullet"/>
+      <w:lvlText w:val=""/>
+      <w:lvlJc w:val="left"/>
+      <w:pPr>
+        <w:ind w:left="1942" w:hanging="360"/>
+      </w:pPr>
+      <w:rPr>
+        <w:rFonts w:ascii="Wingdings" w:hAnsi="Wingdings" w:hint="default"/>
+      </w:rPr>
+    </w:lvl>
+    <w:lvl w:ilvl="3" w:tplc="0C0A0001" w:tentative="1">
+      <w:start w:val="1"/>
+      <w:numFmt w:val="bullet"/>
+      <w:lvlText w:val=""/>
+      <w:lvlJc w:val="left"/>
+      <w:pPr>
+        <w:ind w:left="2662" w:hanging="360"/>
+      </w:pPr>
+      <w:rPr>
+        <w:rFonts w:ascii="Symbol" w:hAnsi="Symbol" w:hint="default"/>
+      </w:rPr>
+    </w:lvl>
+    <w:lvl w:ilvl="4" w:tplc="0C0A0003" w:tentative="1">
+      <w:start w:val="1"/>
+      <w:numFmt w:val="bullet"/>
+      <w:lvlText w:val="o"/>
+      <w:lvlJc w:val="left"/>
+      <w:pPr>
+        <w:ind w:left="3382" w:hanging="360"/>
+      </w:pPr>
+      <w:rPr>
+        <w:rFonts w:ascii="Courier New" w:hAnsi="Courier New" w:cs="Courier New" w:hint="default"/>
+      </w:rPr>
+    </w:lvl>
+    <w:lvl w:ilvl="5" w:tplc="0C0A0005" w:tentative="1">
+      <w:start w:val="1"/>
+      <w:numFmt w:val="bullet"/>
+      <w:lvlText w:val=""/>
+      <w:lvlJc w:val="left"/>
+      <w:pPr>
+        <w:ind w:left="4102" w:hanging="360"/>
+      </w:pPr>
+      <w:rPr>
+        <w:rFonts w:ascii="Wingdings" w:hAnsi="Wingdings" w:hint="default"/>
+      </w:rPr>
+    </w:lvl>
+    <w:lvl w:ilvl="6" w:tplc="0C0A0001" w:tentative="1">
+      <w:start w:val="1"/>
+      <w:numFmt w:val="bullet"/>
+      <w:lvlText w:val=""/>
+      <w:lvlJc w:val="left"/>
+      <w:pPr>
+        <w:ind w:left="4822" w:hanging="360"/>
+      </w:pPr>
+      <w:rPr>
+        <w:rFonts w:ascii="Symbol" w:hAnsi="Symbol" w:hint="default"/>
+      </w:rPr>
+    </w:lvl>
+    <w:lvl w:ilvl="7" w:tplc="0C0A0003" w:tentative="1">
+      <w:start w:val="1"/>
+      <w:numFmt w:val="bullet"/>
+      <w:lvlText w:val="o"/>
+      <w:lvlJc w:val="left"/>
+      <w:pPr>
+        <w:ind w:left="5542" w:hanging="360"/>
+      </w:pPr>
+      <w:rPr>
+        <w:rFonts w:ascii="Courier New" w:hAnsi="Courier New" w:cs="Courier New" w:hint="default"/>
+      </w:rPr>
+    </w:lvl>
+    <w:lvl w:ilvl="8" w:tplc="0C0A0005" w:tentative="1">
+      <w:start w:val="1"/>
+      <w:numFmt w:val="bullet"/>
+      <w:lvlText w:val=""/>
+      <w:lvlJc w:val="left"/>
+      <w:pPr>
+        <w:ind w:left="6262" w:hanging="360"/>
+      </w:pPr>
+      <w:rPr>
+        <w:rFonts w:ascii="Wingdings" w:hAnsi="Wingdings" w:hint="default"/>
+      </w:rPr>
+    </w:lvl>
+  </w:abstractNum>
+  <w:abstractNum w:abstractNumId="4" w15:restartNumberingAfterBreak="0">
+    <w:nsid w:val="1D1A33AA"/>
+    <w:multiLevelType w:val="hybridMultilevel"/>
+    <w:tmpl w:val="589A5EEC"/>
+    <w:lvl w:ilvl="0" w:tplc="0C0A0001">
+      <w:start w:val="1"/>
+      <w:numFmt w:val="bullet"/>
+      <w:lvlText w:val=""/>
+      <w:lvlJc w:val="left"/>
+      <w:pPr>
+        <w:ind w:left="720" w:hanging="360"/>
+      </w:pPr>
+      <w:rPr>
+        <w:rFonts w:ascii="Symbol" w:hAnsi="Symbol" w:hint="default"/>
+      </w:rPr>
+    </w:lvl>
+    <w:lvl w:ilvl="1" w:tplc="0C0A0003" w:tentative="1">
+      <w:start w:val="1"/>
+      <w:numFmt w:val="bullet"/>
+      <w:lvlText w:val="o"/>
+      <w:lvlJc w:val="left"/>
+      <w:pPr>
+        <w:ind w:left="1440" w:hanging="360"/>
+      </w:pPr>
+      <w:rPr>
+        <w:rFonts w:ascii="Courier New" w:hAnsi="Courier New" w:cs="Courier New" w:hint="default"/>
+      </w:rPr>
+    </w:lvl>
+    <w:lvl w:ilvl="2" w:tplc="0C0A0005" w:tentative="1">
+      <w:start w:val="1"/>
+      <w:numFmt w:val="bullet"/>
+      <w:lvlText w:val=""/>
+      <w:lvlJc w:val="left"/>
+      <w:pPr>
+        <w:ind w:left="2160" w:hanging="360"/>
+      </w:pPr>
+      <w:rPr>
+        <w:rFonts w:ascii="Wingdings" w:hAnsi="Wingdings" w:hint="default"/>
+      </w:rPr>
+    </w:lvl>
+    <w:lvl w:ilvl="3" w:tplc="0C0A0001" w:tentative="1">
+      <w:start w:val="1"/>
+      <w:numFmt w:val="bullet"/>
+      <w:lvlText w:val=""/>
+      <w:lvlJc w:val="left"/>
+      <w:pPr>
+        <w:ind w:left="2880" w:hanging="360"/>
+      </w:pPr>
+      <w:rPr>
+        <w:rFonts w:ascii="Symbol" w:hAnsi="Symbol" w:hint="default"/>
+      </w:rPr>
+    </w:lvl>
+    <w:lvl w:ilvl="4" w:tplc="0C0A0003" w:tentative="1">
+      <w:start w:val="1"/>
+      <w:numFmt w:val="bullet"/>
+      <w:lvlText w:val="o"/>
+      <w:lvlJc w:val="left"/>
+      <w:pPr>
+        <w:ind w:left="3600" w:hanging="360"/>
+      </w:pPr>
+      <w:rPr>
+        <w:rFonts w:ascii="Courier New" w:hAnsi="Courier New" w:cs="Courier New" w:hint="default"/>
+      </w:rPr>
+    </w:lvl>
+    <w:lvl w:ilvl="5" w:tplc="0C0A0005" w:tentative="1">
+      <w:start w:val="1"/>
+      <w:numFmt w:val="bullet"/>
+      <w:lvlText w:val=""/>
+      <w:lvlJc w:val="left"/>
+      <w:pPr>
+        <w:ind w:left="4320" w:hanging="360"/>
+      </w:pPr>
+      <w:rPr>
+        <w:rFonts w:ascii="Wingdings" w:hAnsi="Wingdings" w:hint="default"/>
+      </w:rPr>
+    </w:lvl>
+    <w:lvl w:ilvl="6" w:tplc="0C0A0001" w:tentative="1">
+      <w:start w:val="1"/>
+      <w:numFmt w:val="bullet"/>
+      <w:lvlText w:val=""/>
+      <w:lvlJc w:val="left"/>
+      <w:pPr>
+        <w:ind w:left="5040" w:hanging="360"/>
+      </w:pPr>
+      <w:rPr>
+        <w:rFonts w:ascii="Symbol" w:hAnsi="Symbol" w:hint="default"/>
+      </w:rPr>
+    </w:lvl>
+    <w:lvl w:ilvl="7" w:tplc="0C0A0003" w:tentative="1">
+      <w:start w:val="1"/>
+      <w:numFmt w:val="bullet"/>
+      <w:lvlText w:val="o"/>
+      <w:lvlJc w:val="left"/>
+      <w:pPr>
+        <w:ind w:left="5760" w:hanging="360"/>
+      </w:pPr>
+      <w:rPr>
+        <w:rFonts w:ascii="Courier New" w:hAnsi="Courier New" w:cs="Courier New" w:hint="default"/>
+      </w:rPr>
+    </w:lvl>
+    <w:lvl w:ilvl="8" w:tplc="0C0A0005" w:tentative="1">
+      <w:start w:val="1"/>
+      <w:numFmt w:val="bullet"/>
+      <w:lvlText w:val=""/>
+      <w:lvlJc w:val="left"/>
+      <w:pPr>
+        <w:ind w:left="6480" w:hanging="360"/>
+      </w:pPr>
+      <w:rPr>
+        <w:rFonts w:ascii="Wingdings" w:hAnsi="Wingdings" w:hint="default"/>
+      </w:rPr>
+    </w:lvl>
+  </w:abstractNum>
+  <w:abstractNum w:abstractNumId="5" w15:restartNumberingAfterBreak="0">
+    <w:nsid w:val="1F3B4B39"/>
+    <w:multiLevelType w:val="hybridMultilevel"/>
+    <w:tmpl w:val="0652C748"/>
+    <w:lvl w:ilvl="0" w:tplc="0C0A000F">
+      <w:start w:val="1"/>
+      <w:numFmt w:val="decimal"/>
+      <w:lvlText w:val="%1."/>
+      <w:lvlJc w:val="left"/>
+      <w:pPr>
+        <w:ind w:left="360" w:hanging="360"/>
+      </w:pPr>
+    </w:lvl>
+    <w:lvl w:ilvl="1" w:tplc="0C0A0019" w:tentative="1">
+      <w:start w:val="1"/>
+      <w:numFmt w:val="lowerLetter"/>
+      <w:lvlText w:val="%2."/>
+      <w:lvlJc w:val="left"/>
+      <w:pPr>
+        <w:ind w:left="1080" w:hanging="360"/>
+      </w:pPr>
+    </w:lvl>
+    <w:lvl w:ilvl="2" w:tplc="0C0A001B" w:tentative="1">
+      <w:start w:val="1"/>
+      <w:numFmt w:val="lowerRoman"/>
+      <w:lvlText w:val="%3."/>
+      <w:lvlJc w:val="right"/>
+      <w:pPr>
+        <w:ind w:left="1800" w:hanging="180"/>
+      </w:pPr>
+    </w:lvl>
+    <w:lvl w:ilvl="3" w:tplc="0C0A000F" w:tentative="1">
+      <w:start w:val="1"/>
+      <w:numFmt w:val="decimal"/>
+      <w:lvlText w:val="%4."/>
+      <w:lvlJc w:val="left"/>
+      <w:pPr>
+        <w:ind w:left="2520" w:hanging="360"/>
+      </w:pPr>
+    </w:lvl>
+    <w:lvl w:ilvl="4" w:tplc="0C0A0019" w:tentative="1">
+      <w:start w:val="1"/>
+      <w:numFmt w:val="lowerLetter"/>
+      <w:lvlText w:val="%5."/>
+      <w:lvlJc w:val="left"/>
+      <w:pPr>
+        <w:ind w:left="3240" w:hanging="360"/>
+      </w:pPr>
+    </w:lvl>
+    <w:lvl w:ilvl="5" w:tplc="0C0A001B" w:tentative="1">
+      <w:start w:val="1"/>
+      <w:numFmt w:val="lowerRoman"/>
+      <w:lvlText w:val="%6."/>
+      <w:lvlJc w:val="right"/>
+      <w:pPr>
+        <w:ind w:left="3960" w:hanging="180"/>
+      </w:pPr>
+    </w:lvl>
+    <w:lvl w:ilvl="6" w:tplc="0C0A000F" w:tentative="1">
+      <w:start w:val="1"/>
+      <w:numFmt w:val="decimal"/>
+      <w:lvlText w:val="%7."/>
+      <w:lvlJc w:val="left"/>
+      <w:pPr>
+        <w:ind w:left="4680" w:hanging="360"/>
+      </w:pPr>
+    </w:lvl>
+    <w:lvl w:ilvl="7" w:tplc="0C0A0019" w:tentative="1">
+      <w:start w:val="1"/>
+      <w:numFmt w:val="lowerLetter"/>
+      <w:lvlText w:val="%8."/>
+      <w:lvlJc w:val="left"/>
+      <w:pPr>
+        <w:ind w:left="5400" w:hanging="360"/>
+      </w:pPr>
+    </w:lvl>
+    <w:lvl w:ilvl="8" w:tplc="0C0A001B" w:tentative="1">
+      <w:start w:val="1"/>
+      <w:numFmt w:val="lowerRoman"/>
+      <w:lvlText w:val="%9."/>
+      <w:lvlJc w:val="right"/>
+      <w:pPr>
+        <w:ind w:left="6120" w:hanging="180"/>
+      </w:pPr>
+    </w:lvl>
+  </w:abstractNum>
+  <w:abstractNum w:abstractNumId="6" w15:restartNumberingAfterBreak="0">
+    <w:nsid w:val="20940AB6"/>
+    <w:multiLevelType w:val="hybridMultilevel"/>
+    <w:tmpl w:val="33FE23A2"/>
+    <w:lvl w:ilvl="0" w:tplc="0C0A000F">
+      <w:start w:val="1"/>
+      <w:numFmt w:val="decimal"/>
+      <w:lvlText w:val="%1."/>
+      <w:lvlJc w:val="left"/>
+      <w:pPr>
+        <w:ind w:left="720" w:hanging="360"/>
+      </w:pPr>
+    </w:lvl>
+    <w:lvl w:ilvl="1" w:tplc="0C0A0019" w:tentative="1">
+      <w:start w:val="1"/>
+      <w:numFmt w:val="lowerLetter"/>
+      <w:lvlText w:val="%2."/>
+      <w:lvlJc w:val="left"/>
+      <w:pPr>
+        <w:ind w:left="1440" w:hanging="360"/>
+      </w:pPr>
+    </w:lvl>
+    <w:lvl w:ilvl="2" w:tplc="0C0A001B" w:tentative="1">
+      <w:start w:val="1"/>
+      <w:numFmt w:val="lowerRoman"/>
+      <w:lvlText w:val="%3."/>
+      <w:lvlJc w:val="right"/>
+      <w:pPr>
+        <w:ind w:left="2160" w:hanging="180"/>
+      </w:pPr>
+    </w:lvl>
+    <w:lvl w:ilvl="3" w:tplc="0C0A000F" w:tentative="1">
+      <w:start w:val="1"/>
+      <w:numFmt w:val="decimal"/>
+      <w:lvlText w:val="%4."/>
+      <w:lvlJc w:val="left"/>
+      <w:pPr>
+        <w:ind w:left="2880" w:hanging="360"/>
+      </w:pPr>
+    </w:lvl>
+    <w:lvl w:ilvl="4" w:tplc="0C0A0019" w:tentative="1">
+      <w:start w:val="1"/>
+      <w:numFmt w:val="lowerLetter"/>
+      <w:lvlText w:val="%5."/>
+      <w:lvlJc w:val="left"/>
+      <w:pPr>
+        <w:ind w:left="3600" w:hanging="360"/>
+      </w:pPr>
+    </w:lvl>
+    <w:lvl w:ilvl="5" w:tplc="0C0A001B" w:tentative="1">
+      <w:start w:val="1"/>
+      <w:numFmt w:val="lowerRoman"/>
+      <w:lvlText w:val="%6."/>
+      <w:lvlJc w:val="right"/>
+      <w:pPr>
+        <w:ind w:left="4320" w:hanging="180"/>
+      </w:pPr>
+    </w:lvl>
+    <w:lvl w:ilvl="6" w:tplc="0C0A000F" w:tentative="1">
+      <w:start w:val="1"/>
+      <w:numFmt w:val="decimal"/>
+      <w:lvlText w:val="%7."/>
+      <w:lvlJc w:val="left"/>
+      <w:pPr>
+        <w:ind w:left="5040" w:hanging="360"/>
+      </w:pPr>
+    </w:lvl>
+    <w:lvl w:ilvl="7" w:tplc="0C0A0019" w:tentative="1">
+      <w:start w:val="1"/>
+      <w:numFmt w:val="lowerLetter"/>
+      <w:lvlText w:val="%8."/>
+      <w:lvlJc w:val="left"/>
+      <w:pPr>
+        <w:ind w:left="5760" w:hanging="360"/>
+      </w:pPr>
+    </w:lvl>
+    <w:lvl w:ilvl="8" w:tplc="0C0A001B" w:tentative="1">
+      <w:start w:val="1"/>
+      <w:numFmt w:val="lowerRoman"/>
+      <w:lvlText w:val="%9."/>
+      <w:lvlJc w:val="right"/>
+      <w:pPr>
+        <w:ind w:left="6480" w:hanging="180"/>
+      </w:pPr>
+    </w:lvl>
+  </w:abstractNum>
+  <w:abstractNum w:abstractNumId="7" w15:restartNumberingAfterBreak="0">
+    <w:nsid w:val="26B10B16"/>
+    <w:multiLevelType w:val="hybridMultilevel"/>
+    <w:tmpl w:val="1444B806"/>
+    <w:lvl w:ilvl="0" w:tplc="0C0A001B">
+      <w:start w:val="1"/>
+      <w:numFmt w:val="lowerRoman"/>
+      <w:lvlText w:val="%1."/>
+      <w:lvlJc w:val="right"/>
+      <w:pPr>
+        <w:ind w:left="720" w:hanging="360"/>
+      </w:pPr>
+    </w:lvl>
+    <w:lvl w:ilvl="1" w:tplc="0C0A0019" w:tentative="1">
+      <w:start w:val="1"/>
+      <w:numFmt w:val="lowerLetter"/>
+      <w:lvlText w:val="%2."/>
+      <w:lvlJc w:val="left"/>
+      <w:pPr>
+        <w:ind w:left="1440" w:hanging="360"/>
+      </w:pPr>
+    </w:lvl>
+    <w:lvl w:ilvl="2" w:tplc="0C0A001B" w:tentative="1">
+      <w:start w:val="1"/>
+      <w:numFmt w:val="lowerRoman"/>
+      <w:lvlText w:val="%3."/>
+      <w:lvlJc w:val="right"/>
+      <w:pPr>
+        <w:ind w:left="2160" w:hanging="180"/>
+      </w:pPr>
+    </w:lvl>
+    <w:lvl w:ilvl="3" w:tplc="0C0A000F" w:tentative="1">
+      <w:start w:val="1"/>
+      <w:numFmt w:val="decimal"/>
+      <w:lvlText w:val="%4."/>
+      <w:lvlJc w:val="left"/>
+      <w:pPr>
+        <w:ind w:left="2880" w:hanging="360"/>
+      </w:pPr>
+    </w:lvl>
+    <w:lvl w:ilvl="4" w:tplc="0C0A0019" w:tentative="1">
+      <w:start w:val="1"/>
+      <w:numFmt w:val="lowerLetter"/>
+      <w:lvlText w:val="%5."/>
+      <w:lvlJc w:val="left"/>
+      <w:pPr>
+        <w:ind w:left="3600" w:hanging="360"/>
+      </w:pPr>
+    </w:lvl>
+    <w:lvl w:ilvl="5" w:tplc="0C0A001B" w:tentative="1">
+      <w:start w:val="1"/>
+      <w:numFmt w:val="lowerRoman"/>
+      <w:lvlText w:val="%6."/>
+      <w:lvlJc w:val="right"/>
+      <w:pPr>
+        <w:ind w:left="4320" w:hanging="180"/>
+      </w:pPr>
+    </w:lvl>
+    <w:lvl w:ilvl="6" w:tplc="0C0A000F" w:tentative="1">
+      <w:start w:val="1"/>
+      <w:numFmt w:val="decimal"/>
+      <w:lvlText w:val="%7."/>
+      <w:lvlJc w:val="left"/>
+      <w:pPr>
+        <w:ind w:left="5040" w:hanging="360"/>
+      </w:pPr>
+    </w:lvl>
+    <w:lvl w:ilvl="7" w:tplc="0C0A0019" w:tentative="1">
+      <w:start w:val="1"/>
+      <w:numFmt w:val="lowerLetter"/>
+      <w:lvlText w:val="%8."/>
+      <w:lvlJc w:val="left"/>
+      <w:pPr>
+        <w:ind w:left="5760" w:hanging="360"/>
+      </w:pPr>
+    </w:lvl>
+    <w:lvl w:ilvl="8" w:tplc="0C0A001B" w:tentative="1">
+      <w:start w:val="1"/>
+      <w:numFmt w:val="lowerRoman"/>
+      <w:lvlText w:val="%9."/>
+      <w:lvlJc w:val="right"/>
+      <w:pPr>
+        <w:ind w:left="6480" w:hanging="180"/>
+      </w:pPr>
+    </w:lvl>
+  </w:abstractNum>
+  <w:abstractNum w:abstractNumId="8" w15:restartNumberingAfterBreak="0">
+    <w:nsid w:val="29A731B2"/>
+    <w:multiLevelType w:val="hybridMultilevel"/>
+    <w:tmpl w:val="74787DEA"/>
+    <w:lvl w:ilvl="0" w:tplc="0C0A000D">
+      <w:start w:val="1"/>
+      <w:numFmt w:val="bullet"/>
+      <w:lvlText w:val=""/>
+      <w:lvlJc w:val="left"/>
+      <w:pPr>
+        <w:ind w:left="644" w:hanging="360"/>
+      </w:pPr>
+      <w:rPr>
+        <w:rFonts w:ascii="Wingdings" w:hAnsi="Wingdings" w:hint="default"/>
+      </w:rPr>
+    </w:lvl>
+    <w:lvl w:ilvl="1" w:tplc="0C0A0003" w:tentative="1">
+      <w:start w:val="1"/>
+      <w:numFmt w:val="bullet"/>
+      <w:lvlText w:val="o"/>
+      <w:lvlJc w:val="left"/>
+      <w:pPr>
+        <w:ind w:left="1364" w:hanging="360"/>
+      </w:pPr>
+      <w:rPr>
+        <w:rFonts w:ascii="Courier New" w:hAnsi="Courier New" w:cs="Courier New" w:hint="default"/>
+      </w:rPr>
+    </w:lvl>
+    <w:lvl w:ilvl="2" w:tplc="0C0A0005" w:tentative="1">
+      <w:start w:val="1"/>
+      <w:numFmt w:val="bullet"/>
+      <w:lvlText w:val=""/>
+      <w:lvlJc w:val="left"/>
+      <w:pPr>
+        <w:ind w:left="2084" w:hanging="360"/>
+      </w:pPr>
+      <w:rPr>
+        <w:rFonts w:ascii="Wingdings" w:hAnsi="Wingdings" w:hint="default"/>
+      </w:rPr>
+    </w:lvl>
+    <w:lvl w:ilvl="3" w:tplc="0C0A0001" w:tentative="1">
+      <w:start w:val="1"/>
+      <w:numFmt w:val="bullet"/>
+      <w:lvlText w:val=""/>
+      <w:lvlJc w:val="left"/>
+      <w:pPr>
+        <w:ind w:left="2804" w:hanging="360"/>
+      </w:pPr>
+      <w:rPr>
+        <w:rFonts w:ascii="Symbol" w:hAnsi="Symbol" w:hint="default"/>
+      </w:rPr>
+    </w:lvl>
+    <w:lvl w:ilvl="4" w:tplc="0C0A0003" w:tentative="1">
+      <w:start w:val="1"/>
+      <w:numFmt w:val="bullet"/>
+      <w:lvlText w:val="o"/>
+      <w:lvlJc w:val="left"/>
+      <w:pPr>
+        <w:ind w:left="3524" w:hanging="360"/>
+      </w:pPr>
+      <w:rPr>
+        <w:rFonts w:ascii="Courier New" w:hAnsi="Courier New" w:cs="Courier New" w:hint="default"/>
+      </w:rPr>
+    </w:lvl>
+    <w:lvl w:ilvl="5" w:tplc="0C0A0005" w:tentative="1">
+      <w:start w:val="1"/>
+      <w:numFmt w:val="bullet"/>
+      <w:lvlText w:val=""/>
+      <w:lvlJc w:val="left"/>
+      <w:pPr>
+        <w:ind w:left="4244" w:hanging="360"/>
+      </w:pPr>
+      <w:rPr>
+        <w:rFonts w:ascii="Wingdings" w:hAnsi="Wingdings" w:hint="default"/>
+      </w:rPr>
+    </w:lvl>
+    <w:lvl w:ilvl="6" w:tplc="0C0A0001" w:tentative="1">
+      <w:start w:val="1"/>
+      <w:numFmt w:val="bullet"/>
+      <w:lvlText w:val=""/>
+      <w:lvlJc w:val="left"/>
+      <w:pPr>
+        <w:ind w:left="4964" w:hanging="360"/>
+      </w:pPr>
+      <w:rPr>
+        <w:rFonts w:ascii="Symbol" w:hAnsi="Symbol" w:hint="default"/>
+      </w:rPr>
+    </w:lvl>
+    <w:lvl w:ilvl="7" w:tplc="0C0A0003" w:tentative="1">
+      <w:start w:val="1"/>
+      <w:numFmt w:val="bullet"/>
+      <w:lvlText w:val="o"/>
+      <w:lvlJc w:val="left"/>
+      <w:pPr>
+        <w:ind w:left="5684" w:hanging="360"/>
+      </w:pPr>
+      <w:rPr>
+        <w:rFonts w:ascii="Courier New" w:hAnsi="Courier New" w:cs="Courier New" w:hint="default"/>
+      </w:rPr>
+    </w:lvl>
+    <w:lvl w:ilvl="8" w:tplc="0C0A0005" w:tentative="1">
+      <w:start w:val="1"/>
+      <w:numFmt w:val="bullet"/>
+      <w:lvlText w:val=""/>
+      <w:lvlJc w:val="left"/>
+      <w:pPr>
+        <w:ind w:left="6404" w:hanging="360"/>
+      </w:pPr>
+      <w:rPr>
+        <w:rFonts w:ascii="Wingdings" w:hAnsi="Wingdings" w:hint="default"/>
+      </w:rPr>
+    </w:lvl>
+  </w:abstractNum>
+  <w:abstractNum w:abstractNumId="9" w15:restartNumberingAfterBreak="0">
+    <w:nsid w:val="2DB23EED"/>
+    <w:multiLevelType w:val="hybridMultilevel"/>
+    <w:tmpl w:val="BC443550"/>
+    <w:lvl w:ilvl="0" w:tplc="0C0A0001">
+      <w:start w:val="1"/>
+      <w:numFmt w:val="bullet"/>
+      <w:lvlText w:val=""/>
+      <w:lvlJc w:val="left"/>
+      <w:pPr>
+        <w:ind w:left="720" w:hanging="360"/>
+      </w:pPr>
+      <w:rPr>
+        <w:rFonts w:ascii="Symbol" w:hAnsi="Symbol" w:hint="default"/>
+      </w:rPr>
+    </w:lvl>
+    <w:lvl w:ilvl="1" w:tplc="0C0A0003" w:tentative="1">
+      <w:start w:val="1"/>
+      <w:numFmt w:val="bullet"/>
+      <w:lvlText w:val="o"/>
+      <w:lvlJc w:val="left"/>
+      <w:pPr>
+        <w:ind w:left="1440" w:hanging="360"/>
+      </w:pPr>
+      <w:rPr>
+        <w:rFonts w:ascii="Courier New" w:hAnsi="Courier New" w:cs="Courier New" w:hint="default"/>
+      </w:rPr>
+    </w:lvl>
+    <w:lvl w:ilvl="2" w:tplc="0C0A0005" w:tentative="1">
+      <w:start w:val="1"/>
+      <w:numFmt w:val="bullet"/>
+      <w:lvlText w:val=""/>
+      <w:lvlJc w:val="left"/>
+      <w:pPr>
+        <w:ind w:left="2160" w:hanging="360"/>
+      </w:pPr>
+      <w:rPr>
+        <w:rFonts w:ascii="Wingdings" w:hAnsi="Wingdings" w:hint="default"/>
+      </w:rPr>
+    </w:lvl>
+    <w:lvl w:ilvl="3" w:tplc="0C0A0001" w:tentative="1">
+      <w:start w:val="1"/>
+      <w:numFmt w:val="bullet"/>
+      <w:lvlText w:val=""/>
+      <w:lvlJc w:val="left"/>
+      <w:pPr>
+        <w:ind w:left="2880" w:hanging="360"/>
+      </w:pPr>
+      <w:rPr>
+        <w:rFonts w:ascii="Symbol" w:hAnsi="Symbol" w:hint="default"/>
+      </w:rPr>
+    </w:lvl>
+    <w:lvl w:ilvl="4" w:tplc="0C0A0003" w:tentative="1">
+      <w:start w:val="1"/>
+      <w:numFmt w:val="bullet"/>
+      <w:lvlText w:val="o"/>
+      <w:lvlJc w:val="left"/>
+      <w:pPr>
+        <w:ind w:left="3600" w:hanging="360"/>
+      </w:pPr>
+      <w:rPr>
+        <w:rFonts w:ascii="Courier New" w:hAnsi="Courier New" w:cs="Courier New" w:hint="default"/>
+      </w:rPr>
+    </w:lvl>
+    <w:lvl w:ilvl="5" w:tplc="0C0A0005" w:tentative="1">
+      <w:start w:val="1"/>
+      <w:numFmt w:val="bullet"/>
+      <w:lvlText w:val=""/>
+      <w:lvlJc w:val="left"/>
+      <w:pPr>
+        <w:ind w:left="4320" w:hanging="360"/>
+      </w:pPr>
+      <w:rPr>
+        <w:rFonts w:ascii="Wingdings" w:hAnsi="Wingdings" w:hint="default"/>
+      </w:rPr>
+    </w:lvl>
+    <w:lvl w:ilvl="6" w:tplc="0C0A0001" w:tentative="1">
+      <w:start w:val="1"/>
+      <w:numFmt w:val="bullet"/>
+      <w:lvlText w:val=""/>
+      <w:lvlJc w:val="left"/>
+      <w:pPr>
+        <w:ind w:left="5040" w:hanging="360"/>
+      </w:pPr>
+      <w:rPr>
+        <w:rFonts w:ascii="Symbol" w:hAnsi="Symbol" w:hint="default"/>
+      </w:rPr>
+    </w:lvl>
+    <w:lvl w:ilvl="7" w:tplc="0C0A0003" w:tentative="1">
+      <w:start w:val="1"/>
+      <w:numFmt w:val="bullet"/>
+      <w:lvlText w:val="o"/>
+      <w:lvlJc w:val="left"/>
+      <w:pPr>
+        <w:ind w:left="5760" w:hanging="360"/>
+      </w:pPr>
+      <w:rPr>
+        <w:rFonts w:ascii="Courier New" w:hAnsi="Courier New" w:cs="Courier New" w:hint="default"/>
+      </w:rPr>
+    </w:lvl>
+    <w:lvl w:ilvl="8" w:tplc="0C0A0005" w:tentative="1">
+      <w:start w:val="1"/>
+      <w:numFmt w:val="bullet"/>
+      <w:lvlText w:val=""/>
+      <w:lvlJc w:val="left"/>
+      <w:pPr>
+        <w:ind w:left="6480" w:hanging="360"/>
+      </w:pPr>
+      <w:rPr>
+        <w:rFonts w:ascii="Wingdings" w:hAnsi="Wingdings" w:hint="default"/>
+      </w:rPr>
+    </w:lvl>
+  </w:abstractNum>
+  <w:abstractNum w:abstractNumId="10" w15:restartNumberingAfterBreak="0">
+    <w:nsid w:val="2DDB6151"/>
+    <w:multiLevelType w:val="hybridMultilevel"/>
+    <w:tmpl w:val="6388F30A"/>
+    <w:lvl w:ilvl="0" w:tplc="8A1E00FE">
+      <w:start w:val="1"/>
+      <w:numFmt w:val="bullet"/>
+      <w:lvlText w:val=""/>
+      <w:lvlJc w:val="left"/>
+      <w:pPr>
+        <w:ind w:left="720" w:hanging="360"/>
+      </w:pPr>
+      <w:rPr>
+        <w:rFonts w:ascii="Symbol" w:hAnsi="Symbol" w:hint="default"/>
+      </w:rPr>
+    </w:lvl>
+    <w:lvl w:ilvl="1" w:tplc="0C0A0003" w:tentative="1">
+      <w:start w:val="1"/>
+      <w:numFmt w:val="bullet"/>
+      <w:lvlText w:val="o"/>
+      <w:lvlJc w:val="left"/>
+      <w:pPr>
+        <w:ind w:left="1440" w:hanging="360"/>
+      </w:pPr>
+      <w:rPr>
+        <w:rFonts w:ascii="Courier New" w:hAnsi="Courier New" w:cs="Courier New" w:hint="default"/>
+      </w:rPr>
+    </w:lvl>
+    <w:lvl w:ilvl="2" w:tplc="0C0A0005" w:tentative="1">
+      <w:start w:val="1"/>
+      <w:numFmt w:val="bullet"/>
+      <w:lvlText w:val=""/>
+      <w:lvlJc w:val="left"/>
+      <w:pPr>
+        <w:ind w:left="2160" w:hanging="360"/>
+      </w:pPr>
+      <w:rPr>
+        <w:rFonts w:ascii="Wingdings" w:hAnsi="Wingdings" w:hint="default"/>
+      </w:rPr>
+    </w:lvl>
+    <w:lvl w:ilvl="3" w:tplc="0C0A0001" w:tentative="1">
+      <w:start w:val="1"/>
+      <w:numFmt w:val="bullet"/>
+      <w:lvlText w:val=""/>
+      <w:lvlJc w:val="left"/>
+      <w:pPr>
+        <w:ind w:left="2880" w:hanging="360"/>
+      </w:pPr>
+      <w:rPr>
+        <w:rFonts w:ascii="Symbol" w:hAnsi="Symbol" w:hint="default"/>
+      </w:rPr>
+    </w:lvl>
+    <w:lvl w:ilvl="4" w:tplc="0C0A0003" w:tentative="1">
+      <w:start w:val="1"/>
+      <w:numFmt w:val="bullet"/>
+      <w:lvlText w:val="o"/>
+      <w:lvlJc w:val="left"/>
+      <w:pPr>
+        <w:ind w:left="3600" w:hanging="360"/>
+      </w:pPr>
+      <w:rPr>
+        <w:rFonts w:ascii="Courier New" w:hAnsi="Courier New" w:cs="Courier New" w:hint="default"/>
+      </w:rPr>
+    </w:lvl>
+    <w:lvl w:ilvl="5" w:tplc="0C0A0005" w:tentative="1">
+      <w:start w:val="1"/>
+      <w:numFmt w:val="bullet"/>
+      <w:lvlText w:val=""/>
+      <w:lvlJc w:val="left"/>
+      <w:pPr>
+        <w:ind w:left="4320" w:hanging="360"/>
+      </w:pPr>
+      <w:rPr>
+        <w:rFonts w:ascii="Wingdings" w:hAnsi="Wingdings" w:hint="default"/>
+      </w:rPr>
+    </w:lvl>
+    <w:lvl w:ilvl="6" w:tplc="0C0A0001" w:tentative="1">
+      <w:start w:val="1"/>
+      <w:numFmt w:val="bullet"/>
+      <w:lvlText w:val=""/>
+      <w:lvlJc w:val="left"/>
+      <w:pPr>
+        <w:ind w:left="5040" w:hanging="360"/>
+      </w:pPr>
+      <w:rPr>
+        <w:rFonts w:ascii="Symbol" w:hAnsi="Symbol" w:hint="default"/>
+      </w:rPr>
+    </w:lvl>
+    <w:lvl w:ilvl="7" w:tplc="0C0A0003" w:tentative="1">
+      <w:start w:val="1"/>
+      <w:numFmt w:val="bullet"/>
+      <w:lvlText w:val="o"/>
+      <w:lvlJc w:val="left"/>
+      <w:pPr>
+        <w:ind w:left="5760" w:hanging="360"/>
+      </w:pPr>
+      <w:rPr>
+        <w:rFonts w:ascii="Courier New" w:hAnsi="Courier New" w:cs="Courier New" w:hint="default"/>
+      </w:rPr>
+    </w:lvl>
+    <w:lvl w:ilvl="8" w:tplc="0C0A0005" w:tentative="1">
+      <w:start w:val="1"/>
+      <w:numFmt w:val="bullet"/>
+      <w:lvlText w:val=""/>
+      <w:lvlJc w:val="left"/>
+      <w:pPr>
+        <w:ind w:left="6480" w:hanging="360"/>
+      </w:pPr>
+      <w:rPr>
+        <w:rFonts w:ascii="Wingdings" w:hAnsi="Wingdings" w:hint="default"/>
+      </w:rPr>
+    </w:lvl>
+  </w:abstractNum>
+  <w:abstractNum w:abstractNumId="11" w15:restartNumberingAfterBreak="0">
+    <w:nsid w:val="36CB56E5"/>
+    <w:multiLevelType w:val="hybridMultilevel"/>
+    <w:tmpl w:val="96FA75E0"/>
+    <w:lvl w:ilvl="0" w:tplc="0C0A0003">
+      <w:start w:val="1"/>
+      <w:numFmt w:val="bullet"/>
+      <w:lvlText w:val="o"/>
+      <w:lvlJc w:val="left"/>
+      <w:pPr>
+        <w:ind w:left="1494" w:hanging="360"/>
+      </w:pPr>
+      <w:rPr>
+        <w:rFonts w:ascii="Courier New" w:hAnsi="Courier New" w:cs="Courier New" w:hint="default"/>
+      </w:rPr>
+    </w:lvl>
+    <w:lvl w:ilvl="1" w:tplc="0C0A0003" w:tentative="1">
+      <w:start w:val="1"/>
+      <w:numFmt w:val="bullet"/>
+      <w:lvlText w:val="o"/>
+      <w:lvlJc w:val="left"/>
+      <w:pPr>
+        <w:ind w:left="2214" w:hanging="360"/>
+      </w:pPr>
+      <w:rPr>
+        <w:rFonts w:ascii="Courier New" w:hAnsi="Courier New" w:cs="Courier New" w:hint="default"/>
+      </w:rPr>
+    </w:lvl>
+    <w:lvl w:ilvl="2" w:tplc="0C0A0005" w:tentative="1">
+      <w:start w:val="1"/>
+      <w:numFmt w:val="bullet"/>
+      <w:lvlText w:val=""/>
+      <w:lvlJc w:val="left"/>
+      <w:pPr>
+        <w:ind w:left="2934" w:hanging="360"/>
+      </w:pPr>
+      <w:rPr>
+        <w:rFonts w:ascii="Wingdings" w:hAnsi="Wingdings" w:hint="default"/>
+      </w:rPr>
+    </w:lvl>
+    <w:lvl w:ilvl="3" w:tplc="0C0A0001" w:tentative="1">
+      <w:start w:val="1"/>
+      <w:numFmt w:val="bullet"/>
+      <w:lvlText w:val=""/>
+      <w:lvlJc w:val="left"/>
+      <w:pPr>
+        <w:ind w:left="3654" w:hanging="360"/>
+      </w:pPr>
+      <w:rPr>
+        <w:rFonts w:ascii="Symbol" w:hAnsi="Symbol" w:hint="default"/>
+      </w:rPr>
+    </w:lvl>
+    <w:lvl w:ilvl="4" w:tplc="0C0A0003" w:tentative="1">
+      <w:start w:val="1"/>
+      <w:numFmt w:val="bullet"/>
+      <w:lvlText w:val="o"/>
+      <w:lvlJc w:val="left"/>
+      <w:pPr>
+        <w:ind w:left="4374" w:hanging="360"/>
+      </w:pPr>
+      <w:rPr>
+        <w:rFonts w:ascii="Courier New" w:hAnsi="Courier New" w:cs="Courier New" w:hint="default"/>
+      </w:rPr>
+    </w:lvl>
+    <w:lvl w:ilvl="5" w:tplc="0C0A0005" w:tentative="1">
+      <w:start w:val="1"/>
+      <w:numFmt w:val="bullet"/>
+      <w:lvlText w:val=""/>
+      <w:lvlJc w:val="left"/>
+      <w:pPr>
+        <w:ind w:left="5094" w:hanging="360"/>
+      </w:pPr>
+      <w:rPr>
+        <w:rFonts w:ascii="Wingdings" w:hAnsi="Wingdings" w:hint="default"/>
+      </w:rPr>
+    </w:lvl>
+    <w:lvl w:ilvl="6" w:tplc="0C0A0001" w:tentative="1">
+      <w:start w:val="1"/>
+      <w:numFmt w:val="bullet"/>
+      <w:lvlText w:val=""/>
+      <w:lvlJc w:val="left"/>
+      <w:pPr>
+        <w:ind w:left="5814" w:hanging="360"/>
+      </w:pPr>
+      <w:rPr>
+        <w:rFonts w:ascii="Symbol" w:hAnsi="Symbol" w:hint="default"/>
+      </w:rPr>
+    </w:lvl>
+    <w:lvl w:ilvl="7" w:tplc="0C0A0003" w:tentative="1">
+      <w:start w:val="1"/>
+      <w:numFmt w:val="bullet"/>
+      <w:lvlText w:val="o"/>
+      <w:lvlJc w:val="left"/>
+      <w:pPr>
+        <w:ind w:left="6534" w:hanging="360"/>
+      </w:pPr>
+      <w:rPr>
+        <w:rFonts w:ascii="Courier New" w:hAnsi="Courier New" w:cs="Courier New" w:hint="default"/>
+      </w:rPr>
+    </w:lvl>
+    <w:lvl w:ilvl="8" w:tplc="0C0A0005" w:tentative="1">
+      <w:start w:val="1"/>
+      <w:numFmt w:val="bullet"/>
+      <w:lvlText w:val=""/>
+      <w:lvlJc w:val="left"/>
+      <w:pPr>
+        <w:ind w:left="7254" w:hanging="360"/>
+      </w:pPr>
+      <w:rPr>
+        <w:rFonts w:ascii="Wingdings" w:hAnsi="Wingdings" w:hint="default"/>
+      </w:rPr>
+    </w:lvl>
+  </w:abstractNum>
+  <w:abstractNum w:abstractNumId="12" w15:restartNumberingAfterBreak="0">
+    <w:nsid w:val="36D41DAF"/>
+    <w:multiLevelType w:val="hybridMultilevel"/>
+    <w:tmpl w:val="0E7610D2"/>
+    <w:lvl w:ilvl="0" w:tplc="0C0A000B">
+      <w:start w:val="1"/>
+      <w:numFmt w:val="bullet"/>
+      <w:lvlText w:val=""/>
+      <w:lvlJc w:val="left"/>
+      <w:pPr>
+        <w:ind w:left="360" w:hanging="360"/>
+      </w:pPr>
+      <w:rPr>
+        <w:rFonts w:ascii="Wingdings" w:hAnsi="Wingdings" w:hint="default"/>
+      </w:rPr>
+    </w:lvl>
+    <w:lvl w:ilvl="1" w:tplc="0C0A0003" w:tentative="1">
+      <w:start w:val="1"/>
+      <w:numFmt w:val="bullet"/>
+      <w:lvlText w:val="o"/>
+      <w:lvlJc w:val="left"/>
+      <w:pPr>
+        <w:ind w:left="1080" w:hanging="360"/>
+      </w:pPr>
+      <w:rPr>
+        <w:rFonts w:ascii="Courier New" w:hAnsi="Courier New" w:cs="Courier New" w:hint="default"/>
+      </w:rPr>
+    </w:lvl>
+    <w:lvl w:ilvl="2" w:tplc="0C0A0005" w:tentative="1">
+      <w:start w:val="1"/>
+      <w:numFmt w:val="bullet"/>
+      <w:lvlText w:val=""/>
+      <w:lvlJc w:val="left"/>
+      <w:pPr>
+        <w:ind w:left="1800" w:hanging="360"/>
+      </w:pPr>
+      <w:rPr>
+        <w:rFonts w:ascii="Wingdings" w:hAnsi="Wingdings" w:hint="default"/>
+      </w:rPr>
+    </w:lvl>
+    <w:lvl w:ilvl="3" w:tplc="0C0A0001" w:tentative="1">
+      <w:start w:val="1"/>
+      <w:numFmt w:val="bullet"/>
+      <w:lvlText w:val=""/>
+      <w:lvlJc w:val="left"/>
+      <w:pPr>
+        <w:ind w:left="2520" w:hanging="360"/>
+      </w:pPr>
+      <w:rPr>
+        <w:rFonts w:ascii="Symbol" w:hAnsi="Symbol" w:hint="default"/>
+      </w:rPr>
+    </w:lvl>
+    <w:lvl w:ilvl="4" w:tplc="0C0A0003" w:tentative="1">
+      <w:start w:val="1"/>
+      <w:numFmt w:val="bullet"/>
+      <w:lvlText w:val="o"/>
+      <w:lvlJc w:val="left"/>
+      <w:pPr>
+        <w:ind w:left="3240" w:hanging="360"/>
+      </w:pPr>
+      <w:rPr>
+        <w:rFonts w:ascii="Courier New" w:hAnsi="Courier New" w:cs="Courier New" w:hint="default"/>
+      </w:rPr>
+    </w:lvl>
+    <w:lvl w:ilvl="5" w:tplc="0C0A0005" w:tentative="1">
+      <w:start w:val="1"/>
+      <w:numFmt w:val="bullet"/>
+      <w:lvlText w:val=""/>
+      <w:lvlJc w:val="left"/>
+      <w:pPr>
+        <w:ind w:left="3960" w:hanging="360"/>
+      </w:pPr>
+      <w:rPr>
+        <w:rFonts w:ascii="Wingdings" w:hAnsi="Wingdings" w:hint="default"/>
+      </w:rPr>
+    </w:lvl>
+    <w:lvl w:ilvl="6" w:tplc="0C0A0001" w:tentative="1">
+      <w:start w:val="1"/>
+      <w:numFmt w:val="bullet"/>
+      <w:lvlText w:val=""/>
+      <w:lvlJc w:val="left"/>
+      <w:pPr>
+        <w:ind w:left="4680" w:hanging="360"/>
+      </w:pPr>
+      <w:rPr>
+        <w:rFonts w:ascii="Symbol" w:hAnsi="Symbol" w:hint="default"/>
+      </w:rPr>
+    </w:lvl>
+    <w:lvl w:ilvl="7" w:tplc="0C0A0003" w:tentative="1">
+      <w:start w:val="1"/>
+      <w:numFmt w:val="bullet"/>
+      <w:lvlText w:val="o"/>
+      <w:lvlJc w:val="left"/>
+      <w:pPr>
+        <w:ind w:left="5400" w:hanging="360"/>
+      </w:pPr>
+      <w:rPr>
+        <w:rFonts w:ascii="Courier New" w:hAnsi="Courier New" w:cs="Courier New" w:hint="default"/>
+      </w:rPr>
+    </w:lvl>
+    <w:lvl w:ilvl="8" w:tplc="0C0A0005" w:tentative="1">
+      <w:start w:val="1"/>
+      <w:numFmt w:val="bullet"/>
+      <w:lvlText w:val=""/>
+      <w:lvlJc w:val="left"/>
+      <w:pPr>
+        <w:ind w:left="6120" w:hanging="360"/>
+      </w:pPr>
+      <w:rPr>
+        <w:rFonts w:ascii="Wingdings" w:hAnsi="Wingdings" w:hint="default"/>
+      </w:rPr>
+    </w:lvl>
+  </w:abstractNum>
+  <w:abstractNum w:abstractNumId="13" w15:restartNumberingAfterBreak="0">
+    <w:nsid w:val="37F03CB9"/>
+    <w:multiLevelType w:val="hybridMultilevel"/>
+    <w:tmpl w:val="65281C72"/>
+    <w:lvl w:ilvl="0" w:tplc="8A1E00FE">
+      <w:start w:val="1"/>
+      <w:numFmt w:val="bullet"/>
+      <w:lvlText w:val=""/>
+      <w:lvlJc w:val="left"/>
+      <w:pPr>
+        <w:ind w:left="1494" w:hanging="360"/>
+      </w:pPr>
+      <w:rPr>
+        <w:rFonts w:ascii="Symbol" w:hAnsi="Symbol" w:hint="default"/>
+      </w:rPr>
+    </w:lvl>
+    <w:lvl w:ilvl="1" w:tplc="0C0A0003" w:tentative="1">
+      <w:start w:val="1"/>
+      <w:numFmt w:val="bullet"/>
+      <w:lvlText w:val="o"/>
+      <w:lvlJc w:val="left"/>
+      <w:pPr>
+        <w:ind w:left="2214" w:hanging="360"/>
+      </w:pPr>
+      <w:rPr>
+        <w:rFonts w:ascii="Courier New" w:hAnsi="Courier New" w:cs="Courier New" w:hint="default"/>
+      </w:rPr>
+    </w:lvl>
+    <w:lvl w:ilvl="2" w:tplc="0C0A0005" w:tentative="1">
+      <w:start w:val="1"/>
+      <w:numFmt w:val="bullet"/>
+      <w:lvlText w:val=""/>
+      <w:lvlJc w:val="left"/>
+      <w:pPr>
+        <w:ind w:left="2934" w:hanging="360"/>
+      </w:pPr>
+      <w:rPr>
+        <w:rFonts w:ascii="Wingdings" w:hAnsi="Wingdings" w:hint="default"/>
+      </w:rPr>
+    </w:lvl>
+    <w:lvl w:ilvl="3" w:tplc="0C0A0001" w:tentative="1">
+      <w:start w:val="1"/>
+      <w:numFmt w:val="bullet"/>
+      <w:lvlText w:val=""/>
+      <w:lvlJc w:val="left"/>
+      <w:pPr>
+        <w:ind w:left="3654" w:hanging="360"/>
+      </w:pPr>
+      <w:rPr>
+        <w:rFonts w:ascii="Symbol" w:hAnsi="Symbol" w:hint="default"/>
+      </w:rPr>
+    </w:lvl>
+    <w:lvl w:ilvl="4" w:tplc="0C0A0003" w:tentative="1">
+      <w:start w:val="1"/>
+      <w:numFmt w:val="bullet"/>
+      <w:lvlText w:val="o"/>
+      <w:lvlJc w:val="left"/>
+      <w:pPr>
+        <w:ind w:left="4374" w:hanging="360"/>
+      </w:pPr>
+      <w:rPr>
+        <w:rFonts w:ascii="Courier New" w:hAnsi="Courier New" w:cs="Courier New" w:hint="default"/>
+      </w:rPr>
+    </w:lvl>
+    <w:lvl w:ilvl="5" w:tplc="0C0A0005" w:tentative="1">
+      <w:start w:val="1"/>
+      <w:numFmt w:val="bullet"/>
+      <w:lvlText w:val=""/>
+      <w:lvlJc w:val="left"/>
+      <w:pPr>
+        <w:ind w:left="5094" w:hanging="360"/>
+      </w:pPr>
+      <w:rPr>
+        <w:rFonts w:ascii="Wingdings" w:hAnsi="Wingdings" w:hint="default"/>
+      </w:rPr>
+    </w:lvl>
+    <w:lvl w:ilvl="6" w:tplc="0C0A0001" w:tentative="1">
+      <w:start w:val="1"/>
+      <w:numFmt w:val="bullet"/>
+      <w:lvlText w:val=""/>
+      <w:lvlJc w:val="left"/>
+      <w:pPr>
+        <w:ind w:left="5814" w:hanging="360"/>
+      </w:pPr>
+      <w:rPr>
+        <w:rFonts w:ascii="Symbol" w:hAnsi="Symbol" w:hint="default"/>
+      </w:rPr>
+    </w:lvl>
+    <w:lvl w:ilvl="7" w:tplc="0C0A0003" w:tentative="1">
+      <w:start w:val="1"/>
+      <w:numFmt w:val="bullet"/>
+      <w:lvlText w:val="o"/>
+      <w:lvlJc w:val="left"/>
+      <w:pPr>
+        <w:ind w:left="6534" w:hanging="360"/>
+      </w:pPr>
+      <w:rPr>
+        <w:rFonts w:ascii="Courier New" w:hAnsi="Courier New" w:cs="Courier New" w:hint="default"/>
+      </w:rPr>
+    </w:lvl>
+    <w:lvl w:ilvl="8" w:tplc="0C0A0005" w:tentative="1">
+      <w:start w:val="1"/>
+      <w:numFmt w:val="bullet"/>
+      <w:lvlText w:val=""/>
+      <w:lvlJc w:val="left"/>
+      <w:pPr>
+        <w:ind w:left="7254" w:hanging="360"/>
+      </w:pPr>
+      <w:rPr>
+        <w:rFonts w:ascii="Wingdings" w:hAnsi="Wingdings" w:hint="default"/>
+      </w:rPr>
+    </w:lvl>
+  </w:abstractNum>
+  <w:abstractNum w:abstractNumId="14" w15:restartNumberingAfterBreak="0">
+    <w:nsid w:val="3DAE7D57"/>
+    <w:multiLevelType w:val="hybridMultilevel"/>
+    <w:tmpl w:val="9684BC6A"/>
+    <w:lvl w:ilvl="0" w:tplc="8A1E00FE">
+      <w:start w:val="1"/>
+      <w:numFmt w:val="bullet"/>
+      <w:lvlText w:val=""/>
+      <w:lvlJc w:val="left"/>
+      <w:pPr>
+        <w:ind w:left="720" w:hanging="360"/>
+      </w:pPr>
+      <w:rPr>
+        <w:rFonts w:ascii="Symbol" w:hAnsi="Symbol" w:hint="default"/>
+      </w:rPr>
+    </w:lvl>
+    <w:lvl w:ilvl="1" w:tplc="0C0A0003" w:tentative="1">
+      <w:start w:val="1"/>
+      <w:numFmt w:val="bullet"/>
+      <w:lvlText w:val="o"/>
+      <w:lvlJc w:val="left"/>
+      <w:pPr>
+        <w:ind w:left="1440" w:hanging="360"/>
+      </w:pPr>
+      <w:rPr>
+        <w:rFonts w:ascii="Courier New" w:hAnsi="Courier New" w:cs="Courier New" w:hint="default"/>
+      </w:rPr>
+    </w:lvl>
+    <w:lvl w:ilvl="2" w:tplc="0C0A0005" w:tentative="1">
+      <w:start w:val="1"/>
+      <w:numFmt w:val="bullet"/>
+      <w:lvlText w:val=""/>
+      <w:lvlJc w:val="left"/>
+      <w:pPr>
+        <w:ind w:left="2160" w:hanging="360"/>
+      </w:pPr>
+      <w:rPr>
+        <w:rFonts w:ascii="Wingdings" w:hAnsi="Wingdings" w:hint="default"/>
+      </w:rPr>
+    </w:lvl>
+    <w:lvl w:ilvl="3" w:tplc="0C0A0001" w:tentative="1">
+      <w:start w:val="1"/>
+      <w:numFmt w:val="bullet"/>
+      <w:lvlText w:val=""/>
+      <w:lvlJc w:val="left"/>
+      <w:pPr>
+        <w:ind w:left="2880" w:hanging="360"/>
+      </w:pPr>
+      <w:rPr>
+        <w:rFonts w:ascii="Symbol" w:hAnsi="Symbol" w:hint="default"/>
+      </w:rPr>
+    </w:lvl>
+    <w:lvl w:ilvl="4" w:tplc="0C0A0003" w:tentative="1">
+      <w:start w:val="1"/>
+      <w:numFmt w:val="bullet"/>
+      <w:lvlText w:val="o"/>
+      <w:lvlJc w:val="left"/>
+      <w:pPr>
+        <w:ind w:left="3600" w:hanging="360"/>
+      </w:pPr>
+      <w:rPr>
+        <w:rFonts w:ascii="Courier New" w:hAnsi="Courier New" w:cs="Courier New" w:hint="default"/>
+      </w:rPr>
+    </w:lvl>
+    <w:lvl w:ilvl="5" w:tplc="0C0A0005" w:tentative="1">
+      <w:start w:val="1"/>
+      <w:numFmt w:val="bullet"/>
+      <w:lvlText w:val=""/>
+      <w:lvlJc w:val="left"/>
+      <w:pPr>
+        <w:ind w:left="4320" w:hanging="360"/>
+      </w:pPr>
+      <w:rPr>
+        <w:rFonts w:ascii="Wingdings" w:hAnsi="Wingdings" w:hint="default"/>
+      </w:rPr>
+    </w:lvl>
+    <w:lvl w:ilvl="6" w:tplc="0C0A0001" w:tentative="1">
+      <w:start w:val="1"/>
+      <w:numFmt w:val="bullet"/>
+      <w:lvlText w:val=""/>
+      <w:lvlJc w:val="left"/>
+      <w:pPr>
+        <w:ind w:left="5040" w:hanging="360"/>
+      </w:pPr>
+      <w:rPr>
+        <w:rFonts w:ascii="Symbol" w:hAnsi="Symbol" w:hint="default"/>
+      </w:rPr>
+    </w:lvl>
+    <w:lvl w:ilvl="7" w:tplc="0C0A0003" w:tentative="1">
+      <w:start w:val="1"/>
+      <w:numFmt w:val="bullet"/>
+      <w:lvlText w:val="o"/>
+      <w:lvlJc w:val="left"/>
+      <w:pPr>
+        <w:ind w:left="5760" w:hanging="360"/>
+      </w:pPr>
+      <w:rPr>
+        <w:rFonts w:ascii="Courier New" w:hAnsi="Courier New" w:cs="Courier New" w:hint="default"/>
+      </w:rPr>
+    </w:lvl>
+    <w:lvl w:ilvl="8" w:tplc="0C0A0005" w:tentative="1">
+      <w:start w:val="1"/>
+      <w:numFmt w:val="bullet"/>
+      <w:lvlText w:val=""/>
+      <w:lvlJc w:val="left"/>
+      <w:pPr>
+        <w:ind w:left="6480" w:hanging="360"/>
+      </w:pPr>
+      <w:rPr>
+        <w:rFonts w:ascii="Wingdings" w:hAnsi="Wingdings" w:hint="default"/>
+      </w:rPr>
+    </w:lvl>
+  </w:abstractNum>
+  <w:abstractNum w:abstractNumId="15" w15:restartNumberingAfterBreak="0">
     <w:nsid w:val="428118E5"/>
     <w:multiLevelType w:val="hybridMultilevel"/>
     <w:tmpl w:val="885A5E56"/>
@@ -2247,8 +7485,1248 @@
       </w:pPr>
     </w:lvl>
   </w:abstractNum>
+  <w:abstractNum w:abstractNumId="16" w15:restartNumberingAfterBreak="0">
+    <w:nsid w:val="456D3A88"/>
+    <w:multiLevelType w:val="hybridMultilevel"/>
+    <w:tmpl w:val="4362971E"/>
+    <w:lvl w:ilvl="0" w:tplc="8A1E00FE">
+      <w:start w:val="1"/>
+      <w:numFmt w:val="bullet"/>
+      <w:lvlText w:val=""/>
+      <w:lvlJc w:val="left"/>
+      <w:pPr>
+        <w:ind w:left="1069" w:hanging="360"/>
+      </w:pPr>
+      <w:rPr>
+        <w:rFonts w:ascii="Symbol" w:hAnsi="Symbol" w:hint="default"/>
+      </w:rPr>
+    </w:lvl>
+    <w:lvl w:ilvl="1" w:tplc="0C0A0003" w:tentative="1">
+      <w:start w:val="1"/>
+      <w:numFmt w:val="bullet"/>
+      <w:lvlText w:val="o"/>
+      <w:lvlJc w:val="left"/>
+      <w:pPr>
+        <w:ind w:left="1789" w:hanging="360"/>
+      </w:pPr>
+      <w:rPr>
+        <w:rFonts w:ascii="Courier New" w:hAnsi="Courier New" w:cs="Courier New" w:hint="default"/>
+      </w:rPr>
+    </w:lvl>
+    <w:lvl w:ilvl="2" w:tplc="0C0A0005" w:tentative="1">
+      <w:start w:val="1"/>
+      <w:numFmt w:val="bullet"/>
+      <w:lvlText w:val=""/>
+      <w:lvlJc w:val="left"/>
+      <w:pPr>
+        <w:ind w:left="2509" w:hanging="360"/>
+      </w:pPr>
+      <w:rPr>
+        <w:rFonts w:ascii="Wingdings" w:hAnsi="Wingdings" w:hint="default"/>
+      </w:rPr>
+    </w:lvl>
+    <w:lvl w:ilvl="3" w:tplc="0C0A0001" w:tentative="1">
+      <w:start w:val="1"/>
+      <w:numFmt w:val="bullet"/>
+      <w:lvlText w:val=""/>
+      <w:lvlJc w:val="left"/>
+      <w:pPr>
+        <w:ind w:left="3229" w:hanging="360"/>
+      </w:pPr>
+      <w:rPr>
+        <w:rFonts w:ascii="Symbol" w:hAnsi="Symbol" w:hint="default"/>
+      </w:rPr>
+    </w:lvl>
+    <w:lvl w:ilvl="4" w:tplc="0C0A0003" w:tentative="1">
+      <w:start w:val="1"/>
+      <w:numFmt w:val="bullet"/>
+      <w:lvlText w:val="o"/>
+      <w:lvlJc w:val="left"/>
+      <w:pPr>
+        <w:ind w:left="3949" w:hanging="360"/>
+      </w:pPr>
+      <w:rPr>
+        <w:rFonts w:ascii="Courier New" w:hAnsi="Courier New" w:cs="Courier New" w:hint="default"/>
+      </w:rPr>
+    </w:lvl>
+    <w:lvl w:ilvl="5" w:tplc="0C0A0005" w:tentative="1">
+      <w:start w:val="1"/>
+      <w:numFmt w:val="bullet"/>
+      <w:lvlText w:val=""/>
+      <w:lvlJc w:val="left"/>
+      <w:pPr>
+        <w:ind w:left="4669" w:hanging="360"/>
+      </w:pPr>
+      <w:rPr>
+        <w:rFonts w:ascii="Wingdings" w:hAnsi="Wingdings" w:hint="default"/>
+      </w:rPr>
+    </w:lvl>
+    <w:lvl w:ilvl="6" w:tplc="0C0A0001" w:tentative="1">
+      <w:start w:val="1"/>
+      <w:numFmt w:val="bullet"/>
+      <w:lvlText w:val=""/>
+      <w:lvlJc w:val="left"/>
+      <w:pPr>
+        <w:ind w:left="5389" w:hanging="360"/>
+      </w:pPr>
+      <w:rPr>
+        <w:rFonts w:ascii="Symbol" w:hAnsi="Symbol" w:hint="default"/>
+      </w:rPr>
+    </w:lvl>
+    <w:lvl w:ilvl="7" w:tplc="0C0A0003" w:tentative="1">
+      <w:start w:val="1"/>
+      <w:numFmt w:val="bullet"/>
+      <w:lvlText w:val="o"/>
+      <w:lvlJc w:val="left"/>
+      <w:pPr>
+        <w:ind w:left="6109" w:hanging="360"/>
+      </w:pPr>
+      <w:rPr>
+        <w:rFonts w:ascii="Courier New" w:hAnsi="Courier New" w:cs="Courier New" w:hint="default"/>
+      </w:rPr>
+    </w:lvl>
+    <w:lvl w:ilvl="8" w:tplc="0C0A0005" w:tentative="1">
+      <w:start w:val="1"/>
+      <w:numFmt w:val="bullet"/>
+      <w:lvlText w:val=""/>
+      <w:lvlJc w:val="left"/>
+      <w:pPr>
+        <w:ind w:left="6829" w:hanging="360"/>
+      </w:pPr>
+      <w:rPr>
+        <w:rFonts w:ascii="Wingdings" w:hAnsi="Wingdings" w:hint="default"/>
+      </w:rPr>
+    </w:lvl>
+  </w:abstractNum>
+  <w:abstractNum w:abstractNumId="17" w15:restartNumberingAfterBreak="0">
+    <w:nsid w:val="4A892D1F"/>
+    <w:multiLevelType w:val="hybridMultilevel"/>
+    <w:tmpl w:val="525E70C6"/>
+    <w:lvl w:ilvl="0" w:tplc="0C0A001B">
+      <w:start w:val="1"/>
+      <w:numFmt w:val="lowerRoman"/>
+      <w:lvlText w:val="%1."/>
+      <w:lvlJc w:val="right"/>
+      <w:pPr>
+        <w:ind w:left="1353" w:hanging="360"/>
+      </w:pPr>
+    </w:lvl>
+    <w:lvl w:ilvl="1" w:tplc="0C0A0019" w:tentative="1">
+      <w:start w:val="1"/>
+      <w:numFmt w:val="lowerLetter"/>
+      <w:lvlText w:val="%2."/>
+      <w:lvlJc w:val="left"/>
+      <w:pPr>
+        <w:ind w:left="2073" w:hanging="360"/>
+      </w:pPr>
+    </w:lvl>
+    <w:lvl w:ilvl="2" w:tplc="0C0A001B" w:tentative="1">
+      <w:start w:val="1"/>
+      <w:numFmt w:val="lowerRoman"/>
+      <w:lvlText w:val="%3."/>
+      <w:lvlJc w:val="right"/>
+      <w:pPr>
+        <w:ind w:left="2793" w:hanging="180"/>
+      </w:pPr>
+    </w:lvl>
+    <w:lvl w:ilvl="3" w:tplc="0C0A000F" w:tentative="1">
+      <w:start w:val="1"/>
+      <w:numFmt w:val="decimal"/>
+      <w:lvlText w:val="%4."/>
+      <w:lvlJc w:val="left"/>
+      <w:pPr>
+        <w:ind w:left="3513" w:hanging="360"/>
+      </w:pPr>
+    </w:lvl>
+    <w:lvl w:ilvl="4" w:tplc="0C0A0019" w:tentative="1">
+      <w:start w:val="1"/>
+      <w:numFmt w:val="lowerLetter"/>
+      <w:lvlText w:val="%5."/>
+      <w:lvlJc w:val="left"/>
+      <w:pPr>
+        <w:ind w:left="4233" w:hanging="360"/>
+      </w:pPr>
+    </w:lvl>
+    <w:lvl w:ilvl="5" w:tplc="0C0A001B" w:tentative="1">
+      <w:start w:val="1"/>
+      <w:numFmt w:val="lowerRoman"/>
+      <w:lvlText w:val="%6."/>
+      <w:lvlJc w:val="right"/>
+      <w:pPr>
+        <w:ind w:left="4953" w:hanging="180"/>
+      </w:pPr>
+    </w:lvl>
+    <w:lvl w:ilvl="6" w:tplc="0C0A000F" w:tentative="1">
+      <w:start w:val="1"/>
+      <w:numFmt w:val="decimal"/>
+      <w:lvlText w:val="%7."/>
+      <w:lvlJc w:val="left"/>
+      <w:pPr>
+        <w:ind w:left="5673" w:hanging="360"/>
+      </w:pPr>
+    </w:lvl>
+    <w:lvl w:ilvl="7" w:tplc="0C0A0019" w:tentative="1">
+      <w:start w:val="1"/>
+      <w:numFmt w:val="lowerLetter"/>
+      <w:lvlText w:val="%8."/>
+      <w:lvlJc w:val="left"/>
+      <w:pPr>
+        <w:ind w:left="6393" w:hanging="360"/>
+      </w:pPr>
+    </w:lvl>
+    <w:lvl w:ilvl="8" w:tplc="0C0A001B" w:tentative="1">
+      <w:start w:val="1"/>
+      <w:numFmt w:val="lowerRoman"/>
+      <w:lvlText w:val="%9."/>
+      <w:lvlJc w:val="right"/>
+      <w:pPr>
+        <w:ind w:left="7113" w:hanging="180"/>
+      </w:pPr>
+    </w:lvl>
+  </w:abstractNum>
+  <w:abstractNum w:abstractNumId="18" w15:restartNumberingAfterBreak="0">
+    <w:nsid w:val="51C7163F"/>
+    <w:multiLevelType w:val="hybridMultilevel"/>
+    <w:tmpl w:val="2B8E6EDC"/>
+    <w:lvl w:ilvl="0" w:tplc="8A1E00FE">
+      <w:start w:val="1"/>
+      <w:numFmt w:val="bullet"/>
+      <w:lvlText w:val=""/>
+      <w:lvlJc w:val="left"/>
+      <w:pPr>
+        <w:ind w:left="1636" w:hanging="360"/>
+      </w:pPr>
+      <w:rPr>
+        <w:rFonts w:ascii="Symbol" w:hAnsi="Symbol" w:hint="default"/>
+      </w:rPr>
+    </w:lvl>
+    <w:lvl w:ilvl="1" w:tplc="0C0A0003" w:tentative="1">
+      <w:start w:val="1"/>
+      <w:numFmt w:val="bullet"/>
+      <w:lvlText w:val="o"/>
+      <w:lvlJc w:val="left"/>
+      <w:pPr>
+        <w:ind w:left="2910" w:hanging="360"/>
+      </w:pPr>
+      <w:rPr>
+        <w:rFonts w:ascii="Courier New" w:hAnsi="Courier New" w:cs="Courier New" w:hint="default"/>
+      </w:rPr>
+    </w:lvl>
+    <w:lvl w:ilvl="2" w:tplc="0C0A0005" w:tentative="1">
+      <w:start w:val="1"/>
+      <w:numFmt w:val="bullet"/>
+      <w:lvlText w:val=""/>
+      <w:lvlJc w:val="left"/>
+      <w:pPr>
+        <w:ind w:left="3630" w:hanging="360"/>
+      </w:pPr>
+      <w:rPr>
+        <w:rFonts w:ascii="Wingdings" w:hAnsi="Wingdings" w:hint="default"/>
+      </w:rPr>
+    </w:lvl>
+    <w:lvl w:ilvl="3" w:tplc="0C0A0001" w:tentative="1">
+      <w:start w:val="1"/>
+      <w:numFmt w:val="bullet"/>
+      <w:lvlText w:val=""/>
+      <w:lvlJc w:val="left"/>
+      <w:pPr>
+        <w:ind w:left="4350" w:hanging="360"/>
+      </w:pPr>
+      <w:rPr>
+        <w:rFonts w:ascii="Symbol" w:hAnsi="Symbol" w:hint="default"/>
+      </w:rPr>
+    </w:lvl>
+    <w:lvl w:ilvl="4" w:tplc="0C0A0003" w:tentative="1">
+      <w:start w:val="1"/>
+      <w:numFmt w:val="bullet"/>
+      <w:lvlText w:val="o"/>
+      <w:lvlJc w:val="left"/>
+      <w:pPr>
+        <w:ind w:left="5070" w:hanging="360"/>
+      </w:pPr>
+      <w:rPr>
+        <w:rFonts w:ascii="Courier New" w:hAnsi="Courier New" w:cs="Courier New" w:hint="default"/>
+      </w:rPr>
+    </w:lvl>
+    <w:lvl w:ilvl="5" w:tplc="0C0A0005" w:tentative="1">
+      <w:start w:val="1"/>
+      <w:numFmt w:val="bullet"/>
+      <w:lvlText w:val=""/>
+      <w:lvlJc w:val="left"/>
+      <w:pPr>
+        <w:ind w:left="5790" w:hanging="360"/>
+      </w:pPr>
+      <w:rPr>
+        <w:rFonts w:ascii="Wingdings" w:hAnsi="Wingdings" w:hint="default"/>
+      </w:rPr>
+    </w:lvl>
+    <w:lvl w:ilvl="6" w:tplc="0C0A0001" w:tentative="1">
+      <w:start w:val="1"/>
+      <w:numFmt w:val="bullet"/>
+      <w:lvlText w:val=""/>
+      <w:lvlJc w:val="left"/>
+      <w:pPr>
+        <w:ind w:left="6510" w:hanging="360"/>
+      </w:pPr>
+      <w:rPr>
+        <w:rFonts w:ascii="Symbol" w:hAnsi="Symbol" w:hint="default"/>
+      </w:rPr>
+    </w:lvl>
+    <w:lvl w:ilvl="7" w:tplc="0C0A0003" w:tentative="1">
+      <w:start w:val="1"/>
+      <w:numFmt w:val="bullet"/>
+      <w:lvlText w:val="o"/>
+      <w:lvlJc w:val="left"/>
+      <w:pPr>
+        <w:ind w:left="7230" w:hanging="360"/>
+      </w:pPr>
+      <w:rPr>
+        <w:rFonts w:ascii="Courier New" w:hAnsi="Courier New" w:cs="Courier New" w:hint="default"/>
+      </w:rPr>
+    </w:lvl>
+    <w:lvl w:ilvl="8" w:tplc="0C0A0005" w:tentative="1">
+      <w:start w:val="1"/>
+      <w:numFmt w:val="bullet"/>
+      <w:lvlText w:val=""/>
+      <w:lvlJc w:val="left"/>
+      <w:pPr>
+        <w:ind w:left="7950" w:hanging="360"/>
+      </w:pPr>
+      <w:rPr>
+        <w:rFonts w:ascii="Wingdings" w:hAnsi="Wingdings" w:hint="default"/>
+      </w:rPr>
+    </w:lvl>
+  </w:abstractNum>
+  <w:abstractNum w:abstractNumId="19" w15:restartNumberingAfterBreak="0">
+    <w:nsid w:val="532E41A3"/>
+    <w:multiLevelType w:val="hybridMultilevel"/>
+    <w:tmpl w:val="85C08AD4"/>
+    <w:lvl w:ilvl="0" w:tplc="8A1E00FE">
+      <w:start w:val="1"/>
+      <w:numFmt w:val="bullet"/>
+      <w:lvlText w:val=""/>
+      <w:lvlJc w:val="left"/>
+      <w:pPr>
+        <w:ind w:left="1069" w:hanging="360"/>
+      </w:pPr>
+      <w:rPr>
+        <w:rFonts w:ascii="Symbol" w:hAnsi="Symbol" w:hint="default"/>
+      </w:rPr>
+    </w:lvl>
+    <w:lvl w:ilvl="1" w:tplc="0C0A0003" w:tentative="1">
+      <w:start w:val="1"/>
+      <w:numFmt w:val="bullet"/>
+      <w:lvlText w:val="o"/>
+      <w:lvlJc w:val="left"/>
+      <w:pPr>
+        <w:ind w:left="1789" w:hanging="360"/>
+      </w:pPr>
+      <w:rPr>
+        <w:rFonts w:ascii="Courier New" w:hAnsi="Courier New" w:cs="Courier New" w:hint="default"/>
+      </w:rPr>
+    </w:lvl>
+    <w:lvl w:ilvl="2" w:tplc="0C0A0005" w:tentative="1">
+      <w:start w:val="1"/>
+      <w:numFmt w:val="bullet"/>
+      <w:lvlText w:val=""/>
+      <w:lvlJc w:val="left"/>
+      <w:pPr>
+        <w:ind w:left="2509" w:hanging="360"/>
+      </w:pPr>
+      <w:rPr>
+        <w:rFonts w:ascii="Wingdings" w:hAnsi="Wingdings" w:hint="default"/>
+      </w:rPr>
+    </w:lvl>
+    <w:lvl w:ilvl="3" w:tplc="0C0A0001" w:tentative="1">
+      <w:start w:val="1"/>
+      <w:numFmt w:val="bullet"/>
+      <w:lvlText w:val=""/>
+      <w:lvlJc w:val="left"/>
+      <w:pPr>
+        <w:ind w:left="3229" w:hanging="360"/>
+      </w:pPr>
+      <w:rPr>
+        <w:rFonts w:ascii="Symbol" w:hAnsi="Symbol" w:hint="default"/>
+      </w:rPr>
+    </w:lvl>
+    <w:lvl w:ilvl="4" w:tplc="0C0A0003" w:tentative="1">
+      <w:start w:val="1"/>
+      <w:numFmt w:val="bullet"/>
+      <w:lvlText w:val="o"/>
+      <w:lvlJc w:val="left"/>
+      <w:pPr>
+        <w:ind w:left="3949" w:hanging="360"/>
+      </w:pPr>
+      <w:rPr>
+        <w:rFonts w:ascii="Courier New" w:hAnsi="Courier New" w:cs="Courier New" w:hint="default"/>
+      </w:rPr>
+    </w:lvl>
+    <w:lvl w:ilvl="5" w:tplc="0C0A0005" w:tentative="1">
+      <w:start w:val="1"/>
+      <w:numFmt w:val="bullet"/>
+      <w:lvlText w:val=""/>
+      <w:lvlJc w:val="left"/>
+      <w:pPr>
+        <w:ind w:left="4669" w:hanging="360"/>
+      </w:pPr>
+      <w:rPr>
+        <w:rFonts w:ascii="Wingdings" w:hAnsi="Wingdings" w:hint="default"/>
+      </w:rPr>
+    </w:lvl>
+    <w:lvl w:ilvl="6" w:tplc="0C0A0001" w:tentative="1">
+      <w:start w:val="1"/>
+      <w:numFmt w:val="bullet"/>
+      <w:lvlText w:val=""/>
+      <w:lvlJc w:val="left"/>
+      <w:pPr>
+        <w:ind w:left="5389" w:hanging="360"/>
+      </w:pPr>
+      <w:rPr>
+        <w:rFonts w:ascii="Symbol" w:hAnsi="Symbol" w:hint="default"/>
+      </w:rPr>
+    </w:lvl>
+    <w:lvl w:ilvl="7" w:tplc="0C0A0003" w:tentative="1">
+      <w:start w:val="1"/>
+      <w:numFmt w:val="bullet"/>
+      <w:lvlText w:val="o"/>
+      <w:lvlJc w:val="left"/>
+      <w:pPr>
+        <w:ind w:left="6109" w:hanging="360"/>
+      </w:pPr>
+      <w:rPr>
+        <w:rFonts w:ascii="Courier New" w:hAnsi="Courier New" w:cs="Courier New" w:hint="default"/>
+      </w:rPr>
+    </w:lvl>
+    <w:lvl w:ilvl="8" w:tplc="0C0A0005" w:tentative="1">
+      <w:start w:val="1"/>
+      <w:numFmt w:val="bullet"/>
+      <w:lvlText w:val=""/>
+      <w:lvlJc w:val="left"/>
+      <w:pPr>
+        <w:ind w:left="6829" w:hanging="360"/>
+      </w:pPr>
+      <w:rPr>
+        <w:rFonts w:ascii="Wingdings" w:hAnsi="Wingdings" w:hint="default"/>
+      </w:rPr>
+    </w:lvl>
+  </w:abstractNum>
+  <w:abstractNum w:abstractNumId="20" w15:restartNumberingAfterBreak="0">
+    <w:nsid w:val="55C93A09"/>
+    <w:multiLevelType w:val="hybridMultilevel"/>
+    <w:tmpl w:val="4C7457B8"/>
+    <w:lvl w:ilvl="0" w:tplc="8A1E00FE">
+      <w:start w:val="1"/>
+      <w:numFmt w:val="bullet"/>
+      <w:lvlText w:val=""/>
+      <w:lvlJc w:val="left"/>
+      <w:pPr>
+        <w:ind w:left="720" w:hanging="360"/>
+      </w:pPr>
+      <w:rPr>
+        <w:rFonts w:ascii="Symbol" w:hAnsi="Symbol" w:hint="default"/>
+      </w:rPr>
+    </w:lvl>
+    <w:lvl w:ilvl="1" w:tplc="0C0A0003" w:tentative="1">
+      <w:start w:val="1"/>
+      <w:numFmt w:val="bullet"/>
+      <w:lvlText w:val="o"/>
+      <w:lvlJc w:val="left"/>
+      <w:pPr>
+        <w:ind w:left="1440" w:hanging="360"/>
+      </w:pPr>
+      <w:rPr>
+        <w:rFonts w:ascii="Courier New" w:hAnsi="Courier New" w:cs="Courier New" w:hint="default"/>
+      </w:rPr>
+    </w:lvl>
+    <w:lvl w:ilvl="2" w:tplc="0C0A0005" w:tentative="1">
+      <w:start w:val="1"/>
+      <w:numFmt w:val="bullet"/>
+      <w:lvlText w:val=""/>
+      <w:lvlJc w:val="left"/>
+      <w:pPr>
+        <w:ind w:left="2160" w:hanging="360"/>
+      </w:pPr>
+      <w:rPr>
+        <w:rFonts w:ascii="Wingdings" w:hAnsi="Wingdings" w:hint="default"/>
+      </w:rPr>
+    </w:lvl>
+    <w:lvl w:ilvl="3" w:tplc="0C0A0001" w:tentative="1">
+      <w:start w:val="1"/>
+      <w:numFmt w:val="bullet"/>
+      <w:lvlText w:val=""/>
+      <w:lvlJc w:val="left"/>
+      <w:pPr>
+        <w:ind w:left="2880" w:hanging="360"/>
+      </w:pPr>
+      <w:rPr>
+        <w:rFonts w:ascii="Symbol" w:hAnsi="Symbol" w:hint="default"/>
+      </w:rPr>
+    </w:lvl>
+    <w:lvl w:ilvl="4" w:tplc="0C0A0003" w:tentative="1">
+      <w:start w:val="1"/>
+      <w:numFmt w:val="bullet"/>
+      <w:lvlText w:val="o"/>
+      <w:lvlJc w:val="left"/>
+      <w:pPr>
+        <w:ind w:left="3600" w:hanging="360"/>
+      </w:pPr>
+      <w:rPr>
+        <w:rFonts w:ascii="Courier New" w:hAnsi="Courier New" w:cs="Courier New" w:hint="default"/>
+      </w:rPr>
+    </w:lvl>
+    <w:lvl w:ilvl="5" w:tplc="0C0A0005" w:tentative="1">
+      <w:start w:val="1"/>
+      <w:numFmt w:val="bullet"/>
+      <w:lvlText w:val=""/>
+      <w:lvlJc w:val="left"/>
+      <w:pPr>
+        <w:ind w:left="4320" w:hanging="360"/>
+      </w:pPr>
+      <w:rPr>
+        <w:rFonts w:ascii="Wingdings" w:hAnsi="Wingdings" w:hint="default"/>
+      </w:rPr>
+    </w:lvl>
+    <w:lvl w:ilvl="6" w:tplc="0C0A0001" w:tentative="1">
+      <w:start w:val="1"/>
+      <w:numFmt w:val="bullet"/>
+      <w:lvlText w:val=""/>
+      <w:lvlJc w:val="left"/>
+      <w:pPr>
+        <w:ind w:left="5040" w:hanging="360"/>
+      </w:pPr>
+      <w:rPr>
+        <w:rFonts w:ascii="Symbol" w:hAnsi="Symbol" w:hint="default"/>
+      </w:rPr>
+    </w:lvl>
+    <w:lvl w:ilvl="7" w:tplc="0C0A0003" w:tentative="1">
+      <w:start w:val="1"/>
+      <w:numFmt w:val="bullet"/>
+      <w:lvlText w:val="o"/>
+      <w:lvlJc w:val="left"/>
+      <w:pPr>
+        <w:ind w:left="5760" w:hanging="360"/>
+      </w:pPr>
+      <w:rPr>
+        <w:rFonts w:ascii="Courier New" w:hAnsi="Courier New" w:cs="Courier New" w:hint="default"/>
+      </w:rPr>
+    </w:lvl>
+    <w:lvl w:ilvl="8" w:tplc="0C0A0005" w:tentative="1">
+      <w:start w:val="1"/>
+      <w:numFmt w:val="bullet"/>
+      <w:lvlText w:val=""/>
+      <w:lvlJc w:val="left"/>
+      <w:pPr>
+        <w:ind w:left="6480" w:hanging="360"/>
+      </w:pPr>
+      <w:rPr>
+        <w:rFonts w:ascii="Wingdings" w:hAnsi="Wingdings" w:hint="default"/>
+      </w:rPr>
+    </w:lvl>
+  </w:abstractNum>
+  <w:abstractNum w:abstractNumId="21" w15:restartNumberingAfterBreak="0">
+    <w:nsid w:val="57D5567D"/>
+    <w:multiLevelType w:val="hybridMultilevel"/>
+    <w:tmpl w:val="732A6E96"/>
+    <w:lvl w:ilvl="0" w:tplc="0C0A0003">
+      <w:start w:val="1"/>
+      <w:numFmt w:val="bullet"/>
+      <w:lvlText w:val="o"/>
+      <w:lvlJc w:val="left"/>
+      <w:pPr>
+        <w:ind w:left="1778" w:hanging="360"/>
+      </w:pPr>
+      <w:rPr>
+        <w:rFonts w:ascii="Courier New" w:hAnsi="Courier New" w:cs="Courier New" w:hint="default"/>
+      </w:rPr>
+    </w:lvl>
+    <w:lvl w:ilvl="1" w:tplc="0C0A0003" w:tentative="1">
+      <w:start w:val="1"/>
+      <w:numFmt w:val="bullet"/>
+      <w:lvlText w:val="o"/>
+      <w:lvlJc w:val="left"/>
+      <w:pPr>
+        <w:ind w:left="2498" w:hanging="360"/>
+      </w:pPr>
+      <w:rPr>
+        <w:rFonts w:ascii="Courier New" w:hAnsi="Courier New" w:cs="Courier New" w:hint="default"/>
+      </w:rPr>
+    </w:lvl>
+    <w:lvl w:ilvl="2" w:tplc="0C0A0005" w:tentative="1">
+      <w:start w:val="1"/>
+      <w:numFmt w:val="bullet"/>
+      <w:lvlText w:val=""/>
+      <w:lvlJc w:val="left"/>
+      <w:pPr>
+        <w:ind w:left="3218" w:hanging="360"/>
+      </w:pPr>
+      <w:rPr>
+        <w:rFonts w:ascii="Wingdings" w:hAnsi="Wingdings" w:hint="default"/>
+      </w:rPr>
+    </w:lvl>
+    <w:lvl w:ilvl="3" w:tplc="0C0A0001" w:tentative="1">
+      <w:start w:val="1"/>
+      <w:numFmt w:val="bullet"/>
+      <w:lvlText w:val=""/>
+      <w:lvlJc w:val="left"/>
+      <w:pPr>
+        <w:ind w:left="3938" w:hanging="360"/>
+      </w:pPr>
+      <w:rPr>
+        <w:rFonts w:ascii="Symbol" w:hAnsi="Symbol" w:hint="default"/>
+      </w:rPr>
+    </w:lvl>
+    <w:lvl w:ilvl="4" w:tplc="0C0A0003" w:tentative="1">
+      <w:start w:val="1"/>
+      <w:numFmt w:val="bullet"/>
+      <w:lvlText w:val="o"/>
+      <w:lvlJc w:val="left"/>
+      <w:pPr>
+        <w:ind w:left="4658" w:hanging="360"/>
+      </w:pPr>
+      <w:rPr>
+        <w:rFonts w:ascii="Courier New" w:hAnsi="Courier New" w:cs="Courier New" w:hint="default"/>
+      </w:rPr>
+    </w:lvl>
+    <w:lvl w:ilvl="5" w:tplc="0C0A0005" w:tentative="1">
+      <w:start w:val="1"/>
+      <w:numFmt w:val="bullet"/>
+      <w:lvlText w:val=""/>
+      <w:lvlJc w:val="left"/>
+      <w:pPr>
+        <w:ind w:left="5378" w:hanging="360"/>
+      </w:pPr>
+      <w:rPr>
+        <w:rFonts w:ascii="Wingdings" w:hAnsi="Wingdings" w:hint="default"/>
+      </w:rPr>
+    </w:lvl>
+    <w:lvl w:ilvl="6" w:tplc="0C0A0001" w:tentative="1">
+      <w:start w:val="1"/>
+      <w:numFmt w:val="bullet"/>
+      <w:lvlText w:val=""/>
+      <w:lvlJc w:val="left"/>
+      <w:pPr>
+        <w:ind w:left="6098" w:hanging="360"/>
+      </w:pPr>
+      <w:rPr>
+        <w:rFonts w:ascii="Symbol" w:hAnsi="Symbol" w:hint="default"/>
+      </w:rPr>
+    </w:lvl>
+    <w:lvl w:ilvl="7" w:tplc="0C0A0003" w:tentative="1">
+      <w:start w:val="1"/>
+      <w:numFmt w:val="bullet"/>
+      <w:lvlText w:val="o"/>
+      <w:lvlJc w:val="left"/>
+      <w:pPr>
+        <w:ind w:left="6818" w:hanging="360"/>
+      </w:pPr>
+      <w:rPr>
+        <w:rFonts w:ascii="Courier New" w:hAnsi="Courier New" w:cs="Courier New" w:hint="default"/>
+      </w:rPr>
+    </w:lvl>
+    <w:lvl w:ilvl="8" w:tplc="0C0A0005" w:tentative="1">
+      <w:start w:val="1"/>
+      <w:numFmt w:val="bullet"/>
+      <w:lvlText w:val=""/>
+      <w:lvlJc w:val="left"/>
+      <w:pPr>
+        <w:ind w:left="7538" w:hanging="360"/>
+      </w:pPr>
+      <w:rPr>
+        <w:rFonts w:ascii="Wingdings" w:hAnsi="Wingdings" w:hint="default"/>
+      </w:rPr>
+    </w:lvl>
+  </w:abstractNum>
+  <w:abstractNum w:abstractNumId="22" w15:restartNumberingAfterBreak="0">
+    <w:nsid w:val="5F7C7008"/>
+    <w:multiLevelType w:val="hybridMultilevel"/>
+    <w:tmpl w:val="45623C72"/>
+    <w:lvl w:ilvl="0" w:tplc="0C0A0001">
+      <w:start w:val="1"/>
+      <w:numFmt w:val="bullet"/>
+      <w:lvlText w:val=""/>
+      <w:lvlJc w:val="left"/>
+      <w:pPr>
+        <w:ind w:left="1494" w:hanging="360"/>
+      </w:pPr>
+      <w:rPr>
+        <w:rFonts w:ascii="Symbol" w:hAnsi="Symbol" w:hint="default"/>
+      </w:rPr>
+    </w:lvl>
+    <w:lvl w:ilvl="1" w:tplc="0C0A0003" w:tentative="1">
+      <w:start w:val="1"/>
+      <w:numFmt w:val="bullet"/>
+      <w:lvlText w:val="o"/>
+      <w:lvlJc w:val="left"/>
+      <w:pPr>
+        <w:ind w:left="2214" w:hanging="360"/>
+      </w:pPr>
+      <w:rPr>
+        <w:rFonts w:ascii="Courier New" w:hAnsi="Courier New" w:cs="Courier New" w:hint="default"/>
+      </w:rPr>
+    </w:lvl>
+    <w:lvl w:ilvl="2" w:tplc="0C0A0005" w:tentative="1">
+      <w:start w:val="1"/>
+      <w:numFmt w:val="bullet"/>
+      <w:lvlText w:val=""/>
+      <w:lvlJc w:val="left"/>
+      <w:pPr>
+        <w:ind w:left="2934" w:hanging="360"/>
+      </w:pPr>
+      <w:rPr>
+        <w:rFonts w:ascii="Wingdings" w:hAnsi="Wingdings" w:hint="default"/>
+      </w:rPr>
+    </w:lvl>
+    <w:lvl w:ilvl="3" w:tplc="0C0A0001" w:tentative="1">
+      <w:start w:val="1"/>
+      <w:numFmt w:val="bullet"/>
+      <w:lvlText w:val=""/>
+      <w:lvlJc w:val="left"/>
+      <w:pPr>
+        <w:ind w:left="3654" w:hanging="360"/>
+      </w:pPr>
+      <w:rPr>
+        <w:rFonts w:ascii="Symbol" w:hAnsi="Symbol" w:hint="default"/>
+      </w:rPr>
+    </w:lvl>
+    <w:lvl w:ilvl="4" w:tplc="0C0A0003" w:tentative="1">
+      <w:start w:val="1"/>
+      <w:numFmt w:val="bullet"/>
+      <w:lvlText w:val="o"/>
+      <w:lvlJc w:val="left"/>
+      <w:pPr>
+        <w:ind w:left="4374" w:hanging="360"/>
+      </w:pPr>
+      <w:rPr>
+        <w:rFonts w:ascii="Courier New" w:hAnsi="Courier New" w:cs="Courier New" w:hint="default"/>
+      </w:rPr>
+    </w:lvl>
+    <w:lvl w:ilvl="5" w:tplc="0C0A0005" w:tentative="1">
+      <w:start w:val="1"/>
+      <w:numFmt w:val="bullet"/>
+      <w:lvlText w:val=""/>
+      <w:lvlJc w:val="left"/>
+      <w:pPr>
+        <w:ind w:left="5094" w:hanging="360"/>
+      </w:pPr>
+      <w:rPr>
+        <w:rFonts w:ascii="Wingdings" w:hAnsi="Wingdings" w:hint="default"/>
+      </w:rPr>
+    </w:lvl>
+    <w:lvl w:ilvl="6" w:tplc="0C0A0001" w:tentative="1">
+      <w:start w:val="1"/>
+      <w:numFmt w:val="bullet"/>
+      <w:lvlText w:val=""/>
+      <w:lvlJc w:val="left"/>
+      <w:pPr>
+        <w:ind w:left="5814" w:hanging="360"/>
+      </w:pPr>
+      <w:rPr>
+        <w:rFonts w:ascii="Symbol" w:hAnsi="Symbol" w:hint="default"/>
+      </w:rPr>
+    </w:lvl>
+    <w:lvl w:ilvl="7" w:tplc="0C0A0003" w:tentative="1">
+      <w:start w:val="1"/>
+      <w:numFmt w:val="bullet"/>
+      <w:lvlText w:val="o"/>
+      <w:lvlJc w:val="left"/>
+      <w:pPr>
+        <w:ind w:left="6534" w:hanging="360"/>
+      </w:pPr>
+      <w:rPr>
+        <w:rFonts w:ascii="Courier New" w:hAnsi="Courier New" w:cs="Courier New" w:hint="default"/>
+      </w:rPr>
+    </w:lvl>
+    <w:lvl w:ilvl="8" w:tplc="0C0A0005" w:tentative="1">
+      <w:start w:val="1"/>
+      <w:numFmt w:val="bullet"/>
+      <w:lvlText w:val=""/>
+      <w:lvlJc w:val="left"/>
+      <w:pPr>
+        <w:ind w:left="7254" w:hanging="360"/>
+      </w:pPr>
+      <w:rPr>
+        <w:rFonts w:ascii="Wingdings" w:hAnsi="Wingdings" w:hint="default"/>
+      </w:rPr>
+    </w:lvl>
+  </w:abstractNum>
+  <w:abstractNum w:abstractNumId="23" w15:restartNumberingAfterBreak="0">
+    <w:nsid w:val="653D26CE"/>
+    <w:multiLevelType w:val="hybridMultilevel"/>
+    <w:tmpl w:val="DE4209DC"/>
+    <w:lvl w:ilvl="0" w:tplc="0C0A0001">
+      <w:start w:val="1"/>
+      <w:numFmt w:val="bullet"/>
+      <w:lvlText w:val=""/>
+      <w:lvlJc w:val="left"/>
+      <w:pPr>
+        <w:ind w:left="1352" w:hanging="360"/>
+      </w:pPr>
+      <w:rPr>
+        <w:rFonts w:ascii="Symbol" w:hAnsi="Symbol" w:hint="default"/>
+      </w:rPr>
+    </w:lvl>
+    <w:lvl w:ilvl="1" w:tplc="0C0A0003" w:tentative="1">
+      <w:start w:val="1"/>
+      <w:numFmt w:val="bullet"/>
+      <w:lvlText w:val="o"/>
+      <w:lvlJc w:val="left"/>
+      <w:pPr>
+        <w:ind w:left="2072" w:hanging="360"/>
+      </w:pPr>
+      <w:rPr>
+        <w:rFonts w:ascii="Courier New" w:hAnsi="Courier New" w:cs="Courier New" w:hint="default"/>
+      </w:rPr>
+    </w:lvl>
+    <w:lvl w:ilvl="2" w:tplc="0C0A0005" w:tentative="1">
+      <w:start w:val="1"/>
+      <w:numFmt w:val="bullet"/>
+      <w:lvlText w:val=""/>
+      <w:lvlJc w:val="left"/>
+      <w:pPr>
+        <w:ind w:left="2792" w:hanging="360"/>
+      </w:pPr>
+      <w:rPr>
+        <w:rFonts w:ascii="Wingdings" w:hAnsi="Wingdings" w:hint="default"/>
+      </w:rPr>
+    </w:lvl>
+    <w:lvl w:ilvl="3" w:tplc="0C0A0001" w:tentative="1">
+      <w:start w:val="1"/>
+      <w:numFmt w:val="bullet"/>
+      <w:lvlText w:val=""/>
+      <w:lvlJc w:val="left"/>
+      <w:pPr>
+        <w:ind w:left="3512" w:hanging="360"/>
+      </w:pPr>
+      <w:rPr>
+        <w:rFonts w:ascii="Symbol" w:hAnsi="Symbol" w:hint="default"/>
+      </w:rPr>
+    </w:lvl>
+    <w:lvl w:ilvl="4" w:tplc="0C0A0003" w:tentative="1">
+      <w:start w:val="1"/>
+      <w:numFmt w:val="bullet"/>
+      <w:lvlText w:val="o"/>
+      <w:lvlJc w:val="left"/>
+      <w:pPr>
+        <w:ind w:left="4232" w:hanging="360"/>
+      </w:pPr>
+      <w:rPr>
+        <w:rFonts w:ascii="Courier New" w:hAnsi="Courier New" w:cs="Courier New" w:hint="default"/>
+      </w:rPr>
+    </w:lvl>
+    <w:lvl w:ilvl="5" w:tplc="0C0A0005" w:tentative="1">
+      <w:start w:val="1"/>
+      <w:numFmt w:val="bullet"/>
+      <w:lvlText w:val=""/>
+      <w:lvlJc w:val="left"/>
+      <w:pPr>
+        <w:ind w:left="4952" w:hanging="360"/>
+      </w:pPr>
+      <w:rPr>
+        <w:rFonts w:ascii="Wingdings" w:hAnsi="Wingdings" w:hint="default"/>
+      </w:rPr>
+    </w:lvl>
+    <w:lvl w:ilvl="6" w:tplc="0C0A0001" w:tentative="1">
+      <w:start w:val="1"/>
+      <w:numFmt w:val="bullet"/>
+      <w:lvlText w:val=""/>
+      <w:lvlJc w:val="left"/>
+      <w:pPr>
+        <w:ind w:left="5672" w:hanging="360"/>
+      </w:pPr>
+      <w:rPr>
+        <w:rFonts w:ascii="Symbol" w:hAnsi="Symbol" w:hint="default"/>
+      </w:rPr>
+    </w:lvl>
+    <w:lvl w:ilvl="7" w:tplc="0C0A0003" w:tentative="1">
+      <w:start w:val="1"/>
+      <w:numFmt w:val="bullet"/>
+      <w:lvlText w:val="o"/>
+      <w:lvlJc w:val="left"/>
+      <w:pPr>
+        <w:ind w:left="6392" w:hanging="360"/>
+      </w:pPr>
+      <w:rPr>
+        <w:rFonts w:ascii="Courier New" w:hAnsi="Courier New" w:cs="Courier New" w:hint="default"/>
+      </w:rPr>
+    </w:lvl>
+    <w:lvl w:ilvl="8" w:tplc="0C0A0005" w:tentative="1">
+      <w:start w:val="1"/>
+      <w:numFmt w:val="bullet"/>
+      <w:lvlText w:val=""/>
+      <w:lvlJc w:val="left"/>
+      <w:pPr>
+        <w:ind w:left="7112" w:hanging="360"/>
+      </w:pPr>
+      <w:rPr>
+        <w:rFonts w:ascii="Wingdings" w:hAnsi="Wingdings" w:hint="default"/>
+      </w:rPr>
+    </w:lvl>
+  </w:abstractNum>
+  <w:abstractNum w:abstractNumId="24" w15:restartNumberingAfterBreak="0">
+    <w:nsid w:val="6DA80460"/>
+    <w:multiLevelType w:val="hybridMultilevel"/>
+    <w:tmpl w:val="0C709108"/>
+    <w:lvl w:ilvl="0" w:tplc="0C0A0013">
+      <w:start w:val="1"/>
+      <w:numFmt w:val="upperRoman"/>
+      <w:lvlText w:val="%1."/>
+      <w:lvlJc w:val="right"/>
+      <w:pPr>
+        <w:ind w:left="720" w:hanging="360"/>
+      </w:pPr>
+    </w:lvl>
+    <w:lvl w:ilvl="1" w:tplc="0C0A0019" w:tentative="1">
+      <w:start w:val="1"/>
+      <w:numFmt w:val="lowerLetter"/>
+      <w:lvlText w:val="%2."/>
+      <w:lvlJc w:val="left"/>
+      <w:pPr>
+        <w:ind w:left="1440" w:hanging="360"/>
+      </w:pPr>
+    </w:lvl>
+    <w:lvl w:ilvl="2" w:tplc="0C0A001B" w:tentative="1">
+      <w:start w:val="1"/>
+      <w:numFmt w:val="lowerRoman"/>
+      <w:lvlText w:val="%3."/>
+      <w:lvlJc w:val="right"/>
+      <w:pPr>
+        <w:ind w:left="2160" w:hanging="180"/>
+      </w:pPr>
+    </w:lvl>
+    <w:lvl w:ilvl="3" w:tplc="0C0A000F" w:tentative="1">
+      <w:start w:val="1"/>
+      <w:numFmt w:val="decimal"/>
+      <w:lvlText w:val="%4."/>
+      <w:lvlJc w:val="left"/>
+      <w:pPr>
+        <w:ind w:left="2880" w:hanging="360"/>
+      </w:pPr>
+    </w:lvl>
+    <w:lvl w:ilvl="4" w:tplc="0C0A0019" w:tentative="1">
+      <w:start w:val="1"/>
+      <w:numFmt w:val="lowerLetter"/>
+      <w:lvlText w:val="%5."/>
+      <w:lvlJc w:val="left"/>
+      <w:pPr>
+        <w:ind w:left="3600" w:hanging="360"/>
+      </w:pPr>
+    </w:lvl>
+    <w:lvl w:ilvl="5" w:tplc="0C0A001B" w:tentative="1">
+      <w:start w:val="1"/>
+      <w:numFmt w:val="lowerRoman"/>
+      <w:lvlText w:val="%6."/>
+      <w:lvlJc w:val="right"/>
+      <w:pPr>
+        <w:ind w:left="4320" w:hanging="180"/>
+      </w:pPr>
+    </w:lvl>
+    <w:lvl w:ilvl="6" w:tplc="0C0A000F" w:tentative="1">
+      <w:start w:val="1"/>
+      <w:numFmt w:val="decimal"/>
+      <w:lvlText w:val="%7."/>
+      <w:lvlJc w:val="left"/>
+      <w:pPr>
+        <w:ind w:left="5040" w:hanging="360"/>
+      </w:pPr>
+    </w:lvl>
+    <w:lvl w:ilvl="7" w:tplc="0C0A0019" w:tentative="1">
+      <w:start w:val="1"/>
+      <w:numFmt w:val="lowerLetter"/>
+      <w:lvlText w:val="%8."/>
+      <w:lvlJc w:val="left"/>
+      <w:pPr>
+        <w:ind w:left="5760" w:hanging="360"/>
+      </w:pPr>
+    </w:lvl>
+    <w:lvl w:ilvl="8" w:tplc="0C0A001B" w:tentative="1">
+      <w:start w:val="1"/>
+      <w:numFmt w:val="lowerRoman"/>
+      <w:lvlText w:val="%9."/>
+      <w:lvlJc w:val="right"/>
+      <w:pPr>
+        <w:ind w:left="6480" w:hanging="180"/>
+      </w:pPr>
+    </w:lvl>
+  </w:abstractNum>
+  <w:abstractNum w:abstractNumId="25" w15:restartNumberingAfterBreak="0">
+    <w:nsid w:val="71855AB2"/>
+    <w:multiLevelType w:val="hybridMultilevel"/>
+    <w:tmpl w:val="6538A6FC"/>
+    <w:lvl w:ilvl="0" w:tplc="0C0A0013">
+      <w:start w:val="1"/>
+      <w:numFmt w:val="upperRoman"/>
+      <w:lvlText w:val="%1."/>
+      <w:lvlJc w:val="right"/>
+      <w:pPr>
+        <w:ind w:left="720" w:hanging="360"/>
+      </w:pPr>
+    </w:lvl>
+    <w:lvl w:ilvl="1" w:tplc="0C0A0019" w:tentative="1">
+      <w:start w:val="1"/>
+      <w:numFmt w:val="lowerLetter"/>
+      <w:lvlText w:val="%2."/>
+      <w:lvlJc w:val="left"/>
+      <w:pPr>
+        <w:ind w:left="1440" w:hanging="360"/>
+      </w:pPr>
+    </w:lvl>
+    <w:lvl w:ilvl="2" w:tplc="0C0A001B" w:tentative="1">
+      <w:start w:val="1"/>
+      <w:numFmt w:val="lowerRoman"/>
+      <w:lvlText w:val="%3."/>
+      <w:lvlJc w:val="right"/>
+      <w:pPr>
+        <w:ind w:left="2160" w:hanging="180"/>
+      </w:pPr>
+    </w:lvl>
+    <w:lvl w:ilvl="3" w:tplc="0C0A000F" w:tentative="1">
+      <w:start w:val="1"/>
+      <w:numFmt w:val="decimal"/>
+      <w:lvlText w:val="%4."/>
+      <w:lvlJc w:val="left"/>
+      <w:pPr>
+        <w:ind w:left="2880" w:hanging="360"/>
+      </w:pPr>
+    </w:lvl>
+    <w:lvl w:ilvl="4" w:tplc="0C0A0019" w:tentative="1">
+      <w:start w:val="1"/>
+      <w:numFmt w:val="lowerLetter"/>
+      <w:lvlText w:val="%5."/>
+      <w:lvlJc w:val="left"/>
+      <w:pPr>
+        <w:ind w:left="3600" w:hanging="360"/>
+      </w:pPr>
+    </w:lvl>
+    <w:lvl w:ilvl="5" w:tplc="0C0A001B" w:tentative="1">
+      <w:start w:val="1"/>
+      <w:numFmt w:val="lowerRoman"/>
+      <w:lvlText w:val="%6."/>
+      <w:lvlJc w:val="right"/>
+      <w:pPr>
+        <w:ind w:left="4320" w:hanging="180"/>
+      </w:pPr>
+    </w:lvl>
+    <w:lvl w:ilvl="6" w:tplc="0C0A000F" w:tentative="1">
+      <w:start w:val="1"/>
+      <w:numFmt w:val="decimal"/>
+      <w:lvlText w:val="%7."/>
+      <w:lvlJc w:val="left"/>
+      <w:pPr>
+        <w:ind w:left="5040" w:hanging="360"/>
+      </w:pPr>
+    </w:lvl>
+    <w:lvl w:ilvl="7" w:tplc="0C0A0019" w:tentative="1">
+      <w:start w:val="1"/>
+      <w:numFmt w:val="lowerLetter"/>
+      <w:lvlText w:val="%8."/>
+      <w:lvlJc w:val="left"/>
+      <w:pPr>
+        <w:ind w:left="5760" w:hanging="360"/>
+      </w:pPr>
+    </w:lvl>
+    <w:lvl w:ilvl="8" w:tplc="0C0A001B" w:tentative="1">
+      <w:start w:val="1"/>
+      <w:numFmt w:val="lowerRoman"/>
+      <w:lvlText w:val="%9."/>
+      <w:lvlJc w:val="right"/>
+      <w:pPr>
+        <w:ind w:left="6480" w:hanging="180"/>
+      </w:pPr>
+    </w:lvl>
+  </w:abstractNum>
+  <w:abstractNum w:abstractNumId="26" w15:restartNumberingAfterBreak="0">
+    <w:nsid w:val="7F9F4CCD"/>
+    <w:multiLevelType w:val="hybridMultilevel"/>
+    <w:tmpl w:val="30B05E00"/>
+    <w:lvl w:ilvl="0" w:tplc="0C0A0003">
+      <w:start w:val="1"/>
+      <w:numFmt w:val="bullet"/>
+      <w:lvlText w:val="o"/>
+      <w:lvlJc w:val="left"/>
+      <w:pPr>
+        <w:ind w:left="1636" w:hanging="360"/>
+      </w:pPr>
+      <w:rPr>
+        <w:rFonts w:ascii="Courier New" w:hAnsi="Courier New" w:cs="Courier New" w:hint="default"/>
+      </w:rPr>
+    </w:lvl>
+    <w:lvl w:ilvl="1" w:tplc="0C0A0003" w:tentative="1">
+      <w:start w:val="1"/>
+      <w:numFmt w:val="bullet"/>
+      <w:lvlText w:val="o"/>
+      <w:lvlJc w:val="left"/>
+      <w:pPr>
+        <w:ind w:left="2356" w:hanging="360"/>
+      </w:pPr>
+      <w:rPr>
+        <w:rFonts w:ascii="Courier New" w:hAnsi="Courier New" w:cs="Courier New" w:hint="default"/>
+      </w:rPr>
+    </w:lvl>
+    <w:lvl w:ilvl="2" w:tplc="0C0A0005" w:tentative="1">
+      <w:start w:val="1"/>
+      <w:numFmt w:val="bullet"/>
+      <w:lvlText w:val=""/>
+      <w:lvlJc w:val="left"/>
+      <w:pPr>
+        <w:ind w:left="3076" w:hanging="360"/>
+      </w:pPr>
+      <w:rPr>
+        <w:rFonts w:ascii="Wingdings" w:hAnsi="Wingdings" w:hint="default"/>
+      </w:rPr>
+    </w:lvl>
+    <w:lvl w:ilvl="3" w:tplc="0C0A0001" w:tentative="1">
+      <w:start w:val="1"/>
+      <w:numFmt w:val="bullet"/>
+      <w:lvlText w:val=""/>
+      <w:lvlJc w:val="left"/>
+      <w:pPr>
+        <w:ind w:left="3796" w:hanging="360"/>
+      </w:pPr>
+      <w:rPr>
+        <w:rFonts w:ascii="Symbol" w:hAnsi="Symbol" w:hint="default"/>
+      </w:rPr>
+    </w:lvl>
+    <w:lvl w:ilvl="4" w:tplc="0C0A0003" w:tentative="1">
+      <w:start w:val="1"/>
+      <w:numFmt w:val="bullet"/>
+      <w:lvlText w:val="o"/>
+      <w:lvlJc w:val="left"/>
+      <w:pPr>
+        <w:ind w:left="4516" w:hanging="360"/>
+      </w:pPr>
+      <w:rPr>
+        <w:rFonts w:ascii="Courier New" w:hAnsi="Courier New" w:cs="Courier New" w:hint="default"/>
+      </w:rPr>
+    </w:lvl>
+    <w:lvl w:ilvl="5" w:tplc="0C0A0005" w:tentative="1">
+      <w:start w:val="1"/>
+      <w:numFmt w:val="bullet"/>
+      <w:lvlText w:val=""/>
+      <w:lvlJc w:val="left"/>
+      <w:pPr>
+        <w:ind w:left="5236" w:hanging="360"/>
+      </w:pPr>
+      <w:rPr>
+        <w:rFonts w:ascii="Wingdings" w:hAnsi="Wingdings" w:hint="default"/>
+      </w:rPr>
+    </w:lvl>
+    <w:lvl w:ilvl="6" w:tplc="0C0A0001" w:tentative="1">
+      <w:start w:val="1"/>
+      <w:numFmt w:val="bullet"/>
+      <w:lvlText w:val=""/>
+      <w:lvlJc w:val="left"/>
+      <w:pPr>
+        <w:ind w:left="5956" w:hanging="360"/>
+      </w:pPr>
+      <w:rPr>
+        <w:rFonts w:ascii="Symbol" w:hAnsi="Symbol" w:hint="default"/>
+      </w:rPr>
+    </w:lvl>
+    <w:lvl w:ilvl="7" w:tplc="0C0A0003" w:tentative="1">
+      <w:start w:val="1"/>
+      <w:numFmt w:val="bullet"/>
+      <w:lvlText w:val="o"/>
+      <w:lvlJc w:val="left"/>
+      <w:pPr>
+        <w:ind w:left="6676" w:hanging="360"/>
+      </w:pPr>
+      <w:rPr>
+        <w:rFonts w:ascii="Courier New" w:hAnsi="Courier New" w:cs="Courier New" w:hint="default"/>
+      </w:rPr>
+    </w:lvl>
+    <w:lvl w:ilvl="8" w:tplc="0C0A0005" w:tentative="1">
+      <w:start w:val="1"/>
+      <w:numFmt w:val="bullet"/>
+      <w:lvlText w:val=""/>
+      <w:lvlJc w:val="left"/>
+      <w:pPr>
+        <w:ind w:left="7396" w:hanging="360"/>
+      </w:pPr>
+      <w:rPr>
+        <w:rFonts w:ascii="Wingdings" w:hAnsi="Wingdings" w:hint="default"/>
+      </w:rPr>
+    </w:lvl>
+  </w:abstractNum>
   <w:num w:numId="1">
+    <w:abstractNumId w:val="15"/>
+  </w:num>
+  <w:num w:numId="2">
+    <w:abstractNumId w:val="3"/>
+  </w:num>
+  <w:num w:numId="3">
+    <w:abstractNumId w:val="16"/>
+  </w:num>
+  <w:num w:numId="4">
+    <w:abstractNumId w:val="8"/>
+  </w:num>
+  <w:num w:numId="5">
+    <w:abstractNumId w:val="25"/>
+  </w:num>
+  <w:num w:numId="6">
+    <w:abstractNumId w:val="18"/>
+  </w:num>
+  <w:num w:numId="7">
+    <w:abstractNumId w:val="9"/>
+  </w:num>
+  <w:num w:numId="8">
+    <w:abstractNumId w:val="4"/>
+  </w:num>
+  <w:num w:numId="9">
+    <w:abstractNumId w:val="24"/>
+  </w:num>
+  <w:num w:numId="10">
+    <w:abstractNumId w:val="7"/>
+  </w:num>
+  <w:num w:numId="11">
+    <w:abstractNumId w:val="19"/>
+  </w:num>
+  <w:num w:numId="12">
     <w:abstractNumId w:val="0"/>
+  </w:num>
+  <w:num w:numId="13">
+    <w:abstractNumId w:val="11"/>
+  </w:num>
+  <w:num w:numId="14">
+    <w:abstractNumId w:val="20"/>
+  </w:num>
+  <w:num w:numId="15">
+    <w:abstractNumId w:val="14"/>
+  </w:num>
+  <w:num w:numId="16">
+    <w:abstractNumId w:val="26"/>
+  </w:num>
+  <w:num w:numId="17">
+    <w:abstractNumId w:val="2"/>
+  </w:num>
+  <w:num w:numId="18">
+    <w:abstractNumId w:val="13"/>
+  </w:num>
+  <w:num w:numId="19">
+    <w:abstractNumId w:val="12"/>
+  </w:num>
+  <w:num w:numId="20">
+    <w:abstractNumId w:val="5"/>
+  </w:num>
+  <w:num w:numId="21">
+    <w:abstractNumId w:val="17"/>
+  </w:num>
+  <w:num w:numId="22">
+    <w:abstractNumId w:val="6"/>
+  </w:num>
+  <w:num w:numId="23">
+    <w:abstractNumId w:val="1"/>
+  </w:num>
+  <w:num w:numId="24">
+    <w:abstractNumId w:val="23"/>
+  </w:num>
+  <w:num w:numId="25">
+    <w:abstractNumId w:val="22"/>
+  </w:num>
+  <w:num w:numId="26">
+    <w:abstractNumId w:val="10"/>
+  </w:num>
+  <w:num w:numId="27">
+    <w:abstractNumId w:val="21"/>
   </w:num>
 </w:numbering>
 </file>
@@ -2967,12 +9445,33 @@
 
 <file path=word/glossary/fontTable.xml><?xml version="1.0" encoding="utf-8"?>
 <w:fonts xmlns:mc="http://schemas.openxmlformats.org/markup-compatibility/2006" xmlns:r="http://schemas.openxmlformats.org/officeDocument/2006/relationships" xmlns:w="http://schemas.openxmlformats.org/wordprocessingml/2006/main" xmlns:w14="http://schemas.microsoft.com/office/word/2010/wordml" xmlns:w15="http://schemas.microsoft.com/office/word/2012/wordml" xmlns:w16se="http://schemas.microsoft.com/office/word/2015/wordml/symex" mc:Ignorable="w14 w15 w16se">
+  <w:font w:name="Symbol">
+    <w:panose1 w:val="05050102010706020507"/>
+    <w:charset w:val="02"/>
+    <w:family w:val="roman"/>
+    <w:pitch w:val="variable"/>
+    <w:sig w:usb0="00000000" w:usb1="10000000" w:usb2="00000000" w:usb3="00000000" w:csb0="80000000" w:csb1="00000000"/>
+  </w:font>
   <w:font w:name="Times New Roman">
     <w:panose1 w:val="02020603050405020304"/>
     <w:charset w:val="00"/>
     <w:family w:val="roman"/>
     <w:pitch w:val="variable"/>
     <w:sig w:usb0="E0002EFF" w:usb1="C000785B" w:usb2="00000009" w:usb3="00000000" w:csb0="000001FF" w:csb1="00000000"/>
+  </w:font>
+  <w:font w:name="Courier New">
+    <w:panose1 w:val="02070309020205020404"/>
+    <w:charset w:val="00"/>
+    <w:family w:val="modern"/>
+    <w:pitch w:val="fixed"/>
+    <w:sig w:usb0="E0002EFF" w:usb1="C0007843" w:usb2="00000009" w:usb3="00000000" w:csb0="000001FF" w:csb1="00000000"/>
+  </w:font>
+  <w:font w:name="Wingdings">
+    <w:panose1 w:val="05000000000000000000"/>
+    <w:charset w:val="02"/>
+    <w:family w:val="auto"/>
+    <w:pitch w:val="variable"/>
+    <w:sig w:usb0="00000000" w:usb1="10000000" w:usb2="00000000" w:usb3="00000000" w:csb0="80000000" w:csb1="00000000"/>
   </w:font>
   <w:font w:name="Calibri">
     <w:panose1 w:val="020F0502020204030204"/>
@@ -3008,7 +9507,11 @@
   <w:rsids>
     <w:rsidRoot w:val="004A129F"/>
     <w:rsid w:val="00281ADB"/>
+    <w:rsid w:val="003F5FBD"/>
     <w:rsid w:val="004A129F"/>
+    <w:rsid w:val="0085060A"/>
+    <w:rsid w:val="00951E3D"/>
+    <w:rsid w:val="00EA06BA"/>
   </w:rsids>
   <m:mathPr>
     <m:mathFont m:val="Cambria Math"/>
@@ -3755,7 +10258,7 @@
 </file>
 
 <file path=customXml/itemProps2.xml><?xml version="1.0" encoding="utf-8"?>
-<ds:datastoreItem xmlns:ds="http://schemas.openxmlformats.org/officeDocument/2006/customXml" ds:itemID="{69E49282-2CC6-4071-A750-3ADE5702AC2D}">
+<ds:datastoreItem xmlns:ds="http://schemas.openxmlformats.org/officeDocument/2006/customXml" ds:itemID="{5DF119E9-6B1D-41CA-817D-123497BD62E7}">
   <ds:schemaRefs>
     <ds:schemaRef ds:uri="http://schemas.openxmlformats.org/officeDocument/2006/bibliography"/>
   </ds:schemaRefs>
